--- a/deliverables/technical_description/오이소창원_AI_Agent_기술설명서_20261005.docx
+++ b/deliverables/technical_description/오이소창원_AI_Agent_기술설명서_20261005.docx
@@ -1147,7 +1147,7 @@
               </w:rPr>
               <w:t xml:space="preserve">저장소 </w:t>
             </w:r>
-            <w:hyperlink w:history="1" r:id="rIdzlhoyr8liwzsvmbsq0ho2">
+            <w:hyperlink w:history="1" r:id="rIdqcskch3uqorurz5dzmgei">
               <w:r>
                 <w:rPr>
                   <w:rStyle w:val="Hyperlink"/>
@@ -1166,7 +1166,7 @@
               </w:rPr>
               <w:t xml:space="preserve"> (main, 공개) · 실행 streamlit run app.py · 배포 앱 </w:t>
             </w:r>
-            <w:hyperlink w:history="1" r:id="rIdylwxnsv_ye8ln1a8kcl5s">
+            <w:hyperlink w:history="1" r:id="rIdexgtwmimzoitv472epdja">
               <w:r>
                 <w:rPr>
                   <w:rStyle w:val="Hyperlink"/>
@@ -1249,7 +1249,7 @@
                 <w:sz w:val="17"/>
                 <w:szCs w:val="17"/>
               </w:rPr>
-              <w:t xml:space="preserve">정책: 창원시 인구정책·청년정책 누리집, 창원청년정보플랫폼, 「혜택만 콕! 2026」, 경남바로서비스 등 / 생활 정보: 한국관광공사 대한민국 구석구석, 창원시·창원시설공단 누리집 / 지역말: 국립국어원 우리말샘(CC BY-SA 2.0 KR), 경남방언사전, 디지털창원문화대전 / 접수 창구: 창원시 누리집, 국민신문고, 보건복지부 109, 경남 청년마음단디센터 (항목별 공식 링크·확인일 기록) / 개발 보조 AI: Claude Opus 5.5(추론 수준 중간)·GPT, ChatGPT(GPT-5.6 Sol)·OpenAI Codex(10/5 UX/UI), 발표자료 GPT(10/5) — 세부는 「출처·AI 활용 신고서」</w:t>
+              <w:t xml:space="preserve">정책: 창원시 인구정책·청년정책 누리집, 창원청년정보플랫폼, 「혜택만 콕! 2026」, 경남바로서비스 등 / 생활 정보: 한국관광공사 대한민국 구석구석, 창원시·창원시설공단 누리집 / 지역말: 국립국어원 우리말샘(CC BY-SA 2.0 KR), 경남방언사전, 디지털창원문화대전 / 접수 창구: 창원시 누리집, 국민신문고, 보건복지부 109, 경남 청년마음단디센터 (항목별 공식 링크·확인일 기록) / 개발 보조 AI: Claude Opus 5.5(추론 수준 중간)·GPT, ChatGPT(GPT-5.6 Sol)·OpenAI Codex(10/5 UX/UI), 발표자료·시연동영상 AI 도구 [팀 확인](10/5) — 세부는 「출처·AI 활용 신고서」</w:t>
             </w:r>
           </w:p>
         </w:tc>

--- a/deliverables/technical_description/오이소창원_AI_Agent_기술설명서_20261005.docx
+++ b/deliverables/technical_description/오이소창원_AI_Agent_기술설명서_20261005.docx
@@ -609,7 +609,7 @@
                 <w:sz w:val="17"/>
                 <w:szCs w:val="17"/>
               </w:rPr>
-              <w:t xml:space="preserve">앱: OpenAI GPT-4.1 mini(gpt-4.1-mini, OpenAI API·이용약관, 외부 API라 가중치 미제출 — 도구 호출·답 문장 작성, 연결 실패 시 규칙 기반 안내로 자동 전환) / 개발 보조: Claude Opus 5.5(추론 수준 중간)·GPT, 10/5 UX/UI 개선 ChatGPT(GPT-5.6 Sol)·OpenAI Codex</w:t>
+              <w:t xml:space="preserve">앱: OpenAI GPT-4.1 mini(gpt-4.1-mini, OpenAI API·이용약관, 외부 API라 가중치 미제출 — 도구 호출·답 문장 작성, 연결 실패 시 규칙 기반 안내로 자동 전환) / 개발 보조: Claude Opus 5.5(추론 수준 중간)·GPT, 10/5 UX/UI 개선 ChatGPT(GPT-5.6 Sol)·OpenAI Codex, 팀 자체 점검 ChatGPT(GPT 솔라이트 6.1)</w:t>
             </w:r>
           </w:p>
         </w:tc>
@@ -1147,7 +1147,7 @@
               </w:rPr>
               <w:t xml:space="preserve">저장소 </w:t>
             </w:r>
-            <w:hyperlink w:history="1" r:id="rIdqcskch3uqorurz5dzmgei">
+            <w:hyperlink w:history="1" r:id="rIdkes_h80mjil7-yvpfggmy">
               <w:r>
                 <w:rPr>
                   <w:rStyle w:val="Hyperlink"/>
@@ -1166,7 +1166,7 @@
               </w:rPr>
               <w:t xml:space="preserve"> (main, 공개) · 실행 streamlit run app.py · 배포 앱 </w:t>
             </w:r>
-            <w:hyperlink w:history="1" r:id="rIdexgtwmimzoitv472epdja">
+            <w:hyperlink w:history="1" r:id="rIdcqlndgqskz9quauviplbp">
               <w:r>
                 <w:rPr>
                   <w:rStyle w:val="Hyperlink"/>
@@ -1249,7 +1249,7 @@
                 <w:sz w:val="17"/>
                 <w:szCs w:val="17"/>
               </w:rPr>
-              <w:t xml:space="preserve">정책: 창원시 인구정책·청년정책 누리집, 창원청년정보플랫폼, 「혜택만 콕! 2026」, 경남바로서비스 등 / 생활 정보: 한국관광공사 대한민국 구석구석, 창원시·창원시설공단 누리집 / 지역말: 국립국어원 우리말샘(CC BY-SA 2.0 KR), 경남방언사전, 디지털창원문화대전 / 접수 창구: 창원시 누리집, 국민신문고, 보건복지부 109, 경남 청년마음단디센터 (항목별 공식 링크·확인일 기록) / 개발 보조 AI: Claude Opus 5.5(추론 수준 중간)·GPT, ChatGPT(GPT-5.6 Sol)·OpenAI Codex(10/5 UX/UI), 발표자료·시연동영상 AI 도구 [팀 확인](10/5) — 세부는 「출처·AI 활용 신고서」</w:t>
+              <w:t xml:space="preserve">정책: 창원시 인구정책·청년정책 누리집, 창원청년정보플랫폼, 「혜택만 콕! 2026」, 경남바로서비스 등 / 생활 정보: 한국관광공사 대한민국 구석구석, 창원시·창원시설공단 누리집 / 지역말: 국립국어원 우리말샘(CC BY-SA 2.0 KR), 경남방언사전, 디지털창원문화대전 / 접수 창구: 창원시 누리집, 국민신문고, 보건복지부 109, 경남 청년마음단디센터 (항목별 공식 링크·확인일 기록) / 개발 보조 AI: Claude Opus 5.5(추론 수준 중간)·GPT, ChatGPT(GPT-5.6 Sol)·OpenAI Codex(10/5 UX/UI), ChatGPT(GPT 솔라이트 6.1)(팀 자체 점검), 발표자료·시연동영상 AI 도구 [팀 확인](10/5) — 세부는 「출처·AI 활용 신고서」</w:t>
             </w:r>
           </w:p>
         </w:tc>

--- a/deliverables/technical_description/오이소창원_AI_Agent_기술설명서_20261005.docx
+++ b/deliverables/technical_description/오이소창원_AI_Agent_기술설명서_20261005.docx
@@ -675,7 +675,7 @@
                 <w:sz w:val="17"/>
                 <w:szCs w:val="17"/>
               </w:rPr>
-              <w:t xml:space="preserve">도구 5개(get_my_situation·search_policies·search_activities·lookup_dialect·find_complaint_channel), 검증 JSON(정책 24건·할 일 26개·생활 정보 60곳·지역말 2,253개·접수 창구 6단계), SQLite, 캘린더 파일(.ics), 네이버 지도 링크, Gmail SMTP(동의 시)</w:t>
+              <w:t xml:space="preserve">도구 5개(get_my_situation·search_policies·search_activities·lookup_dialect·find_complaint_channel), 검증 JSON(정책 24건·할 일 26개·생활 정보 60곳·지역말 2,181개·접수 창구 6단계), SQLite, 캘린더 파일(.ics), 네이버 지도 링크, Gmail SMTP(동의 시)</w:t>
             </w:r>
           </w:p>
         </w:tc>
@@ -1147,7 +1147,7 @@
               </w:rPr>
               <w:t xml:space="preserve">저장소 </w:t>
             </w:r>
-            <w:hyperlink w:history="1" r:id="rIdkes_h80mjil7-yvpfggmy">
+            <w:hyperlink w:history="1" r:id="rIdnzivx-qs9bhftefip2vyp">
               <w:r>
                 <w:rPr>
                   <w:rStyle w:val="Hyperlink"/>
@@ -1166,7 +1166,7 @@
               </w:rPr>
               <w:t xml:space="preserve"> (main, 공개) · 실행 streamlit run app.py · 배포 앱 </w:t>
             </w:r>
-            <w:hyperlink w:history="1" r:id="rIdcqlndgqskz9quauviplbp">
+            <w:hyperlink w:history="1" r:id="rIdctml9u1yknpvg3xc-3tq2">
               <w:r>
                 <w:rPr>
                   <w:rStyle w:val="Hyperlink"/>
@@ -1249,7 +1249,7 @@
                 <w:sz w:val="17"/>
                 <w:szCs w:val="17"/>
               </w:rPr>
-              <w:t xml:space="preserve">정책: 창원시 인구정책·청년정책 누리집, 창원청년정보플랫폼, 「혜택만 콕! 2026」, 경남바로서비스 등 / 생활 정보: 한국관광공사 대한민국 구석구석, 창원시·창원시설공단 누리집 / 지역말: 국립국어원 우리말샘(CC BY-SA 2.0 KR), 경남방언사전, 디지털창원문화대전 / 접수 창구: 창원시 누리집, 국민신문고, 보건복지부 109, 경남 청년마음단디센터 (항목별 공식 링크·확인일 기록) / 개발 보조 AI: Claude Opus 5.5(추론 수준 중간)·GPT, ChatGPT(GPT-5.6 Sol)·OpenAI Codex(10/5 UX/UI), ChatGPT(GPT 솔라이트 6.1)(팀 자체 점검), 발표자료·시연동영상 AI 도구 [팀 확인](10/5) — 세부는 「출처·AI 활용 신고서」</w:t>
+              <w:t xml:space="preserve">정책: 창원시 인구정책·청년정책 누리집, 창원청년정보플랫폼, 「혜택만 콕! 2026」, 경남바로서비스 등 / 생활 정보: 한국관광공사 대한민국 구석구석, 창원시·창원시설공단 누리집 / 지역말: 국립국어원 우리말샘(CC BY-SA 2.0 KR), 디지털창원문화대전 / 접수 창구: 창원시 누리집, 국민신문고, 보건복지부 109, 경남 청년마음단디센터 (항목별 공식 링크·확인일 기록) / 개발 보조 AI: Claude Opus 5.5(추론 수준 중간)·GPT, ChatGPT(GPT-5.6 Sol)·OpenAI Codex(10/5 UX/UI), ChatGPT(GPT 솔라이트 6.1)(팀 자체 점검), 발표자료·시연동영상 AI 도구 [팀 확인](10/5) — 세부는 「출처·AI 활용 신고서」</w:t>
             </w:r>
           </w:p>
         </w:tc>

--- a/deliverables/technical_description/오이소창원_AI_Agent_기술설명서_20261005.docx
+++ b/deliverables/technical_description/오이소창원_AI_Agent_기술설명서_20261005.docx
@@ -675,7 +675,7 @@
                 <w:sz w:val="17"/>
                 <w:szCs w:val="17"/>
               </w:rPr>
-              <w:t xml:space="preserve">도구 5개(get_my_situation·search_policies·search_activities·lookup_dialect·find_complaint_channel), 검증 JSON(정책 24건·할 일 26개·생활 정보 60곳·지역말 2,181개·접수 창구 6단계), SQLite, 캘린더 파일(.ics), 네이버 지도 링크, Gmail SMTP(동의 시)</w:t>
+              <w:t xml:space="preserve">도구 5개(get_my_situation·search_policies·search_activities·lookup_dialect·find_complaint_channel), 검증 JSON(정책 24건·할 일 26개·생활 정보 60곳·지역말 2,253개·접수 창구 6단계), SQLite, 캘린더 파일(.ics), 네이버 지도 링크, Gmail SMTP(동의 시)</w:t>
             </w:r>
           </w:p>
         </w:tc>
@@ -1147,7 +1147,7 @@
               </w:rPr>
               <w:t xml:space="preserve">저장소 </w:t>
             </w:r>
-            <w:hyperlink w:history="1" r:id="rIdnzivx-qs9bhftefip2vyp">
+            <w:hyperlink w:history="1" r:id="rIdr1htyl_875mttcmpg3bij">
               <w:r>
                 <w:rPr>
                   <w:rStyle w:val="Hyperlink"/>
@@ -1166,7 +1166,7 @@
               </w:rPr>
               <w:t xml:space="preserve"> (main, 공개) · 실행 streamlit run app.py · 배포 앱 </w:t>
             </w:r>
-            <w:hyperlink w:history="1" r:id="rIdctml9u1yknpvg3xc-3tq2">
+            <w:hyperlink w:history="1" r:id="rIdh7pm9yfc250ceg07ejxbv">
               <w:r>
                 <w:rPr>
                   <w:rStyle w:val="Hyperlink"/>
@@ -1249,7 +1249,7 @@
                 <w:sz w:val="17"/>
                 <w:szCs w:val="17"/>
               </w:rPr>
-              <w:t xml:space="preserve">정책: 창원시 인구정책·청년정책 누리집, 창원청년정보플랫폼, 「혜택만 콕! 2026」, 경남바로서비스 등 / 생활 정보: 한국관광공사 대한민국 구석구석, 창원시·창원시설공단 누리집 / 지역말: 국립국어원 우리말샘(CC BY-SA 2.0 KR), 디지털창원문화대전 / 접수 창구: 창원시 누리집, 국민신문고, 보건복지부 109, 경남 청년마음단디센터 (항목별 공식 링크·확인일 기록) / 개발 보조 AI: Claude Opus 5.5(추론 수준 중간)·GPT, ChatGPT(GPT-5.6 Sol)·OpenAI Codex(10/5 UX/UI), ChatGPT(GPT 솔라이트 6.1)(팀 자체 점검), 발표자료·시연동영상 AI 도구 [팀 확인](10/5) — 세부는 「출처·AI 활용 신고서」</w:t>
+              <w:t xml:space="preserve">정책: 창원시 인구정책·청년정책 누리집, 창원청년정보플랫폼, 「혜택만 콕! 2026」, 경남바로서비스 등 / 생활 정보: 한국관광공사 대한민국 구석구석, 창원시·창원시설공단 누리집 / 지역말: 국립국어원 우리말샘(CC BY-SA 2.0 KR), 경남방언사전, 디지털창원문화대전 / 접수 창구: 창원시 누리집, 국민신문고, 보건복지부 109, 경남 청년마음단디센터 (항목별 공식 링크·확인일 기록) / 개발 보조 AI: Claude Opus 5.5(추론 수준 중간)·GPT, ChatGPT(GPT-5.6 Sol)·OpenAI Codex(10/5 UX/UI), ChatGPT(GPT 솔라이트 6.1)(팀 자체 점검), 발표자료·시연동영상 AI 도구 [팀 확인](10/5) — 세부는 「출처·AI 활용 신고서」</w:t>
             </w:r>
           </w:p>
         </w:tc>

--- a/deliverables/technical_description/오이소창원_AI_Agent_기술설명서_20261005.docx
+++ b/deliverables/technical_description/오이소창원_AI_Agent_기술설명서_20261005.docx
@@ -609,7 +609,7 @@
                 <w:sz w:val="17"/>
                 <w:szCs w:val="17"/>
               </w:rPr>
-              <w:t xml:space="preserve">앱: OpenAI GPT-4.1 mini(gpt-4.1-mini, OpenAI API·이용약관, 외부 API라 가중치 미제출 — 도구 호출·답 문장 작성, 연결 실패 시 규칙 기반 안내로 자동 전환) / 개발 보조: Claude Opus 5.5(추론 수준 중간)·GPT, 10/5 UX/UI 개선 ChatGPT(GPT-5.6 Sol)·OpenAI Codex, 팀 자체 점검 ChatGPT(GPT 솔라이트 6.1)</w:t>
+              <w:t xml:space="preserve">앱: OpenAI GPT-4.1 mini(gpt-4.1-mini, OpenAI API·이용약관, 외부 API라 가중치 미제출 — 도구 호출·답 문장 작성, 연결 실패 시 규칙 기반 안내로 자동 전환) / 개발 보조: Claude Opus 5.5(추론 수준 중간)·GPT, 10/5 UX/UI 개선 ChatGPT(GPT-5.6 Sol)·ChatGPT 아스트라(Codex), 팀 자체 점검 ChatGPT(GPT 솔라이트 6.1)</w:t>
             </w:r>
           </w:p>
         </w:tc>
@@ -1147,7 +1147,7 @@
               </w:rPr>
               <w:t xml:space="preserve">저장소 </w:t>
             </w:r>
-            <w:hyperlink w:history="1" r:id="rIdr1htyl_875mttcmpg3bij">
+            <w:hyperlink w:history="1" r:id="rId1vb9bg2zcdbwh5izmh86r">
               <w:r>
                 <w:rPr>
                   <w:rStyle w:val="Hyperlink"/>
@@ -1166,7 +1166,7 @@
               </w:rPr>
               <w:t xml:space="preserve"> (main, 공개) · 실행 streamlit run app.py · 배포 앱 </w:t>
             </w:r>
-            <w:hyperlink w:history="1" r:id="rIdh7pm9yfc250ceg07ejxbv">
+            <w:hyperlink w:history="1" r:id="rIdi4gk2alnbullrse1iw-nj">
               <w:r>
                 <w:rPr>
                   <w:rStyle w:val="Hyperlink"/>
@@ -1249,7 +1249,7 @@
                 <w:sz w:val="17"/>
                 <w:szCs w:val="17"/>
               </w:rPr>
-              <w:t xml:space="preserve">정책: 창원시 인구정책·청년정책 누리집, 창원청년정보플랫폼, 「혜택만 콕! 2026」, 경남바로서비스 등 / 생활 정보: 한국관광공사 대한민국 구석구석, 창원시·창원시설공단 누리집 / 지역말: 국립국어원 우리말샘(CC BY-SA 2.0 KR), 경남방언사전, 디지털창원문화대전 / 접수 창구: 창원시 누리집, 국민신문고, 보건복지부 109, 경남 청년마음단디센터 (항목별 공식 링크·확인일 기록) / 개발 보조 AI: Claude Opus 5.5(추론 수준 중간)·GPT, ChatGPT(GPT-5.6 Sol)·OpenAI Codex(10/5 UX/UI), ChatGPT(GPT 솔라이트 6.1)(팀 자체 점검), 발표자료·시연동영상 AI 도구 [팀 확인](10/5) — 세부는 「출처·AI 활용 신고서」</w:t>
+              <w:t xml:space="preserve">정책: 창원시 인구정책·청년정책 누리집, 창원청년정보플랫폼, 「혜택만 콕! 2026」, 경남바로서비스 등 / 생활 정보: 한국관광공사 대한민국 구석구석, 창원시·창원시설공단 누리집 / 지역말: 국립국어원 우리말샘(CC BY-SA 2.0 KR), 경남방언사전, 디지털창원문화대전 / 접수 창구: 창원시 누리집, 국민신문고, 보건복지부 109, 경남 청년마음단디센터 (항목별 공식 링크·확인일 기록) / 개발 보조 AI: Claude Opus 5.5(추론 수준 중간)·GPT, ChatGPT(GPT-5.6 Sol)·ChatGPT 아스트라(Codex)(10/5 UX/UI), ChatGPT(GPT 솔라이트 6.1)(팀 자체 점검), 발표자료·시연동영상 AI 도구 [팀 확인](10/5) — 세부는 「출처·AI 활용 신고서」</w:t>
             </w:r>
           </w:p>
         </w:tc>

--- a/deliverables/technical_description/오이소창원_AI_Agent_기술설명서_20261005.docx
+++ b/deliverables/technical_description/오이소창원_AI_Agent_기술설명서_20261005.docx
@@ -1147,7 +1147,7 @@
               </w:rPr>
               <w:t xml:space="preserve">저장소 </w:t>
             </w:r>
-            <w:hyperlink w:history="1" r:id="rId1vb9bg2zcdbwh5izmh86r">
+            <w:hyperlink w:history="1" r:id="rIdjqlrrecrucgzzfgf2ed9r">
               <w:r>
                 <w:rPr>
                   <w:rStyle w:val="Hyperlink"/>
@@ -1166,7 +1166,7 @@
               </w:rPr>
               <w:t xml:space="preserve"> (main, 공개) · 실행 streamlit run app.py · 배포 앱 </w:t>
             </w:r>
-            <w:hyperlink w:history="1" r:id="rIdi4gk2alnbullrse1iw-nj">
+            <w:hyperlink w:history="1" r:id="rIdcfm-7vyfgoxuomtvv4ayh">
               <w:r>
                 <w:rPr>
                   <w:rStyle w:val="Hyperlink"/>

--- a/deliverables/technical_description/오이소창원_AI_Agent_기술설명서_20261005.docx
+++ b/deliverables/technical_description/오이소창원_AI_Agent_기술설명서_20261005.docx
@@ -1147,7 +1147,7 @@
               </w:rPr>
               <w:t xml:space="preserve">저장소 </w:t>
             </w:r>
-            <w:hyperlink w:history="1" r:id="rIdjqlrrecrucgzzfgf2ed9r">
+            <w:hyperlink w:history="1" r:id="rIdgfnh06wqxwnmvfq2d1fbp">
               <w:r>
                 <w:rPr>
                   <w:rStyle w:val="Hyperlink"/>
@@ -1166,7 +1166,7 @@
               </w:rPr>
               <w:t xml:space="preserve"> (main, 공개) · 실행 streamlit run app.py · 배포 앱 </w:t>
             </w:r>
-            <w:hyperlink w:history="1" r:id="rIdcfm-7vyfgoxuomtvv4ayh">
+            <w:hyperlink w:history="1" r:id="rIdpwwigjwfhq_ru4yl0nupm">
               <w:r>
                 <w:rPr>
                   <w:rStyle w:val="Hyperlink"/>

--- a/deliverables/technical_description/오이소창원_AI_Agent_기술설명서_20261005.docx
+++ b/deliverables/technical_description/오이소창원_AI_Agent_기술설명서_20261005.docx
@@ -125,7 +125,7 @@
           <w:sz w:val="19"/>
           <w:szCs w:val="19"/>
         </w:rPr>
-        <w:t xml:space="preserve">별지 1 AI Agent 기술설명서 · 2026-10-05 갱신</w:t>
+        <w:t xml:space="preserve">별지 1 AI Agent 기술설명서 · 2026-10-06 갱신</w:t>
       </w:r>
     </w:p>
     <w:tbl>
@@ -141,8 +141,8 @@
         </w:tblBorders>
       </w:tblPr>
       <w:tblGrid>
-        <w:gridCol w:w="3227"/>
-        <w:gridCol w:w="6977"/>
+        <w:gridCol w:w="3217"/>
+        <w:gridCol w:w="6987"/>
       </w:tblGrid>
       <w:tr>
         <w:trPr>
@@ -151,7 +151,7 @@
         </w:trPr>
         <w:tc>
           <w:tcPr>
-            <w:tcW w:type="dxa" w:w="3227"/>
+            <w:tcW w:type="dxa" w:w="3217"/>
             <w:tcBorders>
               <w:top w:val="single" w:color="C9D3DF" w:sz="4"/>
               <w:left w:val="single" w:color="C9D3DF" w:sz="4"/>
@@ -185,7 +185,7 @@
         </w:tc>
         <w:tc>
           <w:tcPr>
-            <w:tcW w:type="dxa" w:w="6977"/>
+            <w:tcW w:type="dxa" w:w="6987"/>
             <w:tcBorders>
               <w:top w:val="single" w:color="C9D3DF" w:sz="4"/>
               <w:left w:val="single" w:color="C9D3DF" w:sz="4"/>
@@ -225,7 +225,7 @@
         </w:trPr>
         <w:tc>
           <w:tcPr>
-            <w:tcW w:type="dxa" w:w="3227"/>
+            <w:tcW w:type="dxa" w:w="3217"/>
             <w:tcBorders>
               <w:top w:val="single" w:color="C9D3DF" w:sz="4"/>
               <w:left w:val="single" w:color="C9D3DF" w:sz="4"/>
@@ -255,7 +255,7 @@
         </w:tc>
         <w:tc>
           <w:tcPr>
-            <w:tcW w:type="dxa" w:w="6977"/>
+            <w:tcW w:type="dxa" w:w="6987"/>
             <w:tcBorders>
               <w:top w:val="single" w:color="C9D3DF" w:sz="4"/>
               <w:left w:val="single" w:color="C9D3DF" w:sz="4"/>
@@ -291,7 +291,7 @@
         </w:trPr>
         <w:tc>
           <w:tcPr>
-            <w:tcW w:type="dxa" w:w="3227"/>
+            <w:tcW w:type="dxa" w:w="3217"/>
             <w:tcBorders>
               <w:top w:val="single" w:color="C9D3DF" w:sz="4"/>
               <w:left w:val="single" w:color="C9D3DF" w:sz="4"/>
@@ -321,7 +321,7 @@
         </w:tc>
         <w:tc>
           <w:tcPr>
-            <w:tcW w:type="dxa" w:w="6977"/>
+            <w:tcW w:type="dxa" w:w="6987"/>
             <w:tcBorders>
               <w:top w:val="single" w:color="C9D3DF" w:sz="4"/>
               <w:left w:val="single" w:color="C9D3DF" w:sz="4"/>
@@ -357,7 +357,7 @@
         </w:trPr>
         <w:tc>
           <w:tcPr>
-            <w:tcW w:type="dxa" w:w="3227"/>
+            <w:tcW w:type="dxa" w:w="3217"/>
             <w:tcBorders>
               <w:top w:val="single" w:color="C9D3DF" w:sz="4"/>
               <w:left w:val="single" w:color="C9D3DF" w:sz="4"/>
@@ -387,31 +387,31 @@
         </w:tc>
         <w:tc>
           <w:tcPr>
-            <w:tcW w:type="dxa" w:w="6977"/>
-            <w:tcBorders>
-              <w:top w:val="single" w:color="C9D3DF" w:sz="4"/>
-              <w:left w:val="single" w:color="C9D3DF" w:sz="4"/>
-              <w:bottom w:val="single" w:color="C9D3DF" w:sz="4"/>
-              <w:right w:val="single" w:color="C9D3DF" w:sz="4"/>
-            </w:tcBorders>
-            <w:tcMar>
-              <w:top w:type="dxa" w:w="50"/>
-              <w:left w:type="dxa" w:w="80"/>
-              <w:bottom w:type="dxa" w:w="50"/>
-              <w:right w:type="dxa" w:w="80"/>
-            </w:tcMar>
-          </w:tcPr>
-          <w:p>
-            <w:pPr>
-              <w:jc w:val="left"/>
-            </w:pPr>
-            <w:r>
-              <w:rPr>
-                <w:rFonts w:ascii="Malgun Gothic" w:cs="Malgun Gothic" w:eastAsia="Malgun Gothic" w:hAnsi="Malgun Gothic"/>
-                <w:sz w:val="17"/>
-                <w:szCs w:val="17"/>
-              </w:rPr>
-              <w:t xml:space="preserve">창원에 전입하고 나면 받을 수 있는 혜택과 해야 할 일에 기한이 있는데, 정보가 여러 기관에 흩어져 언제 무엇을 해야 하는지 놓치고, 생활 정보·불편 접수 창구·지역말도 물어볼 곳이 없는 문제</w:t>
+            <w:tcW w:type="dxa" w:w="6987"/>
+            <w:tcBorders>
+              <w:top w:val="single" w:color="C9D3DF" w:sz="4"/>
+              <w:left w:val="single" w:color="C9D3DF" w:sz="4"/>
+              <w:bottom w:val="single" w:color="C9D3DF" w:sz="4"/>
+              <w:right w:val="single" w:color="C9D3DF" w:sz="4"/>
+            </w:tcBorders>
+            <w:tcMar>
+              <w:top w:type="dxa" w:w="50"/>
+              <w:left w:type="dxa" w:w="80"/>
+              <w:bottom w:type="dxa" w:w="50"/>
+              <w:right w:type="dxa" w:w="80"/>
+            </w:tcMar>
+          </w:tcPr>
+          <w:p>
+            <w:pPr>
+              <w:jc w:val="left"/>
+            </w:pPr>
+            <w:r>
+              <w:rPr>
+                <w:rFonts w:ascii="Malgun Gothic" w:cs="Malgun Gothic" w:eastAsia="Malgun Gothic" w:hAnsi="Malgun Gothic"/>
+                <w:sz w:val="17"/>
+                <w:szCs w:val="17"/>
+              </w:rPr>
+              <w:t xml:space="preserve">창원에 전입하고 나면 받을 수 있는 혜택과 해야 할 일에 기한이 있는데, 정보가 여러 기관에 흩어져 언제 무엇을 해야 하는지 놓치고, 생활 정보·불편 접수 창구·지역말도 물어볼 곳이 없는 문제. 창원 청년(19~39세, 주민등록인구)은 241,329명(2023.12)에서 221,641명(2026.8)으로 19,688명(약 8.2%) 줄었고, 2025년 창원 순유출은 6,616명(전 연령)으로 경남 시군 중 가장 많아, 들어온 청년이 머물도록 첫 180일 정착을 돕는 것이 중요함</w:t>
             </w:r>
           </w:p>
         </w:tc>
@@ -423,7 +423,7 @@
         </w:trPr>
         <w:tc>
           <w:tcPr>
-            <w:tcW w:type="dxa" w:w="3227"/>
+            <w:tcW w:type="dxa" w:w="3217"/>
             <w:tcBorders>
               <w:top w:val="single" w:color="C9D3DF" w:sz="4"/>
               <w:left w:val="single" w:color="C9D3DF" w:sz="4"/>
@@ -453,7 +453,7 @@
         </w:tc>
         <w:tc>
           <w:tcPr>
-            <w:tcW w:type="dxa" w:w="6977"/>
+            <w:tcW w:type="dxa" w:w="6987"/>
             <w:tcBorders>
               <w:top w:val="single" w:color="C9D3DF" w:sz="4"/>
               <w:left w:val="single" w:color="C9D3DF" w:sz="4"/>
@@ -489,7 +489,7 @@
         </w:trPr>
         <w:tc>
           <w:tcPr>
-            <w:tcW w:type="dxa" w:w="3227"/>
+            <w:tcW w:type="dxa" w:w="3217"/>
             <w:tcBorders>
               <w:top w:val="single" w:color="C9D3DF" w:sz="4"/>
               <w:left w:val="single" w:color="C9D3DF" w:sz="4"/>
@@ -519,7 +519,7 @@
         </w:tc>
         <w:tc>
           <w:tcPr>
-            <w:tcW w:type="dxa" w:w="6977"/>
+            <w:tcW w:type="dxa" w:w="6987"/>
             <w:tcBorders>
               <w:top w:val="single" w:color="C9D3DF" w:sz="4"/>
               <w:left w:val="single" w:color="C9D3DF" w:sz="4"/>
@@ -555,7 +555,7 @@
         </w:trPr>
         <w:tc>
           <w:tcPr>
-            <w:tcW w:type="dxa" w:w="3227"/>
+            <w:tcW w:type="dxa" w:w="3217"/>
             <w:tcBorders>
               <w:top w:val="single" w:color="C9D3DF" w:sz="4"/>
               <w:left w:val="single" w:color="C9D3DF" w:sz="4"/>
@@ -585,31 +585,47 @@
         </w:tc>
         <w:tc>
           <w:tcPr>
-            <w:tcW w:type="dxa" w:w="6977"/>
-            <w:tcBorders>
-              <w:top w:val="single" w:color="C9D3DF" w:sz="4"/>
-              <w:left w:val="single" w:color="C9D3DF" w:sz="4"/>
-              <w:bottom w:val="single" w:color="C9D3DF" w:sz="4"/>
-              <w:right w:val="single" w:color="C9D3DF" w:sz="4"/>
-            </w:tcBorders>
-            <w:tcMar>
-              <w:top w:type="dxa" w:w="50"/>
-              <w:left w:type="dxa" w:w="80"/>
-              <w:bottom w:type="dxa" w:w="50"/>
-              <w:right w:type="dxa" w:w="80"/>
-            </w:tcMar>
-          </w:tcPr>
-          <w:p>
-            <w:pPr>
-              <w:jc w:val="left"/>
-            </w:pPr>
-            <w:r>
-              <w:rPr>
-                <w:rFonts w:ascii="Malgun Gothic" w:cs="Malgun Gothic" w:eastAsia="Malgun Gothic" w:hAnsi="Malgun Gothic"/>
-                <w:sz w:val="17"/>
-                <w:szCs w:val="17"/>
-              </w:rPr>
-              <w:t xml:space="preserve">앱: OpenAI GPT-4.1 mini(gpt-4.1-mini, OpenAI API·이용약관, 외부 API라 가중치 미제출 — 도구 호출·답 문장 작성, 연결 실패 시 규칙 기반 안내로 자동 전환) / 개발 보조: Claude Opus 5.5(추론 수준 중간)·GPT, 10/5 UX/UI 개선 ChatGPT(GPT-5.6 Sol)·ChatGPT 아스트라(Codex), 팀 자체 점검 ChatGPT(GPT 솔라이트 6.1)</w:t>
+            <w:tcW w:type="dxa" w:w="6987"/>
+            <w:tcBorders>
+              <w:top w:val="single" w:color="C9D3DF" w:sz="4"/>
+              <w:left w:val="single" w:color="C9D3DF" w:sz="4"/>
+              <w:bottom w:val="single" w:color="C9D3DF" w:sz="4"/>
+              <w:right w:val="single" w:color="C9D3DF" w:sz="4"/>
+            </w:tcBorders>
+            <w:tcMar>
+              <w:top w:type="dxa" w:w="50"/>
+              <w:left w:type="dxa" w:w="80"/>
+              <w:bottom w:type="dxa" w:w="50"/>
+              <w:right w:type="dxa" w:w="80"/>
+            </w:tcMar>
+          </w:tcPr>
+          <w:p>
+            <w:pPr>
+              <w:jc w:val="left"/>
+            </w:pPr>
+            <w:r>
+              <w:rPr>
+                <w:rFonts w:ascii="Malgun Gothic" w:cs="Malgun Gothic" w:eastAsia="Malgun Gothic" w:hAnsi="Malgun Gothic"/>
+                <w:sz w:val="17"/>
+                <w:szCs w:val="17"/>
+              </w:rPr>
+              <w:t xml:space="preserve">앱: </w:t>
+            </w:r>
+            <w:r>
+              <w:rPr>
+                <w:rFonts w:ascii="Malgun Gothic" w:cs="Malgun Gothic" w:eastAsia="Malgun Gothic" w:hAnsi="Malgun Gothic"/>
+                <w:sz w:val="17"/>
+                <w:szCs w:val="17"/>
+              </w:rPr>
+              <w:t xml:space="preserve">LLM(OpenAI GPT-4.1 mini, gpt-4.1-mini)</w:t>
+            </w:r>
+            <w:r>
+              <w:rPr>
+                <w:rFonts w:ascii="Malgun Gothic" w:cs="Malgun Gothic" w:eastAsia="Malgun Gothic" w:hAnsi="Malgun Gothic"/>
+                <w:sz w:val="17"/>
+                <w:szCs w:val="17"/>
+              </w:rPr>
+              <w:t xml:space="preserve"> — 자연어 질문 이해 → 목표·의도 파악 → 필요한 도구 선택 → 답변 구성(OpenAI API·이용약관, 외부 API라 가중치 미제출, 연결 실패 시 규칙 기반 안내로 자동 전환) / 개발 보조: Claude Opus 5.5(추론 수준 중간)·GPT(이혜경), ChatGPT GPT-5.6 Sol·GPT-6 Astra Pro, OpenAI Codex(SOL/Light·Astra/Ultra), Gemini 3.8 Flash(조준수), ChatGPT(GPT 솔라이트 6.1·GPT)(이미영)</w:t>
             </w:r>
           </w:p>
         </w:tc>
@@ -621,61 +637,133 @@
         </w:trPr>
         <w:tc>
           <w:tcPr>
-            <w:tcW w:type="dxa" w:w="3227"/>
-            <w:tcBorders>
-              <w:top w:val="single" w:color="C9D3DF" w:sz="4"/>
-              <w:left w:val="single" w:color="C9D3DF" w:sz="4"/>
-              <w:bottom w:val="single" w:color="C9D3DF" w:sz="4"/>
-              <w:right w:val="single" w:color="C9D3DF" w:sz="4"/>
-            </w:tcBorders>
-            <w:tcMar>
-              <w:top w:type="dxa" w:w="50"/>
-              <w:left w:type="dxa" w:w="80"/>
-              <w:bottom w:type="dxa" w:w="50"/>
-              <w:right w:type="dxa" w:w="80"/>
-            </w:tcMar>
-          </w:tcPr>
-          <w:p>
-            <w:pPr>
-              <w:jc w:val="left"/>
-            </w:pPr>
-            <w:r>
-              <w:rPr>
-                <w:rFonts w:ascii="Malgun Gothic" w:cs="Malgun Gothic" w:eastAsia="Malgun Gothic" w:hAnsi="Malgun Gothic"/>
-                <w:sz w:val="17"/>
-                <w:szCs w:val="17"/>
-              </w:rPr>
-              <w:t xml:space="preserve">사용 Tool/API/Data/장비</w:t>
-            </w:r>
-          </w:p>
-        </w:tc>
-        <w:tc>
-          <w:tcPr>
-            <w:tcW w:type="dxa" w:w="6977"/>
-            <w:tcBorders>
-              <w:top w:val="single" w:color="C9D3DF" w:sz="4"/>
-              <w:left w:val="single" w:color="C9D3DF" w:sz="4"/>
-              <w:bottom w:val="single" w:color="C9D3DF" w:sz="4"/>
-              <w:right w:val="single" w:color="C9D3DF" w:sz="4"/>
-            </w:tcBorders>
-            <w:tcMar>
-              <w:top w:type="dxa" w:w="50"/>
-              <w:left w:type="dxa" w:w="80"/>
-              <w:bottom w:type="dxa" w:w="50"/>
-              <w:right w:type="dxa" w:w="80"/>
-            </w:tcMar>
-          </w:tcPr>
-          <w:p>
-            <w:pPr>
-              <w:jc w:val="left"/>
-            </w:pPr>
-            <w:r>
-              <w:rPr>
-                <w:rFonts w:ascii="Malgun Gothic" w:cs="Malgun Gothic" w:eastAsia="Malgun Gothic" w:hAnsi="Malgun Gothic"/>
-                <w:sz w:val="17"/>
-                <w:szCs w:val="17"/>
-              </w:rPr>
-              <w:t xml:space="preserve">도구 5개(get_my_situation·search_policies·search_activities·lookup_dialect·find_complaint_channel), 검증 JSON(정책 24건·할 일 26개·생활 정보 60곳·지역말 2,253개·접수 창구 6단계), SQLite, 캘린더 파일(.ics), 네이버 지도 링크, Gmail SMTP(동의 시)</w:t>
+            <w:tcW w:type="dxa" w:w="3217"/>
+            <w:tcBorders>
+              <w:top w:val="single" w:color="C9D3DF" w:sz="4"/>
+              <w:left w:val="single" w:color="C9D3DF" w:sz="4"/>
+              <w:bottom w:val="single" w:color="C9D3DF" w:sz="4"/>
+              <w:right w:val="single" w:color="C9D3DF" w:sz="4"/>
+            </w:tcBorders>
+            <w:tcMar>
+              <w:top w:type="dxa" w:w="50"/>
+              <w:left w:type="dxa" w:w="80"/>
+              <w:bottom w:type="dxa" w:w="50"/>
+              <w:right w:type="dxa" w:w="80"/>
+            </w:tcMar>
+          </w:tcPr>
+          <w:p>
+            <w:pPr>
+              <w:jc w:val="left"/>
+            </w:pPr>
+            <w:r>
+              <w:rPr>
+                <w:rFonts w:ascii="Malgun Gothic" w:cs="Malgun Gothic" w:eastAsia="Malgun Gothic" w:hAnsi="Malgun Gothic"/>
+                <w:sz w:val="17"/>
+                <w:szCs w:val="17"/>
+              </w:rPr>
+              <w:t xml:space="preserve">LLM·규칙·도구 역할 구분</w:t>
+            </w:r>
+          </w:p>
+        </w:tc>
+        <w:tc>
+          <w:tcPr>
+            <w:tcW w:type="dxa" w:w="6987"/>
+            <w:tcBorders>
+              <w:top w:val="single" w:color="C9D3DF" w:sz="4"/>
+              <w:left w:val="single" w:color="C9D3DF" w:sz="4"/>
+              <w:bottom w:val="single" w:color="C9D3DF" w:sz="4"/>
+              <w:right w:val="single" w:color="C9D3DF" w:sz="4"/>
+            </w:tcBorders>
+            <w:tcMar>
+              <w:top w:type="dxa" w:w="50"/>
+              <w:left w:type="dxa" w:w="80"/>
+              <w:bottom w:type="dxa" w:w="50"/>
+              <w:right w:type="dxa" w:w="80"/>
+            </w:tcMar>
+          </w:tcPr>
+          <w:p>
+            <w:pPr>
+              <w:jc w:val="left"/>
+            </w:pPr>
+            <w:r>
+              <w:rPr>
+                <w:rFonts w:ascii="Malgun Gothic" w:cs="Malgun Gothic" w:eastAsia="Malgun Gothic" w:hAnsi="Malgun Gothic"/>
+                <w:sz w:val="17"/>
+                <w:szCs w:val="17"/>
+              </w:rPr>
+              <w:t xml:space="preserve">LLM:</w:t>
+            </w:r>
+            <w:r>
+              <w:rPr>
+                <w:rFonts w:ascii="Malgun Gothic" w:cs="Malgun Gothic" w:eastAsia="Malgun Gothic" w:hAnsi="Malgun Gothic"/>
+                <w:sz w:val="17"/>
+                <w:szCs w:val="17"/>
+              </w:rPr>
+              <w:t xml:space="preserve"> 질문 이해 · 의도 파악 · 도구 선택 · 답변 구성 / </w:t>
+            </w:r>
+            <w:r>
+              <w:rPr>
+                <w:rFonts w:ascii="Malgun Gothic" w:cs="Malgun Gothic" w:eastAsia="Malgun Gothic" w:hAnsi="Malgun Gothic"/>
+                <w:sz w:val="17"/>
+                <w:szCs w:val="17"/>
+              </w:rPr>
+              <w:t xml:space="preserve">규칙:</w:t>
+            </w:r>
+            <w:r>
+              <w:rPr>
+                <w:rFonts w:ascii="Malgun Gothic" w:cs="Malgun Gothic" w:eastAsia="Malgun Gothic" w:hAnsi="Malgun Gothic"/>
+                <w:sz w:val="17"/>
+                <w:szCs w:val="17"/>
+              </w:rPr>
+              <w:t xml:space="preserve"> 정책 자격 · 조건 판정 / </w:t>
+            </w:r>
+            <w:r>
+              <w:rPr>
+                <w:rFonts w:ascii="Malgun Gothic" w:cs="Malgun Gothic" w:eastAsia="Malgun Gothic" w:hAnsi="Malgun Gothic"/>
+                <w:sz w:val="17"/>
+                <w:szCs w:val="17"/>
+              </w:rPr>
+              <w:t xml:space="preserve">Tool/Data:</w:t>
+            </w:r>
+            <w:r>
+              <w:rPr>
+                <w:rFonts w:ascii="Malgun Gothic" w:cs="Malgun Gothic" w:eastAsia="Malgun Gothic" w:hAnsi="Malgun Gothic"/>
+                <w:sz w:val="17"/>
+                <w:szCs w:val="17"/>
+              </w:rPr>
+              <w:t xml:space="preserve"> 정책 · 생활 정보 · 지역말 · 접수 창구 등 검증 자료 활용 / </w:t>
+            </w:r>
+            <w:r>
+              <w:rPr>
+                <w:rFonts w:ascii="Malgun Gothic" w:cs="Malgun Gothic" w:eastAsia="Malgun Gothic" w:hAnsi="Malgun Gothic"/>
+                <w:sz w:val="17"/>
+                <w:szCs w:val="17"/>
+              </w:rPr>
+              <w:t xml:space="preserve">답변 검증:</w:t>
+            </w:r>
+            <w:r>
+              <w:rPr>
+                <w:rFonts w:ascii="Malgun Gothic" w:cs="Malgun Gothic" w:eastAsia="Malgun Gothic" w:hAnsi="Malgun Gothic"/>
+                <w:sz w:val="17"/>
+                <w:szCs w:val="17"/>
+              </w:rPr>
+              <w:t xml:space="preserve"> 공식 연락처 · 링크를 검증 자료와 대조 / </w:t>
+            </w:r>
+            <w:r>
+              <w:rPr>
+                <w:rFonts w:ascii="Malgun Gothic" w:cs="Malgun Gothic" w:eastAsia="Malgun Gothic" w:hAnsi="Malgun Gothic"/>
+                <w:sz w:val="17"/>
+                <w:szCs w:val="17"/>
+              </w:rPr>
+              <w:t xml:space="preserve">Memory/State:</w:t>
+            </w:r>
+            <w:r>
+              <w:rPr>
+                <w:rFonts w:ascii="Malgun Gothic" w:cs="Malgun Gothic" w:eastAsia="Malgun Gothic" w:hAnsi="Malgun Gothic"/>
+                <w:sz w:val="17"/>
+                <w:szCs w:val="17"/>
+              </w:rPr>
+              <w:t xml:space="preserve"> 할 일 · 메모 · 일정 상태 관리 → LLM에게 모든 판단을 맡기지 않고, 정책 자격은 규칙으로 판정하며 공식 연락처와 링크는 검증 자료와 대조함</w:t>
             </w:r>
           </w:p>
         </w:tc>
@@ -687,61 +775,61 @@
         </w:trPr>
         <w:tc>
           <w:tcPr>
-            <w:tcW w:type="dxa" w:w="3227"/>
-            <w:tcBorders>
-              <w:top w:val="single" w:color="C9D3DF" w:sz="4"/>
-              <w:left w:val="single" w:color="C9D3DF" w:sz="4"/>
-              <w:bottom w:val="single" w:color="C9D3DF" w:sz="4"/>
-              <w:right w:val="single" w:color="C9D3DF" w:sz="4"/>
-            </w:tcBorders>
-            <w:tcMar>
-              <w:top w:type="dxa" w:w="50"/>
-              <w:left w:type="dxa" w:w="80"/>
-              <w:bottom w:type="dxa" w:w="50"/>
-              <w:right w:type="dxa" w:w="80"/>
-            </w:tcMar>
-          </w:tcPr>
-          <w:p>
-            <w:pPr>
-              <w:jc w:val="left"/>
-            </w:pPr>
-            <w:r>
-              <w:rPr>
-                <w:rFonts w:ascii="Malgun Gothic" w:cs="Malgun Gothic" w:eastAsia="Malgun Gothic" w:hAnsi="Malgun Gothic"/>
-                <w:sz w:val="17"/>
-                <w:szCs w:val="17"/>
-              </w:rPr>
-              <w:t xml:space="preserve">Memory/State/Feedback 구현</w:t>
-            </w:r>
-          </w:p>
-        </w:tc>
-        <w:tc>
-          <w:tcPr>
-            <w:tcW w:type="dxa" w:w="6977"/>
-            <w:tcBorders>
-              <w:top w:val="single" w:color="C9D3DF" w:sz="4"/>
-              <w:left w:val="single" w:color="C9D3DF" w:sz="4"/>
-              <w:bottom w:val="single" w:color="C9D3DF" w:sz="4"/>
-              <w:right w:val="single" w:color="C9D3DF" w:sz="4"/>
-            </w:tcBorders>
-            <w:tcMar>
-              <w:top w:type="dxa" w:w="50"/>
-              <w:left w:type="dxa" w:w="80"/>
-              <w:bottom w:type="dxa" w:w="50"/>
-              <w:right w:type="dxa" w:w="80"/>
-            </w:tcMar>
-          </w:tcPr>
-          <w:p>
-            <w:pPr>
-              <w:jc w:val="left"/>
-            </w:pPr>
-            <w:r>
-              <w:rPr>
-                <w:rFonts w:ascii="Malgun Gothic" w:cs="Malgun Gothic" w:eastAsia="Malgun Gothic" w:hAnsi="Malgun Gothic"/>
-                <w:sz w:val="17"/>
-                <w:szCs w:val="17"/>
-              </w:rPr>
-              <w:t xml:space="preserve">Memory: 닉네임 기준 할 일 체크·메모·저장 시각을 SQLite에 저장·복원, 같은 닉네임으로 다시 열면 남은 할 일부터 이어서 계획 / Feedback: AI 답의 연락처·링크를 검증 DB와 대조해 틀리면 다시 작성, 그래도 실패하면 규칙 기반 안내로 대체, 실행 기록을 화면에 표시</w:t>
+            <w:tcW w:type="dxa" w:w="3217"/>
+            <w:tcBorders>
+              <w:top w:val="single" w:color="C9D3DF" w:sz="4"/>
+              <w:left w:val="single" w:color="C9D3DF" w:sz="4"/>
+              <w:bottom w:val="single" w:color="C9D3DF" w:sz="4"/>
+              <w:right w:val="single" w:color="C9D3DF" w:sz="4"/>
+            </w:tcBorders>
+            <w:tcMar>
+              <w:top w:type="dxa" w:w="50"/>
+              <w:left w:type="dxa" w:w="80"/>
+              <w:bottom w:type="dxa" w:w="50"/>
+              <w:right w:type="dxa" w:w="80"/>
+            </w:tcMar>
+          </w:tcPr>
+          <w:p>
+            <w:pPr>
+              <w:jc w:val="left"/>
+            </w:pPr>
+            <w:r>
+              <w:rPr>
+                <w:rFonts w:ascii="Malgun Gothic" w:cs="Malgun Gothic" w:eastAsia="Malgun Gothic" w:hAnsi="Malgun Gothic"/>
+                <w:sz w:val="17"/>
+                <w:szCs w:val="17"/>
+              </w:rPr>
+              <w:t xml:space="preserve">사용 Tool/API/Data/장비</w:t>
+            </w:r>
+          </w:p>
+        </w:tc>
+        <w:tc>
+          <w:tcPr>
+            <w:tcW w:type="dxa" w:w="6987"/>
+            <w:tcBorders>
+              <w:top w:val="single" w:color="C9D3DF" w:sz="4"/>
+              <w:left w:val="single" w:color="C9D3DF" w:sz="4"/>
+              <w:bottom w:val="single" w:color="C9D3DF" w:sz="4"/>
+              <w:right w:val="single" w:color="C9D3DF" w:sz="4"/>
+            </w:tcBorders>
+            <w:tcMar>
+              <w:top w:type="dxa" w:w="50"/>
+              <w:left w:type="dxa" w:w="80"/>
+              <w:bottom w:type="dxa" w:w="50"/>
+              <w:right w:type="dxa" w:w="80"/>
+            </w:tcMar>
+          </w:tcPr>
+          <w:p>
+            <w:pPr>
+              <w:jc w:val="left"/>
+            </w:pPr>
+            <w:r>
+              <w:rPr>
+                <w:rFonts w:ascii="Malgun Gothic" w:cs="Malgun Gothic" w:eastAsia="Malgun Gothic" w:hAnsi="Malgun Gothic"/>
+                <w:sz w:val="17"/>
+                <w:szCs w:val="17"/>
+              </w:rPr>
+              <w:t xml:space="preserve">도구 5개(get_my_situation·search_policies·search_activities·lookup_dialect·find_complaint_channel), 검증 JSON(정책 24건·할 일 26개·생활 정보 60곳·지역말 2,253개·접수 창구 6단계), SQLite, 캘린더 파일(.ics), 네이버 지도 링크, Gmail SMTP(동의 시)</w:t>
             </w:r>
           </w:p>
         </w:tc>
@@ -753,61 +841,61 @@
         </w:trPr>
         <w:tc>
           <w:tcPr>
-            <w:tcW w:type="dxa" w:w="3227"/>
-            <w:tcBorders>
-              <w:top w:val="single" w:color="C9D3DF" w:sz="4"/>
-              <w:left w:val="single" w:color="C9D3DF" w:sz="4"/>
-              <w:bottom w:val="single" w:color="C9D3DF" w:sz="4"/>
-              <w:right w:val="single" w:color="C9D3DF" w:sz="4"/>
-            </w:tcBorders>
-            <w:tcMar>
-              <w:top w:type="dxa" w:w="50"/>
-              <w:left w:type="dxa" w:w="80"/>
-              <w:bottom w:type="dxa" w:w="50"/>
-              <w:right w:type="dxa" w:w="80"/>
-            </w:tcMar>
-          </w:tcPr>
-          <w:p>
-            <w:pPr>
-              <w:jc w:val="left"/>
-            </w:pPr>
-            <w:r>
-              <w:rPr>
-                <w:rFonts w:ascii="Malgun Gothic" w:cs="Malgun Gothic" w:eastAsia="Malgun Gothic" w:hAnsi="Malgun Gothic"/>
-                <w:sz w:val="17"/>
-                <w:szCs w:val="17"/>
-              </w:rPr>
-              <w:t xml:space="preserve">핵심 Workflow(End-to-End)</w:t>
-            </w:r>
-          </w:p>
-        </w:tc>
-        <w:tc>
-          <w:tcPr>
-            <w:tcW w:type="dxa" w:w="6977"/>
-            <w:tcBorders>
-              <w:top w:val="single" w:color="C9D3DF" w:sz="4"/>
-              <w:left w:val="single" w:color="C9D3DF" w:sz="4"/>
-              <w:bottom w:val="single" w:color="C9D3DF" w:sz="4"/>
-              <w:right w:val="single" w:color="C9D3DF" w:sz="4"/>
-            </w:tcBorders>
-            <w:tcMar>
-              <w:top w:type="dxa" w:w="50"/>
-              <w:left w:type="dxa" w:w="80"/>
-              <w:bottom w:type="dxa" w:w="50"/>
-              <w:right w:type="dxa" w:w="80"/>
-            </w:tcMar>
-          </w:tcPr>
-          <w:p>
-            <w:pPr>
-              <w:jc w:val="left"/>
-            </w:pPr>
-            <w:r>
-              <w:rPr>
-                <w:rFonts w:ascii="Malgun Gothic" w:cs="Malgun Gothic" w:eastAsia="Malgun Gothic" w:hAnsi="Malgun Gothic"/>
-                <w:sz w:val="17"/>
-                <w:szCs w:val="17"/>
-              </w:rPr>
-              <w:t xml:space="preserve">① 나의 조건 입력 → ② 긴급·위기 문장은 AI 없이 112·119·109 즉시 안내, 그 외는 GPT-4.1 mini가 질문 목표를 인식해 도구 선택 → ③ 규칙 엔진이 정책 24건을 4단계(해당 가능·조건부·직접 확인·해당 없음) 판정 → ④ 전입일 기준 180일 정착 일정·혜택 확인일 생성 → ⑤ 도구 호출 결과로 답 작성, 연락처·링크 검증 → ⑥ 할 일 체크·메모 저장, 캘린더·정착 리포트·이메일(동의 시)로 보관 → ⑦ 다시 열면 저장 상태로 다음 할 일 계획</w:t>
+            <w:tcW w:type="dxa" w:w="3217"/>
+            <w:tcBorders>
+              <w:top w:val="single" w:color="C9D3DF" w:sz="4"/>
+              <w:left w:val="single" w:color="C9D3DF" w:sz="4"/>
+              <w:bottom w:val="single" w:color="C9D3DF" w:sz="4"/>
+              <w:right w:val="single" w:color="C9D3DF" w:sz="4"/>
+            </w:tcBorders>
+            <w:tcMar>
+              <w:top w:type="dxa" w:w="50"/>
+              <w:left w:type="dxa" w:w="80"/>
+              <w:bottom w:type="dxa" w:w="50"/>
+              <w:right w:type="dxa" w:w="80"/>
+            </w:tcMar>
+          </w:tcPr>
+          <w:p>
+            <w:pPr>
+              <w:jc w:val="left"/>
+            </w:pPr>
+            <w:r>
+              <w:rPr>
+                <w:rFonts w:ascii="Malgun Gothic" w:cs="Malgun Gothic" w:eastAsia="Malgun Gothic" w:hAnsi="Malgun Gothic"/>
+                <w:sz w:val="17"/>
+                <w:szCs w:val="17"/>
+              </w:rPr>
+              <w:t xml:space="preserve">Memory/State/Feedback 구현</w:t>
+            </w:r>
+          </w:p>
+        </w:tc>
+        <w:tc>
+          <w:tcPr>
+            <w:tcW w:type="dxa" w:w="6987"/>
+            <w:tcBorders>
+              <w:top w:val="single" w:color="C9D3DF" w:sz="4"/>
+              <w:left w:val="single" w:color="C9D3DF" w:sz="4"/>
+              <w:bottom w:val="single" w:color="C9D3DF" w:sz="4"/>
+              <w:right w:val="single" w:color="C9D3DF" w:sz="4"/>
+            </w:tcBorders>
+            <w:tcMar>
+              <w:top w:type="dxa" w:w="50"/>
+              <w:left w:type="dxa" w:w="80"/>
+              <w:bottom w:type="dxa" w:w="50"/>
+              <w:right w:type="dxa" w:w="80"/>
+            </w:tcMar>
+          </w:tcPr>
+          <w:p>
+            <w:pPr>
+              <w:jc w:val="left"/>
+            </w:pPr>
+            <w:r>
+              <w:rPr>
+                <w:rFonts w:ascii="Malgun Gothic" w:cs="Malgun Gothic" w:eastAsia="Malgun Gothic" w:hAnsi="Malgun Gothic"/>
+                <w:sz w:val="17"/>
+                <w:szCs w:val="17"/>
+              </w:rPr>
+              <w:t xml:space="preserve">Memory: 닉네임 기준 할 일 체크·메모·저장 시각을 SQLite에 저장·복원, 같은 닉네임으로 다시 열면 남은 할 일부터 이어서 계획 / Feedback: AI 답의 연락처·링크를 검증 DB와 대조해 틀리면 다시 작성, 그래도 실패하면 규칙 기반 안내로 대체, 실행 기록을 화면에 표시</w:t>
             </w:r>
           </w:p>
         </w:tc>
@@ -819,61 +907,61 @@
         </w:trPr>
         <w:tc>
           <w:tcPr>
-            <w:tcW w:type="dxa" w:w="3227"/>
-            <w:tcBorders>
-              <w:top w:val="single" w:color="C9D3DF" w:sz="4"/>
-              <w:left w:val="single" w:color="C9D3DF" w:sz="4"/>
-              <w:bottom w:val="single" w:color="C9D3DF" w:sz="4"/>
-              <w:right w:val="single" w:color="C9D3DF" w:sz="4"/>
-            </w:tcBorders>
-            <w:tcMar>
-              <w:top w:type="dxa" w:w="50"/>
-              <w:left w:type="dxa" w:w="80"/>
-              <w:bottom w:type="dxa" w:w="50"/>
-              <w:right w:type="dxa" w:w="80"/>
-            </w:tcMar>
-          </w:tcPr>
-          <w:p>
-            <w:pPr>
-              <w:jc w:val="left"/>
-            </w:pPr>
-            <w:r>
-              <w:rPr>
-                <w:rFonts w:ascii="Malgun Gothic" w:cs="Malgun Gothic" w:eastAsia="Malgun Gothic" w:hAnsi="Malgun Gothic"/>
-                <w:sz w:val="17"/>
-                <w:szCs w:val="17"/>
-              </w:rPr>
-              <w:t xml:space="preserve">핵심기능 3~5개</w:t>
-            </w:r>
-          </w:p>
-        </w:tc>
-        <w:tc>
-          <w:tcPr>
-            <w:tcW w:type="dxa" w:w="6977"/>
-            <w:tcBorders>
-              <w:top w:val="single" w:color="C9D3DF" w:sz="4"/>
-              <w:left w:val="single" w:color="C9D3DF" w:sz="4"/>
-              <w:bottom w:val="single" w:color="C9D3DF" w:sz="4"/>
-              <w:right w:val="single" w:color="C9D3DF" w:sz="4"/>
-            </w:tcBorders>
-            <w:tcMar>
-              <w:top w:type="dxa" w:w="50"/>
-              <w:left w:type="dxa" w:w="80"/>
-              <w:bottom w:type="dxa" w:w="50"/>
-              <w:right w:type="dxa" w:w="80"/>
-            </w:tcMar>
-          </w:tcPr>
-          <w:p>
-            <w:pPr>
-              <w:jc w:val="left"/>
-            </w:pPr>
-            <w:r>
-              <w:rPr>
-                <w:rFonts w:ascii="Malgun Gothic" w:cs="Malgun Gothic" w:eastAsia="Malgun Gothic" w:hAnsi="Malgun Gothic"/>
-                <w:sz w:val="17"/>
-                <w:szCs w:val="17"/>
-              </w:rPr>
-              <w:t xml:space="preserve">1) 창원 청년 맞춤형 혜택 알림(4단계 판정·이유·지금 할 일·신청 가능 예정일) 2) 창원 생활 정보 안내 및 일정 편성(180일 일정·할 일 26개·생활 정보 60곳·캘린더·리포트) 3) 불편사항 행정 접수안내(6단계 분류·접수 창구) 4) 창원 지역말 번역(문헌 기준 뜻, 사전 밖은 짐작하지 않음) 5) 오이소창원에게 물어보기(도구 5개·답변 검증·실행 기록)</w:t>
+            <w:tcW w:type="dxa" w:w="3217"/>
+            <w:tcBorders>
+              <w:top w:val="single" w:color="C9D3DF" w:sz="4"/>
+              <w:left w:val="single" w:color="C9D3DF" w:sz="4"/>
+              <w:bottom w:val="single" w:color="C9D3DF" w:sz="4"/>
+              <w:right w:val="single" w:color="C9D3DF" w:sz="4"/>
+            </w:tcBorders>
+            <w:tcMar>
+              <w:top w:type="dxa" w:w="50"/>
+              <w:left w:type="dxa" w:w="80"/>
+              <w:bottom w:type="dxa" w:w="50"/>
+              <w:right w:type="dxa" w:w="80"/>
+            </w:tcMar>
+          </w:tcPr>
+          <w:p>
+            <w:pPr>
+              <w:jc w:val="left"/>
+            </w:pPr>
+            <w:r>
+              <w:rPr>
+                <w:rFonts w:ascii="Malgun Gothic" w:cs="Malgun Gothic" w:eastAsia="Malgun Gothic" w:hAnsi="Malgun Gothic"/>
+                <w:sz w:val="17"/>
+                <w:szCs w:val="17"/>
+              </w:rPr>
+              <w:t xml:space="preserve">핵심 Workflow(End-to-End)</w:t>
+            </w:r>
+          </w:p>
+        </w:tc>
+        <w:tc>
+          <w:tcPr>
+            <w:tcW w:type="dxa" w:w="6987"/>
+            <w:tcBorders>
+              <w:top w:val="single" w:color="C9D3DF" w:sz="4"/>
+              <w:left w:val="single" w:color="C9D3DF" w:sz="4"/>
+              <w:bottom w:val="single" w:color="C9D3DF" w:sz="4"/>
+              <w:right w:val="single" w:color="C9D3DF" w:sz="4"/>
+            </w:tcBorders>
+            <w:tcMar>
+              <w:top w:type="dxa" w:w="50"/>
+              <w:left w:type="dxa" w:w="80"/>
+              <w:bottom w:type="dxa" w:w="50"/>
+              <w:right w:type="dxa" w:w="80"/>
+            </w:tcMar>
+          </w:tcPr>
+          <w:p>
+            <w:pPr>
+              <w:jc w:val="left"/>
+            </w:pPr>
+            <w:r>
+              <w:rPr>
+                <w:rFonts w:ascii="Malgun Gothic" w:cs="Malgun Gothic" w:eastAsia="Malgun Gothic" w:hAnsi="Malgun Gothic"/>
+                <w:sz w:val="17"/>
+                <w:szCs w:val="17"/>
+              </w:rPr>
+              <w:t xml:space="preserve">① 나의 조건 입력 → ② 긴급·위기 문장은 AI 없이 112·119·109 즉시 안내, 그 외는 GPT-4.1 mini가 질문 목표를 인식해 도구 선택 → ③ 규칙 엔진이 정책 24건을 4단계(해당 가능·조건부·직접 확인·해당 없음) 판정 → ④ 전입일 기준 180일 정착 일정·혜택 확인일 생성 → ⑤ 도구 호출 결과로 답 작성, 연락처·링크 검증 → ⑥ 할 일 체크·메모 저장, 캘린더·정착 리포트·이메일(동의 시)로 보관 → ⑦ 다시 열면 저장 상태로 다음 할 일 계획</w:t>
             </w:r>
           </w:p>
         </w:tc>
@@ -885,61 +973,61 @@
         </w:trPr>
         <w:tc>
           <w:tcPr>
-            <w:tcW w:type="dxa" w:w="3227"/>
-            <w:tcBorders>
-              <w:top w:val="single" w:color="C9D3DF" w:sz="4"/>
-              <w:left w:val="single" w:color="C9D3DF" w:sz="4"/>
-              <w:bottom w:val="single" w:color="C9D3DF" w:sz="4"/>
-              <w:right w:val="single" w:color="C9D3DF" w:sz="4"/>
-            </w:tcBorders>
-            <w:tcMar>
-              <w:top w:type="dxa" w:w="50"/>
-              <w:left w:type="dxa" w:w="80"/>
-              <w:bottom w:type="dxa" w:w="50"/>
-              <w:right w:type="dxa" w:w="80"/>
-            </w:tcMar>
-          </w:tcPr>
-          <w:p>
-            <w:pPr>
-              <w:jc w:val="left"/>
-            </w:pPr>
-            <w:r>
-              <w:rPr>
-                <w:rFonts w:ascii="Malgun Gothic" w:cs="Malgun Gothic" w:eastAsia="Malgun Gothic" w:hAnsi="Malgun Gothic"/>
-                <w:sz w:val="17"/>
-                <w:szCs w:val="17"/>
-              </w:rPr>
-              <w:t xml:space="preserve">기존자산 / 8일 신규개발분</w:t>
-            </w:r>
-          </w:p>
-        </w:tc>
-        <w:tc>
-          <w:tcPr>
-            <w:tcW w:type="dxa" w:w="6977"/>
-            <w:tcBorders>
-              <w:top w:val="single" w:color="C9D3DF" w:sz="4"/>
-              <w:left w:val="single" w:color="C9D3DF" w:sz="4"/>
-              <w:bottom w:val="single" w:color="C9D3DF" w:sz="4"/>
-              <w:right w:val="single" w:color="C9D3DF" w:sz="4"/>
-            </w:tcBorders>
-            <w:tcMar>
-              <w:top w:type="dxa" w:w="50"/>
-              <w:left w:type="dxa" w:w="80"/>
-              <w:bottom w:type="dxa" w:w="50"/>
-              <w:right w:type="dxa" w:w="80"/>
-            </w:tcMar>
-          </w:tcPr>
-          <w:p>
-            <w:pPr>
-              <w:jc w:val="left"/>
-            </w:pPr>
-            <w:r>
-              <w:rPr>
-                <w:rFonts w:ascii="Malgun Gothic" w:cs="Malgun Gothic" w:eastAsia="Malgun Gothic" w:hAnsi="Malgun Gothic"/>
-                <w:sz w:val="17"/>
-                <w:szCs w:val="17"/>
-              </w:rPr>
-              <w:t xml:space="preserve">기존자산: 서비스 아이디어·참가 신청서(9/28), 공개 자료(창원시 정책·공공 통계·국립국어원 우리말샘), 오픈소스(Python·Streamlit·python-dateutil·OpenAI SDK·SQLite) / 8일 신규개발(9/29~): 기획안, 데이터 수집·출처 검증 JSON, 앱 전체 코드(app.py·src 모듈 12개), 정책 판정 엔진, Agent 도구 루프·답변 검증, 정착 일정·저장, 캘린더·리포트·이메일 알림, 화면, 자동 테스트 127개</w:t>
+            <w:tcW w:type="dxa" w:w="3217"/>
+            <w:tcBorders>
+              <w:top w:val="single" w:color="C9D3DF" w:sz="4"/>
+              <w:left w:val="single" w:color="C9D3DF" w:sz="4"/>
+              <w:bottom w:val="single" w:color="C9D3DF" w:sz="4"/>
+              <w:right w:val="single" w:color="C9D3DF" w:sz="4"/>
+            </w:tcBorders>
+            <w:tcMar>
+              <w:top w:type="dxa" w:w="50"/>
+              <w:left w:type="dxa" w:w="80"/>
+              <w:bottom w:type="dxa" w:w="50"/>
+              <w:right w:type="dxa" w:w="80"/>
+            </w:tcMar>
+          </w:tcPr>
+          <w:p>
+            <w:pPr>
+              <w:jc w:val="left"/>
+            </w:pPr>
+            <w:r>
+              <w:rPr>
+                <w:rFonts w:ascii="Malgun Gothic" w:cs="Malgun Gothic" w:eastAsia="Malgun Gothic" w:hAnsi="Malgun Gothic"/>
+                <w:sz w:val="17"/>
+                <w:szCs w:val="17"/>
+              </w:rPr>
+              <w:t xml:space="preserve">핵심기능 3~5개</w:t>
+            </w:r>
+          </w:p>
+        </w:tc>
+        <w:tc>
+          <w:tcPr>
+            <w:tcW w:type="dxa" w:w="6987"/>
+            <w:tcBorders>
+              <w:top w:val="single" w:color="C9D3DF" w:sz="4"/>
+              <w:left w:val="single" w:color="C9D3DF" w:sz="4"/>
+              <w:bottom w:val="single" w:color="C9D3DF" w:sz="4"/>
+              <w:right w:val="single" w:color="C9D3DF" w:sz="4"/>
+            </w:tcBorders>
+            <w:tcMar>
+              <w:top w:type="dxa" w:w="50"/>
+              <w:left w:type="dxa" w:w="80"/>
+              <w:bottom w:type="dxa" w:w="50"/>
+              <w:right w:type="dxa" w:w="80"/>
+            </w:tcMar>
+          </w:tcPr>
+          <w:p>
+            <w:pPr>
+              <w:jc w:val="left"/>
+            </w:pPr>
+            <w:r>
+              <w:rPr>
+                <w:rFonts w:ascii="Malgun Gothic" w:cs="Malgun Gothic" w:eastAsia="Malgun Gothic" w:hAnsi="Malgun Gothic"/>
+                <w:sz w:val="17"/>
+                <w:szCs w:val="17"/>
+              </w:rPr>
+              <w:t xml:space="preserve">1) 창원 청년 맞춤형 혜택 알림(4단계 판정·이유·지금 할 일·신청 가능 예정일) 2) 창원 생활 정보 안내 및 일정 편성(180일 일정·할 일 26개·생활 정보 60곳·캘린더·리포트) 3) 불편사항 행정 접수안내(6단계 분류·접수 창구) 4) 창원 지역말 번역(문헌 기준 뜻, 사전 밖은 짐작하지 않음) 5) 오이소창원에게 물어보기(도구 5개·답변 검증·실행 기록)</w:t>
             </w:r>
           </w:p>
         </w:tc>
@@ -951,61 +1039,61 @@
         </w:trPr>
         <w:tc>
           <w:tcPr>
-            <w:tcW w:type="dxa" w:w="3227"/>
-            <w:tcBorders>
-              <w:top w:val="single" w:color="C9D3DF" w:sz="4"/>
-              <w:left w:val="single" w:color="C9D3DF" w:sz="4"/>
-              <w:bottom w:val="single" w:color="C9D3DF" w:sz="4"/>
-              <w:right w:val="single" w:color="C9D3DF" w:sz="4"/>
-            </w:tcBorders>
-            <w:tcMar>
-              <w:top w:type="dxa" w:w="50"/>
-              <w:left w:type="dxa" w:w="80"/>
-              <w:bottom w:type="dxa" w:w="50"/>
-              <w:right w:type="dxa" w:w="80"/>
-            </w:tcMar>
-          </w:tcPr>
-          <w:p>
-            <w:pPr>
-              <w:jc w:val="left"/>
-            </w:pPr>
-            <w:r>
-              <w:rPr>
-                <w:rFonts w:ascii="Malgun Gothic" w:cs="Malgun Gothic" w:eastAsia="Malgun Gothic" w:hAnsi="Malgun Gothic"/>
-                <w:sz w:val="17"/>
-                <w:szCs w:val="17"/>
-              </w:rPr>
-              <w:t xml:space="preserve">대표 테스트 5건 결과</w:t>
-            </w:r>
-          </w:p>
-        </w:tc>
-        <w:tc>
-          <w:tcPr>
-            <w:tcW w:type="dxa" w:w="6977"/>
-            <w:tcBorders>
-              <w:top w:val="single" w:color="C9D3DF" w:sz="4"/>
-              <w:left w:val="single" w:color="C9D3DF" w:sz="4"/>
-              <w:bottom w:val="single" w:color="C9D3DF" w:sz="4"/>
-              <w:right w:val="single" w:color="C9D3DF" w:sz="4"/>
-            </w:tcBorders>
-            <w:tcMar>
-              <w:top w:type="dxa" w:w="50"/>
-              <w:left w:type="dxa" w:w="80"/>
-              <w:bottom w:type="dxa" w:w="50"/>
-              <w:right w:type="dxa" w:w="80"/>
-            </w:tcMar>
-          </w:tcPr>
-          <w:p>
-            <w:pPr>
-              <w:jc w:val="left"/>
-            </w:pPr>
-            <w:r>
-              <w:rPr>
-                <w:rFonts w:ascii="Malgun Gothic" w:cs="Malgun Gothic" w:eastAsia="Malgun Gothic" w:hAnsi="Malgun Gothic"/>
-                <w:sz w:val="17"/>
-                <w:szCs w:val="17"/>
-              </w:rPr>
-              <w:t xml:space="preserve">TC1 조건 입력→혜택 4·13·0·7건→할 일 저장·복원 통과 / TC2 “받을 수 있는 지원” 도구 호출·검증·공식 링크 통과 / TC3 버스 야경 추천: 검증 장소만, 차량 권장 분리 통과 / TC4 가로등→[높음] 1899-1111, 화재→AI 없이 112·119 통과 / TC5 지역말 문헌 뜻·사전 밖 “별도 확인” 통과 (TC6 범위 밖 질문 거절 포함 PC·모바일 12회 통과, 테스트 3종 총 54회: AI 자동 12회·팀 자체 38회(지적 88건 모두 반영)·실사용자 4회(만족도 4.75/5), 단위 테스트 127개)</w:t>
+            <w:tcW w:type="dxa" w:w="3217"/>
+            <w:tcBorders>
+              <w:top w:val="single" w:color="C9D3DF" w:sz="4"/>
+              <w:left w:val="single" w:color="C9D3DF" w:sz="4"/>
+              <w:bottom w:val="single" w:color="C9D3DF" w:sz="4"/>
+              <w:right w:val="single" w:color="C9D3DF" w:sz="4"/>
+            </w:tcBorders>
+            <w:tcMar>
+              <w:top w:type="dxa" w:w="50"/>
+              <w:left w:type="dxa" w:w="80"/>
+              <w:bottom w:type="dxa" w:w="50"/>
+              <w:right w:type="dxa" w:w="80"/>
+            </w:tcMar>
+          </w:tcPr>
+          <w:p>
+            <w:pPr>
+              <w:jc w:val="left"/>
+            </w:pPr>
+            <w:r>
+              <w:rPr>
+                <w:rFonts w:ascii="Malgun Gothic" w:cs="Malgun Gothic" w:eastAsia="Malgun Gothic" w:hAnsi="Malgun Gothic"/>
+                <w:sz w:val="17"/>
+                <w:szCs w:val="17"/>
+              </w:rPr>
+              <w:t xml:space="preserve">기존자산 / 8일 신규개발분</w:t>
+            </w:r>
+          </w:p>
+        </w:tc>
+        <w:tc>
+          <w:tcPr>
+            <w:tcW w:type="dxa" w:w="6987"/>
+            <w:tcBorders>
+              <w:top w:val="single" w:color="C9D3DF" w:sz="4"/>
+              <w:left w:val="single" w:color="C9D3DF" w:sz="4"/>
+              <w:bottom w:val="single" w:color="C9D3DF" w:sz="4"/>
+              <w:right w:val="single" w:color="C9D3DF" w:sz="4"/>
+            </w:tcBorders>
+            <w:tcMar>
+              <w:top w:type="dxa" w:w="50"/>
+              <w:left w:type="dxa" w:w="80"/>
+              <w:bottom w:type="dxa" w:w="50"/>
+              <w:right w:type="dxa" w:w="80"/>
+            </w:tcMar>
+          </w:tcPr>
+          <w:p>
+            <w:pPr>
+              <w:jc w:val="left"/>
+            </w:pPr>
+            <w:r>
+              <w:rPr>
+                <w:rFonts w:ascii="Malgun Gothic" w:cs="Malgun Gothic" w:eastAsia="Malgun Gothic" w:hAnsi="Malgun Gothic"/>
+                <w:sz w:val="17"/>
+                <w:szCs w:val="17"/>
+              </w:rPr>
+              <w:t xml:space="preserve">기존자산: 서비스 아이디어·참가 신청서(9/28), 공개 자료(창원시 정책·공공 통계·국립국어원 우리말샘), 오픈소스(Python·Streamlit·python-dateutil·OpenAI SDK·SQLite) / 8일 신규개발(9/29~): 기획안, 데이터 수집·출처 검증 JSON, 앱 전체 코드(app.py·src 모듈 12개), 정책 판정 엔진, Agent 도구 루프·답변 검증, 정착 일정·저장, 캘린더·리포트·이메일 알림, 화면, 자동 테스트 127개</w:t>
             </w:r>
           </w:p>
         </w:tc>
@@ -1017,69 +1105,61 @@
         </w:trPr>
         <w:tc>
           <w:tcPr>
-            <w:tcW w:type="dxa" w:w="3227"/>
-            <w:tcBorders>
-              <w:top w:val="single" w:color="C9D3DF" w:sz="4"/>
-              <w:left w:val="single" w:color="C9D3DF" w:sz="4"/>
-              <w:bottom w:val="single" w:color="C9D3DF" w:sz="4"/>
-              <w:right w:val="single" w:color="C9D3DF" w:sz="4"/>
-            </w:tcBorders>
-            <w:tcMar>
-              <w:top w:type="dxa" w:w="50"/>
-              <w:left w:type="dxa" w:w="80"/>
-              <w:bottom w:type="dxa" w:w="50"/>
-              <w:right w:type="dxa" w:w="80"/>
-            </w:tcMar>
-          </w:tcPr>
-          <w:p>
-            <w:pPr>
-              <w:jc w:val="left"/>
-            </w:pPr>
-            <w:r>
-              <w:rPr>
-                <w:rFonts w:ascii="Malgun Gothic" w:cs="Malgun Gothic" w:eastAsia="Malgun Gothic" w:hAnsi="Malgun Gothic"/>
-                <w:sz w:val="17"/>
-                <w:szCs w:val="17"/>
-              </w:rPr>
-              <w:t xml:space="preserve">현재 완성도 Level</w:t>
-            </w:r>
-          </w:p>
-        </w:tc>
-        <w:tc>
-          <w:tcPr>
-            <w:tcW w:type="dxa" w:w="6977"/>
-            <w:tcBorders>
-              <w:top w:val="single" w:color="C9D3DF" w:sz="4"/>
-              <w:left w:val="single" w:color="C9D3DF" w:sz="4"/>
-              <w:bottom w:val="single" w:color="C9D3DF" w:sz="4"/>
-              <w:right w:val="single" w:color="C9D3DF" w:sz="4"/>
-            </w:tcBorders>
-            <w:tcMar>
-              <w:top w:type="dxa" w:w="50"/>
-              <w:left w:type="dxa" w:w="80"/>
-              <w:bottom w:type="dxa" w:w="50"/>
-              <w:right w:type="dxa" w:w="80"/>
-            </w:tcMar>
-          </w:tcPr>
-          <w:p>
-            <w:pPr>
-              <w:jc w:val="left"/>
-            </w:pPr>
-            <w:r>
-              <w:rPr>
-                <w:rFonts w:ascii="Malgun Gothic" w:cs="Malgun Gothic" w:eastAsia="Malgun Gothic" w:hAnsi="Malgun Gothic"/>
-                <w:sz w:val="17"/>
-                <w:szCs w:val="17"/>
-              </w:rPr>
-              <w:t xml:space="preserve">Level 3(MVP)</w:t>
-            </w:r>
-            <w:r>
-              <w:rPr>
-                <w:rFonts w:ascii="Malgun Gothic" w:cs="Malgun Gothic" w:eastAsia="Malgun Gothic" w:hAnsi="Malgun Gothic"/>
-                <w:sz w:val="17"/>
-                <w:szCs w:val="17"/>
-              </w:rPr>
-              <w:t xml:space="preserve"> — 핵심기능 4개 + Agent 통합 질문 동작, 대표 End-to-End(정책 판정→일정 생성→상태 저장) 안정 동작</w:t>
+            <w:tcW w:type="dxa" w:w="3217"/>
+            <w:tcBorders>
+              <w:top w:val="single" w:color="C9D3DF" w:sz="4"/>
+              <w:left w:val="single" w:color="C9D3DF" w:sz="4"/>
+              <w:bottom w:val="single" w:color="C9D3DF" w:sz="4"/>
+              <w:right w:val="single" w:color="C9D3DF" w:sz="4"/>
+            </w:tcBorders>
+            <w:tcMar>
+              <w:top w:type="dxa" w:w="50"/>
+              <w:left w:type="dxa" w:w="80"/>
+              <w:bottom w:type="dxa" w:w="50"/>
+              <w:right w:type="dxa" w:w="80"/>
+            </w:tcMar>
+          </w:tcPr>
+          <w:p>
+            <w:pPr>
+              <w:jc w:val="left"/>
+            </w:pPr>
+            <w:r>
+              <w:rPr>
+                <w:rFonts w:ascii="Malgun Gothic" w:cs="Malgun Gothic" w:eastAsia="Malgun Gothic" w:hAnsi="Malgun Gothic"/>
+                <w:sz w:val="17"/>
+                <w:szCs w:val="17"/>
+              </w:rPr>
+              <w:t xml:space="preserve">대표 테스트 5건 결과</w:t>
+            </w:r>
+          </w:p>
+        </w:tc>
+        <w:tc>
+          <w:tcPr>
+            <w:tcW w:type="dxa" w:w="6987"/>
+            <w:tcBorders>
+              <w:top w:val="single" w:color="C9D3DF" w:sz="4"/>
+              <w:left w:val="single" w:color="C9D3DF" w:sz="4"/>
+              <w:bottom w:val="single" w:color="C9D3DF" w:sz="4"/>
+              <w:right w:val="single" w:color="C9D3DF" w:sz="4"/>
+            </w:tcBorders>
+            <w:tcMar>
+              <w:top w:type="dxa" w:w="50"/>
+              <w:left w:type="dxa" w:w="80"/>
+              <w:bottom w:type="dxa" w:w="50"/>
+              <w:right w:type="dxa" w:w="80"/>
+            </w:tcMar>
+          </w:tcPr>
+          <w:p>
+            <w:pPr>
+              <w:jc w:val="left"/>
+            </w:pPr>
+            <w:r>
+              <w:rPr>
+                <w:rFonts w:ascii="Malgun Gothic" w:cs="Malgun Gothic" w:eastAsia="Malgun Gothic" w:hAnsi="Malgun Gothic"/>
+                <w:sz w:val="17"/>
+                <w:szCs w:val="17"/>
+              </w:rPr>
+              <w:t xml:space="preserve">TC1 조건 입력→혜택 4·13·0·7건→할 일 저장·복원 통과 / TC2 “받을 수 있는 지원” 도구 호출·검증·공식 링크 통과 / TC3 버스 야경 추천: 검증 장소만, 차량 권장 분리 통과 / TC4 가로등→[높음] 1899-1111, 화재→AI 없이 112·119 통과 / TC5 지역말 문헌 뜻·사전 밖 “별도 확인” 통과 (TC6 범위 밖 질문 거절 포함 PC·모바일 12회 통과, 테스트 3종 총 54회: AI 자동 12회·팀 자체 38회(지적 88건 모두 반영)·실사용자 4회(만족도 4.75/5), 단위 테스트 127개)</w:t>
             </w:r>
           </w:p>
         </w:tc>
@@ -1091,7 +1171,81 @@
         </w:trPr>
         <w:tc>
           <w:tcPr>
-            <w:tcW w:type="dxa" w:w="3227"/>
+            <w:tcW w:type="dxa" w:w="3217"/>
+            <w:tcBorders>
+              <w:top w:val="single" w:color="C9D3DF" w:sz="4"/>
+              <w:left w:val="single" w:color="C9D3DF" w:sz="4"/>
+              <w:bottom w:val="single" w:color="C9D3DF" w:sz="4"/>
+              <w:right w:val="single" w:color="C9D3DF" w:sz="4"/>
+            </w:tcBorders>
+            <w:tcMar>
+              <w:top w:type="dxa" w:w="50"/>
+              <w:left w:type="dxa" w:w="80"/>
+              <w:bottom w:type="dxa" w:w="50"/>
+              <w:right w:type="dxa" w:w="80"/>
+            </w:tcMar>
+          </w:tcPr>
+          <w:p>
+            <w:pPr>
+              <w:jc w:val="left"/>
+            </w:pPr>
+            <w:r>
+              <w:rPr>
+                <w:rFonts w:ascii="Malgun Gothic" w:cs="Malgun Gothic" w:eastAsia="Malgun Gothic" w:hAnsi="Malgun Gothic"/>
+                <w:sz w:val="17"/>
+                <w:szCs w:val="17"/>
+              </w:rPr>
+              <w:t xml:space="preserve">현재 완성도 Level</w:t>
+            </w:r>
+          </w:p>
+        </w:tc>
+        <w:tc>
+          <w:tcPr>
+            <w:tcW w:type="dxa" w:w="6987"/>
+            <w:tcBorders>
+              <w:top w:val="single" w:color="C9D3DF" w:sz="4"/>
+              <w:left w:val="single" w:color="C9D3DF" w:sz="4"/>
+              <w:bottom w:val="single" w:color="C9D3DF" w:sz="4"/>
+              <w:right w:val="single" w:color="C9D3DF" w:sz="4"/>
+            </w:tcBorders>
+            <w:tcMar>
+              <w:top w:type="dxa" w:w="50"/>
+              <w:left w:type="dxa" w:w="80"/>
+              <w:bottom w:type="dxa" w:w="50"/>
+              <w:right w:type="dxa" w:w="80"/>
+            </w:tcMar>
+          </w:tcPr>
+          <w:p>
+            <w:pPr>
+              <w:jc w:val="left"/>
+            </w:pPr>
+            <w:r>
+              <w:rPr>
+                <w:rFonts w:ascii="Malgun Gothic" w:cs="Malgun Gothic" w:eastAsia="Malgun Gothic" w:hAnsi="Malgun Gothic"/>
+                <w:sz w:val="17"/>
+                <w:szCs w:val="17"/>
+              </w:rPr>
+              <w:t xml:space="preserve">Level 3(MVP)</w:t>
+            </w:r>
+            <w:r>
+              <w:rPr>
+                <w:rFonts w:ascii="Malgun Gothic" w:cs="Malgun Gothic" w:eastAsia="Malgun Gothic" w:hAnsi="Malgun Gothic"/>
+                <w:sz w:val="17"/>
+                <w:szCs w:val="17"/>
+              </w:rPr>
+              <w:t xml:space="preserve"> — 핵심기능 4개 + Agent 통합 질문 동작, 대표 End-to-End(정책 판정→일정 생성→상태 저장) 안정 동작</w:t>
+            </w:r>
+          </w:p>
+        </w:tc>
+      </w:tr>
+      <w:tr>
+        <w:trPr>
+          <w:cantSplit/>
+          <w:tblHeader w:val="false"/>
+        </w:trPr>
+        <w:tc>
+          <w:tcPr>
+            <w:tcW w:type="dxa" w:w="3217"/>
             <w:tcBorders>
               <w:top w:val="single" w:color="C9D3DF" w:sz="4"/>
               <w:left w:val="single" w:color="C9D3DF" w:sz="4"/>
@@ -1121,7 +1275,7 @@
         </w:tc>
         <w:tc>
           <w:tcPr>
-            <w:tcW w:type="dxa" w:w="6977"/>
+            <w:tcW w:type="dxa" w:w="6987"/>
             <w:tcBorders>
               <w:top w:val="single" w:color="C9D3DF" w:sz="4"/>
               <w:left w:val="single" w:color="C9D3DF" w:sz="4"/>
@@ -1147,7 +1301,7 @@
               </w:rPr>
               <w:t xml:space="preserve">저장소 </w:t>
             </w:r>
-            <w:hyperlink w:history="1" r:id="rIdgfnh06wqxwnmvfq2d1fbp">
+            <w:hyperlink w:history="1" r:id="rIddpqjurdckww-a7ey64cye">
               <w:r>
                 <w:rPr>
                   <w:rStyle w:val="Hyperlink"/>
@@ -1166,7 +1320,7 @@
               </w:rPr>
               <w:t xml:space="preserve"> (main, 공개) · 실행 streamlit run app.py · 배포 앱 </w:t>
             </w:r>
-            <w:hyperlink w:history="1" r:id="rIdpwwigjwfhq_ru4yl0nupm">
+            <w:hyperlink w:history="1" r:id="rIdm1wy83e8mq6g3hycwwgoq">
               <w:r>
                 <w:rPr>
                   <w:rStyle w:val="Hyperlink"/>
@@ -1195,7 +1349,7 @@
         </w:trPr>
         <w:tc>
           <w:tcPr>
-            <w:tcW w:type="dxa" w:w="3227"/>
+            <w:tcW w:type="dxa" w:w="3217"/>
             <w:tcBorders>
               <w:top w:val="single" w:color="C9D3DF" w:sz="4"/>
               <w:left w:val="single" w:color="C9D3DF" w:sz="4"/>
@@ -1225,31 +1379,31 @@
         </w:tc>
         <w:tc>
           <w:tcPr>
-            <w:tcW w:type="dxa" w:w="6977"/>
-            <w:tcBorders>
-              <w:top w:val="single" w:color="C9D3DF" w:sz="4"/>
-              <w:left w:val="single" w:color="C9D3DF" w:sz="4"/>
-              <w:bottom w:val="single" w:color="C9D3DF" w:sz="4"/>
-              <w:right w:val="single" w:color="C9D3DF" w:sz="4"/>
-            </w:tcBorders>
-            <w:tcMar>
-              <w:top w:type="dxa" w:w="50"/>
-              <w:left w:type="dxa" w:w="80"/>
-              <w:bottom w:type="dxa" w:w="50"/>
-              <w:right w:type="dxa" w:w="80"/>
-            </w:tcMar>
-          </w:tcPr>
-          <w:p>
-            <w:pPr>
-              <w:jc w:val="left"/>
-            </w:pPr>
-            <w:r>
-              <w:rPr>
-                <w:rFonts w:ascii="Malgun Gothic" w:cs="Malgun Gothic" w:eastAsia="Malgun Gothic" w:hAnsi="Malgun Gothic"/>
-                <w:sz w:val="17"/>
-                <w:szCs w:val="17"/>
-              </w:rPr>
-              <w:t xml:space="preserve">정책: 창원시 인구정책·청년정책 누리집, 창원청년정보플랫폼, 「혜택만 콕! 2026」, 경남바로서비스 등 / 생활 정보: 한국관광공사 대한민국 구석구석, 창원시·창원시설공단 누리집 / 지역말: 국립국어원 우리말샘(CC BY-SA 2.0 KR), 경남방언사전, 디지털창원문화대전 / 접수 창구: 창원시 누리집, 국민신문고, 보건복지부 109, 경남 청년마음단디센터 (항목별 공식 링크·확인일 기록) / 개발 보조 AI: Claude Opus 5.5(추론 수준 중간)·GPT, ChatGPT(GPT-5.6 Sol)·ChatGPT 아스트라(Codex)(10/5 UX/UI), ChatGPT(GPT 솔라이트 6.1)(팀 자체 점검), 발표자료·시연동영상 AI 도구 [팀 확인](10/5) — 세부는 「출처·AI 활용 신고서」</w:t>
+            <w:tcW w:type="dxa" w:w="6987"/>
+            <w:tcBorders>
+              <w:top w:val="single" w:color="C9D3DF" w:sz="4"/>
+              <w:left w:val="single" w:color="C9D3DF" w:sz="4"/>
+              <w:bottom w:val="single" w:color="C9D3DF" w:sz="4"/>
+              <w:right w:val="single" w:color="C9D3DF" w:sz="4"/>
+            </w:tcBorders>
+            <w:tcMar>
+              <w:top w:type="dxa" w:w="50"/>
+              <w:left w:type="dxa" w:w="80"/>
+              <w:bottom w:type="dxa" w:w="50"/>
+              <w:right w:type="dxa" w:w="80"/>
+            </w:tcMar>
+          </w:tcPr>
+          <w:p>
+            <w:pPr>
+              <w:jc w:val="left"/>
+            </w:pPr>
+            <w:r>
+              <w:rPr>
+                <w:rFonts w:ascii="Malgun Gothic" w:cs="Malgun Gothic" w:eastAsia="Malgun Gothic" w:hAnsi="Malgun Gothic"/>
+                <w:sz w:val="17"/>
+                <w:szCs w:val="17"/>
+              </w:rPr>
+              <w:t xml:space="preserve">정책: 창원시 인구정책·청년정책 누리집, 창원청년정보플랫폼, 「혜택만 콕! 2026」, 경남바로서비스 등 / 생활 정보: 한국관광공사 대한민국 구석구석, 창원시·창원시설공단 누리집 / 지역말: 국립국어원 우리말샘(CC BY-SA 2.0 KR), 경남방언사전, 디지털창원문화대전 / 접수 창구: 창원시 누리집, 국민신문고, 보건복지부 109, 경남 청년마음단디센터 (항목별 공식 링크·확인일 기록) / 인구 통계: 창원시 데이터 포털(2023.12·2026.8 연령별 인구현황), 국가데이터처 2025 국내인구이동통계 / 개발 보조 AI 세부(사용자·범위·사람이 한 일)는 「출처·AI 활용 신고서」</w:t>
             </w:r>
           </w:p>
         </w:tc>

--- a/deliverables/technical_description/오이소창원_AI_Agent_기술설명서_20261005.docx
+++ b/deliverables/technical_description/오이소창원_AI_Agent_기술설명서_20261005.docx
@@ -1301,7 +1301,7 @@
               </w:rPr>
               <w:t xml:space="preserve">저장소 </w:t>
             </w:r>
-            <w:hyperlink w:history="1" r:id="rIddpqjurdckww-a7ey64cye">
+            <w:hyperlink w:history="1" r:id="rId3yto0rdzhmp8umd8cqgw-">
               <w:r>
                 <w:rPr>
                   <w:rStyle w:val="Hyperlink"/>
@@ -1320,7 +1320,7 @@
               </w:rPr>
               <w:t xml:space="preserve"> (main, 공개) · 실행 streamlit run app.py · 배포 앱 </w:t>
             </w:r>
-            <w:hyperlink w:history="1" r:id="rIdm1wy83e8mq6g3hycwwgoq">
+            <w:hyperlink w:history="1" r:id="rIdtawh2wvebw-pmyhhrdt1v">
               <w:r>
                 <w:rPr>
                   <w:rStyle w:val="Hyperlink"/>
@@ -1403,7 +1403,7 @@
                 <w:sz w:val="17"/>
                 <w:szCs w:val="17"/>
               </w:rPr>
-              <w:t xml:space="preserve">정책: 창원시 인구정책·청년정책 누리집, 창원청년정보플랫폼, 「혜택만 콕! 2026」, 경남바로서비스 등 / 생활 정보: 한국관광공사 대한민국 구석구석, 창원시·창원시설공단 누리집 / 지역말: 국립국어원 우리말샘(CC BY-SA 2.0 KR), 경남방언사전, 디지털창원문화대전 / 접수 창구: 창원시 누리집, 국민신문고, 보건복지부 109, 경남 청년마음단디센터 (항목별 공식 링크·확인일 기록) / 인구 통계: 창원시 데이터 포털(2023.12·2026.8 연령별 인구현황), 국가데이터처 2025 국내인구이동통계 / 개발 보조 AI 세부(사용자·범위·사람이 한 일)는 「출처·AI 활용 신고서」</w:t>
+              <w:t xml:space="preserve">정책: 창원시 인구정책·청년정책 누리집, 창원청년정보플랫폼, 「혜택만 콕! 2026」, 경남바로서비스 등 / 생활 정보: 한국관광공사 대한민국 구석구석, 창원시·창원시설공단 누리집 / 지역말: 국립국어원 우리말샘(CC BY-SA 2.0 KR), 경남방언사전, 디지털창원문화대전 / 접수 창구: 창원시 누리집, 국민신문고, 보건복지부 109, 경남 청년마음단디센터 (항목별 공식 링크·확인일 기록) / 인구 통계: 창원시 데이터 포털(2023.12·2026.8 연령별 인구현황), 국가데이터처 2025 국내인구이동통계 — 공식 링크·라이선스는 아래 ‘정보출처’ 표, 전체는 「출처·AI 활용 신고서」</w:t>
             </w:r>
           </w:p>
         </w:tc>
@@ -1413,6 +1413,1304 @@
       <w:pPr>
         <w:spacing w:after="80"/>
       </w:pPr>
+    </w:p>
+    <w:p>
+      <w:pPr>
+        <w:pStyle w:val="Heading1"/>
+        <w:keepNext/>
+        <w:spacing w:after="80" w:before="220"/>
+      </w:pPr>
+      <w:r>
+        <w:rPr>
+          <w:rFonts w:ascii="Malgun Gothic" w:cs="Malgun Gothic" w:eastAsia="Malgun Gothic" w:hAnsi="Malgun Gothic"/>
+          <w:b/>
+          <w:bCs/>
+          <w:color w:val="063465"/>
+          <w:sz w:val="24"/>
+          <w:szCs w:val="24"/>
+        </w:rPr>
+        <w:t xml:space="preserve">정보출처(「출처·AI 활용 신고서」 요약)</w:t>
+      </w:r>
+    </w:p>
+    <w:tbl>
+      <w:tblPr>
+        <w:tblW w:type="dxa" w:w="10204"/>
+        <w:tblBorders>
+          <w:top w:val="single" w:color="auto" w:sz="4"/>
+          <w:left w:val="single" w:color="auto" w:sz="4"/>
+          <w:bottom w:val="single" w:color="auto" w:sz="4"/>
+          <w:right w:val="single" w:color="auto" w:sz="4"/>
+          <w:insideH w:val="single" w:color="auto" w:sz="4"/>
+          <w:insideV w:val="single" w:color="auto" w:sz="4"/>
+        </w:tblBorders>
+      </w:tblPr>
+      <w:tblGrid>
+        <w:gridCol w:w="1860"/>
+        <w:gridCol w:w="2260"/>
+        <w:gridCol w:w="6084"/>
+      </w:tblGrid>
+      <w:tr>
+        <w:trPr>
+          <w:cantSplit/>
+          <w:tblHeader/>
+        </w:trPr>
+        <w:tc>
+          <w:tcPr>
+            <w:tcW w:type="dxa" w:w="1860"/>
+            <w:tcBorders>
+              <w:top w:val="single" w:color="C9D3DF" w:sz="4"/>
+              <w:left w:val="single" w:color="C9D3DF" w:sz="4"/>
+              <w:bottom w:val="single" w:color="C9D3DF" w:sz="4"/>
+              <w:right w:val="single" w:color="C9D3DF" w:sz="4"/>
+            </w:tcBorders>
+            <w:shd w:fill="EEF4FB" w:color="auto" w:val="clear"/>
+            <w:tcMar>
+              <w:top w:type="dxa" w:w="50"/>
+              <w:left w:type="dxa" w:w="80"/>
+              <w:bottom w:type="dxa" w:w="50"/>
+              <w:right w:type="dxa" w:w="80"/>
+            </w:tcMar>
+          </w:tcPr>
+          <w:p>
+            <w:pPr>
+              <w:jc w:val="center"/>
+            </w:pPr>
+            <w:r>
+              <w:rPr>
+                <w:rFonts w:ascii="Malgun Gothic" w:cs="Malgun Gothic" w:eastAsia="Malgun Gothic" w:hAnsi="Malgun Gothic"/>
+                <w:b/>
+                <w:bCs/>
+                <w:color w:val="063465"/>
+                <w:sz w:val="17"/>
+                <w:szCs w:val="17"/>
+              </w:rPr>
+              <w:t xml:space="preserve">데이터</w:t>
+            </w:r>
+          </w:p>
+        </w:tc>
+        <w:tc>
+          <w:tcPr>
+            <w:tcW w:type="dxa" w:w="2260"/>
+            <w:tcBorders>
+              <w:top w:val="single" w:color="C9D3DF" w:sz="4"/>
+              <w:left w:val="single" w:color="C9D3DF" w:sz="4"/>
+              <w:bottom w:val="single" w:color="C9D3DF" w:sz="4"/>
+              <w:right w:val="single" w:color="C9D3DF" w:sz="4"/>
+            </w:tcBorders>
+            <w:shd w:fill="EEF4FB" w:color="auto" w:val="clear"/>
+            <w:tcMar>
+              <w:top w:type="dxa" w:w="50"/>
+              <w:left w:type="dxa" w:w="80"/>
+              <w:bottom w:type="dxa" w:w="50"/>
+              <w:right w:type="dxa" w:w="80"/>
+            </w:tcMar>
+          </w:tcPr>
+          <w:p>
+            <w:pPr>
+              <w:jc w:val="center"/>
+            </w:pPr>
+            <w:r>
+              <w:rPr>
+                <w:rFonts w:ascii="Malgun Gothic" w:cs="Malgun Gothic" w:eastAsia="Malgun Gothic" w:hAnsi="Malgun Gothic"/>
+                <w:b/>
+                <w:bCs/>
+                <w:color w:val="063465"/>
+                <w:sz w:val="17"/>
+                <w:szCs w:val="17"/>
+              </w:rPr>
+              <w:t xml:space="preserve">건수</w:t>
+            </w:r>
+          </w:p>
+        </w:tc>
+        <w:tc>
+          <w:tcPr>
+            <w:tcW w:type="dxa" w:w="6084"/>
+            <w:tcBorders>
+              <w:top w:val="single" w:color="C9D3DF" w:sz="4"/>
+              <w:left w:val="single" w:color="C9D3DF" w:sz="4"/>
+              <w:bottom w:val="single" w:color="C9D3DF" w:sz="4"/>
+              <w:right w:val="single" w:color="C9D3DF" w:sz="4"/>
+            </w:tcBorders>
+            <w:shd w:fill="EEF4FB" w:color="auto" w:val="clear"/>
+            <w:tcMar>
+              <w:top w:type="dxa" w:w="50"/>
+              <w:left w:type="dxa" w:w="80"/>
+              <w:bottom w:type="dxa" w:w="50"/>
+              <w:right w:type="dxa" w:w="80"/>
+            </w:tcMar>
+          </w:tcPr>
+          <w:p>
+            <w:pPr>
+              <w:jc w:val="center"/>
+            </w:pPr>
+            <w:r>
+              <w:rPr>
+                <w:rFonts w:ascii="Malgun Gothic" w:cs="Malgun Gothic" w:eastAsia="Malgun Gothic" w:hAnsi="Malgun Gothic"/>
+                <w:b/>
+                <w:bCs/>
+                <w:color w:val="063465"/>
+                <w:sz w:val="17"/>
+                <w:szCs w:val="17"/>
+              </w:rPr>
+              <w:t xml:space="preserve">출처(공식 링크)</w:t>
+            </w:r>
+          </w:p>
+        </w:tc>
+      </w:tr>
+      <w:tr>
+        <w:trPr>
+          <w:cantSplit/>
+          <w:tblHeader w:val="false"/>
+        </w:trPr>
+        <w:tc>
+          <w:tcPr>
+            <w:tcW w:type="dxa" w:w="1860"/>
+            <w:tcBorders>
+              <w:top w:val="single" w:color="C9D3DF" w:sz="4"/>
+              <w:left w:val="single" w:color="C9D3DF" w:sz="4"/>
+              <w:bottom w:val="single" w:color="C9D3DF" w:sz="4"/>
+              <w:right w:val="single" w:color="C9D3DF" w:sz="4"/>
+            </w:tcBorders>
+            <w:tcMar>
+              <w:top w:type="dxa" w:w="50"/>
+              <w:left w:type="dxa" w:w="80"/>
+              <w:bottom w:type="dxa" w:w="50"/>
+              <w:right w:type="dxa" w:w="80"/>
+            </w:tcMar>
+          </w:tcPr>
+          <w:p>
+            <w:pPr>
+              <w:jc w:val="center"/>
+            </w:pPr>
+            <w:r>
+              <w:rPr>
+                <w:rFonts w:ascii="Malgun Gothic" w:cs="Malgun Gothic" w:eastAsia="Malgun Gothic" w:hAnsi="Malgun Gothic"/>
+                <w:sz w:val="17"/>
+                <w:szCs w:val="17"/>
+              </w:rPr>
+              <w:t xml:space="preserve">정책</w:t>
+            </w:r>
+          </w:p>
+        </w:tc>
+        <w:tc>
+          <w:tcPr>
+            <w:tcW w:type="dxa" w:w="2260"/>
+            <w:tcBorders>
+              <w:top w:val="single" w:color="C9D3DF" w:sz="4"/>
+              <w:left w:val="single" w:color="C9D3DF" w:sz="4"/>
+              <w:bottom w:val="single" w:color="C9D3DF" w:sz="4"/>
+              <w:right w:val="single" w:color="C9D3DF" w:sz="4"/>
+            </w:tcBorders>
+            <w:tcMar>
+              <w:top w:type="dxa" w:w="50"/>
+              <w:left w:type="dxa" w:w="80"/>
+              <w:bottom w:type="dxa" w:w="50"/>
+              <w:right w:type="dxa" w:w="80"/>
+            </w:tcMar>
+          </w:tcPr>
+          <w:p>
+            <w:pPr>
+              <w:jc w:val="center"/>
+            </w:pPr>
+            <w:r>
+              <w:rPr>
+                <w:rFonts w:ascii="Malgun Gothic" w:cs="Malgun Gothic" w:eastAsia="Malgun Gothic" w:hAnsi="Malgun Gothic"/>
+                <w:sz w:val="17"/>
+                <w:szCs w:val="17"/>
+              </w:rPr>
+              <w:t xml:space="preserve">24</w:t>
+            </w:r>
+          </w:p>
+        </w:tc>
+        <w:tc>
+          <w:tcPr>
+            <w:tcW w:type="dxa" w:w="6084"/>
+            <w:tcBorders>
+              <w:top w:val="single" w:color="C9D3DF" w:sz="4"/>
+              <w:left w:val="single" w:color="C9D3DF" w:sz="4"/>
+              <w:bottom w:val="single" w:color="C9D3DF" w:sz="4"/>
+              <w:right w:val="single" w:color="C9D3DF" w:sz="4"/>
+            </w:tcBorders>
+            <w:tcMar>
+              <w:top w:type="dxa" w:w="50"/>
+              <w:left w:type="dxa" w:w="80"/>
+              <w:bottom w:type="dxa" w:w="50"/>
+              <w:right w:type="dxa" w:w="80"/>
+            </w:tcMar>
+          </w:tcPr>
+          <w:p>
+            <w:pPr>
+              <w:jc w:val="left"/>
+            </w:pPr>
+            <w:r>
+              <w:rPr>
+                <w:rFonts w:ascii="Malgun Gothic" w:cs="Malgun Gothic" w:eastAsia="Malgun Gothic" w:hAnsi="Malgun Gothic"/>
+                <w:sz w:val="17"/>
+                <w:szCs w:val="17"/>
+              </w:rPr>
+              <w:t xml:space="preserve">창원시 누리집(</w:t>
+            </w:r>
+            <w:hyperlink w:history="1" r:id="rId7dvazf0codobcnmirx5rf">
+              <w:r>
+                <w:rPr>
+                  <w:rStyle w:val="Hyperlink"/>
+                  <w:rFonts w:ascii="Malgun Gothic" w:cs="Malgun Gothic" w:eastAsia="Malgun Gothic" w:hAnsi="Malgun Gothic"/>
+                  <w:sz w:val="17"/>
+                  <w:szCs w:val="17"/>
+                </w:rPr>
+                <w:t xml:space="preserve">https://www.changwon.go.kr</w:t>
+              </w:r>
+            </w:hyperlink>
+            <w:r>
+              <w:rPr>
+                <w:rFonts w:ascii="Malgun Gothic" w:cs="Malgun Gothic" w:eastAsia="Malgun Gothic" w:hAnsi="Malgun Gothic"/>
+                <w:sz w:val="17"/>
+                <w:szCs w:val="17"/>
+              </w:rPr>
+              <w:t xml:space="preserve">) · 창원청년정보플랫폼 · 「혜택만 콕! 2026」(</w:t>
+            </w:r>
+            <w:hyperlink w:history="1" r:id="rIdetb7_det0ezalqxcgnvxy">
+              <w:r>
+                <w:rPr>
+                  <w:rStyle w:val="Hyperlink"/>
+                  <w:rFonts w:ascii="Malgun Gothic" w:cs="Malgun Gothic" w:eastAsia="Malgun Gothic" w:hAnsi="Malgun Gothic"/>
+                  <w:sz w:val="17"/>
+                  <w:szCs w:val="17"/>
+                </w:rPr>
+                <w:t xml:space="preserve">https://www.changwon.go.kr/youth/05084/05217.web?idx=1359&amp;amode=view</w:t>
+              </w:r>
+            </w:hyperlink>
+            <w:r>
+              <w:rPr>
+                <w:rFonts w:ascii="Malgun Gothic" w:cs="Malgun Gothic" w:eastAsia="Malgun Gothic" w:hAnsi="Malgun Gothic"/>
+                <w:sz w:val="17"/>
+                <w:szCs w:val="17"/>
+              </w:rPr>
+              <w:t xml:space="preserve">) · 경남바로서비스(</w:t>
+            </w:r>
+            <w:hyperlink w:history="1" r:id="rIderdmrnva6kyg9fwmbn7u3">
+              <w:r>
+                <w:rPr>
+                  <w:rStyle w:val="Hyperlink"/>
+                  <w:rFonts w:ascii="Malgun Gothic" w:cs="Malgun Gothic" w:eastAsia="Malgun Gothic" w:hAnsi="Malgun Gothic"/>
+                  <w:sz w:val="17"/>
+                  <w:szCs w:val="17"/>
+                </w:rPr>
+                <w:t xml:space="preserve">https://baro.gyeongnam.go.kr</w:t>
+              </w:r>
+            </w:hyperlink>
+            <w:r>
+              <w:rPr>
+                <w:rFonts w:ascii="Malgun Gothic" w:cs="Malgun Gothic" w:eastAsia="Malgun Gothic" w:hAnsi="Malgun Gothic"/>
+                <w:sz w:val="17"/>
+                <w:szCs w:val="17"/>
+              </w:rPr>
+              <w:t xml:space="preserve">) · 고용노동부 · 금융위원회 · 정책브리핑</w:t>
+            </w:r>
+          </w:p>
+        </w:tc>
+      </w:tr>
+      <w:tr>
+        <w:trPr>
+          <w:cantSplit/>
+          <w:tblHeader w:val="false"/>
+        </w:trPr>
+        <w:tc>
+          <w:tcPr>
+            <w:tcW w:type="dxa" w:w="1860"/>
+            <w:tcBorders>
+              <w:top w:val="single" w:color="C9D3DF" w:sz="4"/>
+              <w:left w:val="single" w:color="C9D3DF" w:sz="4"/>
+              <w:bottom w:val="single" w:color="C9D3DF" w:sz="4"/>
+              <w:right w:val="single" w:color="C9D3DF" w:sz="4"/>
+            </w:tcBorders>
+            <w:tcMar>
+              <w:top w:type="dxa" w:w="50"/>
+              <w:left w:type="dxa" w:w="80"/>
+              <w:bottom w:type="dxa" w:w="50"/>
+              <w:right w:type="dxa" w:w="80"/>
+            </w:tcMar>
+          </w:tcPr>
+          <w:p>
+            <w:pPr>
+              <w:jc w:val="center"/>
+            </w:pPr>
+            <w:r>
+              <w:rPr>
+                <w:rFonts w:ascii="Malgun Gothic" w:cs="Malgun Gothic" w:eastAsia="Malgun Gothic" w:hAnsi="Malgun Gothic"/>
+                <w:sz w:val="17"/>
+                <w:szCs w:val="17"/>
+              </w:rPr>
+              <w:t xml:space="preserve">정착 할 일</w:t>
+            </w:r>
+          </w:p>
+        </w:tc>
+        <w:tc>
+          <w:tcPr>
+            <w:tcW w:type="dxa" w:w="2260"/>
+            <w:tcBorders>
+              <w:top w:val="single" w:color="C9D3DF" w:sz="4"/>
+              <w:left w:val="single" w:color="C9D3DF" w:sz="4"/>
+              <w:bottom w:val="single" w:color="C9D3DF" w:sz="4"/>
+              <w:right w:val="single" w:color="C9D3DF" w:sz="4"/>
+            </w:tcBorders>
+            <w:tcMar>
+              <w:top w:type="dxa" w:w="50"/>
+              <w:left w:type="dxa" w:w="80"/>
+              <w:bottom w:type="dxa" w:w="50"/>
+              <w:right w:type="dxa" w:w="80"/>
+            </w:tcMar>
+          </w:tcPr>
+          <w:p>
+            <w:pPr>
+              <w:jc w:val="center"/>
+            </w:pPr>
+            <w:r>
+              <w:rPr>
+                <w:rFonts w:ascii="Malgun Gothic" w:cs="Malgun Gothic" w:eastAsia="Malgun Gothic" w:hAnsi="Malgun Gothic"/>
+                <w:sz w:val="17"/>
+                <w:szCs w:val="17"/>
+              </w:rPr>
+              <w:t xml:space="preserve">26</w:t>
+            </w:r>
+          </w:p>
+        </w:tc>
+        <w:tc>
+          <w:tcPr>
+            <w:tcW w:type="dxa" w:w="6084"/>
+            <w:tcBorders>
+              <w:top w:val="single" w:color="C9D3DF" w:sz="4"/>
+              <w:left w:val="single" w:color="C9D3DF" w:sz="4"/>
+              <w:bottom w:val="single" w:color="C9D3DF" w:sz="4"/>
+              <w:right w:val="single" w:color="C9D3DF" w:sz="4"/>
+            </w:tcBorders>
+            <w:tcMar>
+              <w:top w:type="dxa" w:w="50"/>
+              <w:left w:type="dxa" w:w="80"/>
+              <w:bottom w:type="dxa" w:w="50"/>
+              <w:right w:type="dxa" w:w="80"/>
+            </w:tcMar>
+          </w:tcPr>
+          <w:p>
+            <w:pPr>
+              <w:jc w:val="left"/>
+            </w:pPr>
+            <w:r>
+              <w:rPr>
+                <w:rFonts w:ascii="Malgun Gothic" w:cs="Malgun Gothic" w:eastAsia="Malgun Gothic" w:hAnsi="Malgun Gothic"/>
+                <w:sz w:val="17"/>
+                <w:szCs w:val="17"/>
+              </w:rPr>
+              <w:t xml:space="preserve">창원시·경상남도 누리집 · 창원시설공단(</w:t>
+            </w:r>
+            <w:hyperlink w:history="1" r:id="rId-acnlg-n5csgkgrfcd6jg">
+              <w:r>
+                <w:rPr>
+                  <w:rStyle w:val="Hyperlink"/>
+                  <w:rFonts w:ascii="Malgun Gothic" w:cs="Malgun Gothic" w:eastAsia="Malgun Gothic" w:hAnsi="Malgun Gothic"/>
+                  <w:sz w:val="17"/>
+                  <w:szCs w:val="17"/>
+                </w:rPr>
+                <w:t xml:space="preserve">https://www.cwsisul.or.kr</w:t>
+              </w:r>
+            </w:hyperlink>
+            <w:r>
+              <w:rPr>
+                <w:rFonts w:ascii="Malgun Gothic" w:cs="Malgun Gothic" w:eastAsia="Malgun Gothic" w:hAnsi="Malgun Gothic"/>
+                <w:sz w:val="17"/>
+                <w:szCs w:val="17"/>
+              </w:rPr>
+              <w:t xml:space="preserve">) · K-패스(</w:t>
+            </w:r>
+            <w:hyperlink w:history="1" r:id="rIdapb1luvkkprvmmopio9x9">
+              <w:r>
+                <w:rPr>
+                  <w:rStyle w:val="Hyperlink"/>
+                  <w:rFonts w:ascii="Malgun Gothic" w:cs="Malgun Gothic" w:eastAsia="Malgun Gothic" w:hAnsi="Malgun Gothic"/>
+                  <w:sz w:val="17"/>
+                  <w:szCs w:val="17"/>
+                </w:rPr>
+                <w:t xml:space="preserve">https://www.korea-pass.kr</w:t>
+              </w:r>
+            </w:hyperlink>
+            <w:r>
+              <w:rPr>
+                <w:rFonts w:ascii="Malgun Gothic" w:cs="Malgun Gothic" w:eastAsia="Malgun Gothic" w:hAnsi="Malgun Gothic"/>
+                <w:sz w:val="17"/>
+                <w:szCs w:val="17"/>
+              </w:rPr>
+              <w:t xml:space="preserve">) · 1365자원봉사포털 · 모다드림</w:t>
+            </w:r>
+          </w:p>
+        </w:tc>
+      </w:tr>
+      <w:tr>
+        <w:trPr>
+          <w:cantSplit/>
+          <w:tblHeader w:val="false"/>
+        </w:trPr>
+        <w:tc>
+          <w:tcPr>
+            <w:tcW w:type="dxa" w:w="1860"/>
+            <w:tcBorders>
+              <w:top w:val="single" w:color="C9D3DF" w:sz="4"/>
+              <w:left w:val="single" w:color="C9D3DF" w:sz="4"/>
+              <w:bottom w:val="single" w:color="C9D3DF" w:sz="4"/>
+              <w:right w:val="single" w:color="C9D3DF" w:sz="4"/>
+            </w:tcBorders>
+            <w:tcMar>
+              <w:top w:type="dxa" w:w="50"/>
+              <w:left w:type="dxa" w:w="80"/>
+              <w:bottom w:type="dxa" w:w="50"/>
+              <w:right w:type="dxa" w:w="80"/>
+            </w:tcMar>
+          </w:tcPr>
+          <w:p>
+            <w:pPr>
+              <w:jc w:val="center"/>
+            </w:pPr>
+            <w:r>
+              <w:rPr>
+                <w:rFonts w:ascii="Malgun Gothic" w:cs="Malgun Gothic" w:eastAsia="Malgun Gothic" w:hAnsi="Malgun Gothic"/>
+                <w:sz w:val="17"/>
+                <w:szCs w:val="17"/>
+              </w:rPr>
+              <w:t xml:space="preserve">생활 정보</w:t>
+            </w:r>
+          </w:p>
+        </w:tc>
+        <w:tc>
+          <w:tcPr>
+            <w:tcW w:type="dxa" w:w="2260"/>
+            <w:tcBorders>
+              <w:top w:val="single" w:color="C9D3DF" w:sz="4"/>
+              <w:left w:val="single" w:color="C9D3DF" w:sz="4"/>
+              <w:bottom w:val="single" w:color="C9D3DF" w:sz="4"/>
+              <w:right w:val="single" w:color="C9D3DF" w:sz="4"/>
+            </w:tcBorders>
+            <w:tcMar>
+              <w:top w:type="dxa" w:w="50"/>
+              <w:left w:type="dxa" w:w="80"/>
+              <w:bottom w:type="dxa" w:w="50"/>
+              <w:right w:type="dxa" w:w="80"/>
+            </w:tcMar>
+          </w:tcPr>
+          <w:p>
+            <w:pPr>
+              <w:jc w:val="center"/>
+            </w:pPr>
+            <w:r>
+              <w:rPr>
+                <w:rFonts w:ascii="Malgun Gothic" w:cs="Malgun Gothic" w:eastAsia="Malgun Gothic" w:hAnsi="Malgun Gothic"/>
+                <w:sz w:val="17"/>
+                <w:szCs w:val="17"/>
+              </w:rPr>
+              <w:t xml:space="preserve">60</w:t>
+            </w:r>
+          </w:p>
+        </w:tc>
+        <w:tc>
+          <w:tcPr>
+            <w:tcW w:type="dxa" w:w="6084"/>
+            <w:tcBorders>
+              <w:top w:val="single" w:color="C9D3DF" w:sz="4"/>
+              <w:left w:val="single" w:color="C9D3DF" w:sz="4"/>
+              <w:bottom w:val="single" w:color="C9D3DF" w:sz="4"/>
+              <w:right w:val="single" w:color="C9D3DF" w:sz="4"/>
+            </w:tcBorders>
+            <w:tcMar>
+              <w:top w:type="dxa" w:w="50"/>
+              <w:left w:type="dxa" w:w="80"/>
+              <w:bottom w:type="dxa" w:w="50"/>
+              <w:right w:type="dxa" w:w="80"/>
+            </w:tcMar>
+          </w:tcPr>
+          <w:p>
+            <w:pPr>
+              <w:jc w:val="left"/>
+            </w:pPr>
+            <w:r>
+              <w:rPr>
+                <w:rFonts w:ascii="Malgun Gothic" w:cs="Malgun Gothic" w:eastAsia="Malgun Gothic" w:hAnsi="Malgun Gothic"/>
+                <w:sz w:val="17"/>
+                <w:szCs w:val="17"/>
+              </w:rPr>
+              <w:t xml:space="preserve">한국관광공사 대한민국 구석구석(</w:t>
+            </w:r>
+            <w:hyperlink w:history="1" r:id="rIdane7xf68ho-jl9kobc29j">
+              <w:r>
+                <w:rPr>
+                  <w:rStyle w:val="Hyperlink"/>
+                  <w:rFonts w:ascii="Malgun Gothic" w:cs="Malgun Gothic" w:eastAsia="Malgun Gothic" w:hAnsi="Malgun Gothic"/>
+                  <w:sz w:val="17"/>
+                  <w:szCs w:val="17"/>
+                </w:rPr>
+                <w:t xml:space="preserve">https://korean.visitkorea.or.kr</w:t>
+              </w:r>
+            </w:hyperlink>
+            <w:r>
+              <w:rPr>
+                <w:rFonts w:ascii="Malgun Gothic" w:cs="Malgun Gothic" w:eastAsia="Malgun Gothic" w:hAnsi="Malgun Gothic"/>
+                <w:sz w:val="17"/>
+                <w:szCs w:val="17"/>
+              </w:rPr>
+              <w:t xml:space="preserve">) · 창원시·창원시설공단 누리집 · 네이버 지도 검색 링크(위치 연결)</w:t>
+            </w:r>
+          </w:p>
+        </w:tc>
+      </w:tr>
+      <w:tr>
+        <w:trPr>
+          <w:cantSplit/>
+          <w:tblHeader w:val="false"/>
+        </w:trPr>
+        <w:tc>
+          <w:tcPr>
+            <w:tcW w:type="dxa" w:w="1860"/>
+            <w:tcBorders>
+              <w:top w:val="single" w:color="C9D3DF" w:sz="4"/>
+              <w:left w:val="single" w:color="C9D3DF" w:sz="4"/>
+              <w:bottom w:val="single" w:color="C9D3DF" w:sz="4"/>
+              <w:right w:val="single" w:color="C9D3DF" w:sz="4"/>
+            </w:tcBorders>
+            <w:tcMar>
+              <w:top w:type="dxa" w:w="50"/>
+              <w:left w:type="dxa" w:w="80"/>
+              <w:bottom w:type="dxa" w:w="50"/>
+              <w:right w:type="dxa" w:w="80"/>
+            </w:tcMar>
+          </w:tcPr>
+          <w:p>
+            <w:pPr>
+              <w:jc w:val="center"/>
+            </w:pPr>
+            <w:r>
+              <w:rPr>
+                <w:rFonts w:ascii="Malgun Gothic" w:cs="Malgun Gothic" w:eastAsia="Malgun Gothic" w:hAnsi="Malgun Gothic"/>
+                <w:sz w:val="17"/>
+                <w:szCs w:val="17"/>
+              </w:rPr>
+              <w:t xml:space="preserve">지역말</w:t>
+            </w:r>
+          </w:p>
+        </w:tc>
+        <w:tc>
+          <w:tcPr>
+            <w:tcW w:type="dxa" w:w="2260"/>
+            <w:tcBorders>
+              <w:top w:val="single" w:color="C9D3DF" w:sz="4"/>
+              <w:left w:val="single" w:color="C9D3DF" w:sz="4"/>
+              <w:bottom w:val="single" w:color="C9D3DF" w:sz="4"/>
+              <w:right w:val="single" w:color="C9D3DF" w:sz="4"/>
+            </w:tcBorders>
+            <w:tcMar>
+              <w:top w:type="dxa" w:w="50"/>
+              <w:left w:type="dxa" w:w="80"/>
+              <w:bottom w:type="dxa" w:w="50"/>
+              <w:right w:type="dxa" w:w="80"/>
+            </w:tcMar>
+          </w:tcPr>
+          <w:p>
+            <w:pPr>
+              <w:jc w:val="center"/>
+            </w:pPr>
+            <w:r>
+              <w:rPr>
+                <w:rFonts w:ascii="Malgun Gothic" w:cs="Malgun Gothic" w:eastAsia="Malgun Gothic" w:hAnsi="Malgun Gothic"/>
+                <w:sz w:val="17"/>
+                <w:szCs w:val="17"/>
+              </w:rPr>
+              <w:t xml:space="preserve">30 + 2,223</w:t>
+            </w:r>
+          </w:p>
+        </w:tc>
+        <w:tc>
+          <w:tcPr>
+            <w:tcW w:type="dxa" w:w="6084"/>
+            <w:tcBorders>
+              <w:top w:val="single" w:color="C9D3DF" w:sz="4"/>
+              <w:left w:val="single" w:color="C9D3DF" w:sz="4"/>
+              <w:bottom w:val="single" w:color="C9D3DF" w:sz="4"/>
+              <w:right w:val="single" w:color="C9D3DF" w:sz="4"/>
+            </w:tcBorders>
+            <w:tcMar>
+              <w:top w:type="dxa" w:w="50"/>
+              <w:left w:type="dxa" w:w="80"/>
+              <w:bottom w:type="dxa" w:w="50"/>
+              <w:right w:type="dxa" w:w="80"/>
+            </w:tcMar>
+          </w:tcPr>
+          <w:p>
+            <w:pPr>
+              <w:jc w:val="left"/>
+            </w:pPr>
+            <w:r>
+              <w:rPr>
+                <w:rFonts w:ascii="Malgun Gothic" w:cs="Malgun Gothic" w:eastAsia="Malgun Gothic" w:hAnsi="Malgun Gothic"/>
+                <w:sz w:val="17"/>
+                <w:szCs w:val="17"/>
+              </w:rPr>
+              <w:t xml:space="preserve">국립국어원 우리말샘(</w:t>
+            </w:r>
+            <w:hyperlink w:history="1" r:id="rIdbn_augob7tbml5zq3jhn3">
+              <w:r>
+                <w:rPr>
+                  <w:rStyle w:val="Hyperlink"/>
+                  <w:rFonts w:ascii="Malgun Gothic" w:cs="Malgun Gothic" w:eastAsia="Malgun Gothic" w:hAnsi="Malgun Gothic"/>
+                  <w:sz w:val="17"/>
+                  <w:szCs w:val="17"/>
+                </w:rPr>
+                <w:t xml:space="preserve">https://opendict.korean.go.kr,</w:t>
+              </w:r>
+            </w:hyperlink>
+            <w:r>
+              <w:rPr>
+                <w:rFonts w:ascii="Malgun Gothic" w:cs="Malgun Gothic" w:eastAsia="Malgun Gothic" w:hAnsi="Malgun Gothic"/>
+                <w:sz w:val="17"/>
+                <w:szCs w:val="17"/>
+              </w:rPr>
+              <w:t xml:space="preserve"> CC BY-SA 2.0 KR) · 지역어 듣기 · 온라인가나다 · 경남방언사전(2017, KCI 편찬 논문) · 디지털창원문화대전(</w:t>
+            </w:r>
+            <w:hyperlink w:history="1" r:id="rIdmolilo4ml_kgm68lh5wy-">
+              <w:r>
+                <w:rPr>
+                  <w:rStyle w:val="Hyperlink"/>
+                  <w:rFonts w:ascii="Malgun Gothic" w:cs="Malgun Gothic" w:eastAsia="Malgun Gothic" w:hAnsi="Malgun Gothic"/>
+                  <w:sz w:val="17"/>
+                  <w:szCs w:val="17"/>
+                </w:rPr>
+                <w:t xml:space="preserve">https://changwon.grandculture.net/changwon</w:t>
+              </w:r>
+            </w:hyperlink>
+            <w:r>
+              <w:rPr>
+                <w:rFonts w:ascii="Malgun Gothic" w:cs="Malgun Gothic" w:eastAsia="Malgun Gothic" w:hAnsi="Malgun Gothic"/>
+                <w:sz w:val="17"/>
+                <w:szCs w:val="17"/>
+              </w:rPr>
+              <w:t xml:space="preserve">)</w:t>
+            </w:r>
+          </w:p>
+        </w:tc>
+      </w:tr>
+      <w:tr>
+        <w:trPr>
+          <w:cantSplit/>
+          <w:tblHeader w:val="false"/>
+        </w:trPr>
+        <w:tc>
+          <w:tcPr>
+            <w:tcW w:type="dxa" w:w="1860"/>
+            <w:tcBorders>
+              <w:top w:val="single" w:color="C9D3DF" w:sz="4"/>
+              <w:left w:val="single" w:color="C9D3DF" w:sz="4"/>
+              <w:bottom w:val="single" w:color="C9D3DF" w:sz="4"/>
+              <w:right w:val="single" w:color="C9D3DF" w:sz="4"/>
+            </w:tcBorders>
+            <w:tcMar>
+              <w:top w:type="dxa" w:w="50"/>
+              <w:left w:type="dxa" w:w="80"/>
+              <w:bottom w:type="dxa" w:w="50"/>
+              <w:right w:type="dxa" w:w="80"/>
+            </w:tcMar>
+          </w:tcPr>
+          <w:p>
+            <w:pPr>
+              <w:jc w:val="center"/>
+            </w:pPr>
+            <w:r>
+              <w:rPr>
+                <w:rFonts w:ascii="Malgun Gothic" w:cs="Malgun Gothic" w:eastAsia="Malgun Gothic" w:hAnsi="Malgun Gothic"/>
+                <w:sz w:val="17"/>
+                <w:szCs w:val="17"/>
+              </w:rPr>
+              <w:t xml:space="preserve">불편 접수 창구</w:t>
+            </w:r>
+          </w:p>
+        </w:tc>
+        <w:tc>
+          <w:tcPr>
+            <w:tcW w:type="dxa" w:w="2260"/>
+            <w:tcBorders>
+              <w:top w:val="single" w:color="C9D3DF" w:sz="4"/>
+              <w:left w:val="single" w:color="C9D3DF" w:sz="4"/>
+              <w:bottom w:val="single" w:color="C9D3DF" w:sz="4"/>
+              <w:right w:val="single" w:color="C9D3DF" w:sz="4"/>
+            </w:tcBorders>
+            <w:tcMar>
+              <w:top w:type="dxa" w:w="50"/>
+              <w:left w:type="dxa" w:w="80"/>
+              <w:bottom w:type="dxa" w:w="50"/>
+              <w:right w:type="dxa" w:w="80"/>
+            </w:tcMar>
+          </w:tcPr>
+          <w:p>
+            <w:pPr>
+              <w:jc w:val="center"/>
+            </w:pPr>
+            <w:r>
+              <w:rPr>
+                <w:rFonts w:ascii="Malgun Gothic" w:cs="Malgun Gothic" w:eastAsia="Malgun Gothic" w:hAnsi="Malgun Gothic"/>
+                <w:sz w:val="17"/>
+                <w:szCs w:val="17"/>
+              </w:rPr>
+              <w:t xml:space="preserve">6</w:t>
+            </w:r>
+          </w:p>
+        </w:tc>
+        <w:tc>
+          <w:tcPr>
+            <w:tcW w:type="dxa" w:w="6084"/>
+            <w:tcBorders>
+              <w:top w:val="single" w:color="C9D3DF" w:sz="4"/>
+              <w:left w:val="single" w:color="C9D3DF" w:sz="4"/>
+              <w:bottom w:val="single" w:color="C9D3DF" w:sz="4"/>
+              <w:right w:val="single" w:color="C9D3DF" w:sz="4"/>
+            </w:tcBorders>
+            <w:tcMar>
+              <w:top w:type="dxa" w:w="50"/>
+              <w:left w:type="dxa" w:w="80"/>
+              <w:bottom w:type="dxa" w:w="50"/>
+              <w:right w:type="dxa" w:w="80"/>
+            </w:tcMar>
+          </w:tcPr>
+          <w:p>
+            <w:pPr>
+              <w:jc w:val="left"/>
+            </w:pPr>
+            <w:r>
+              <w:rPr>
+                <w:rFonts w:ascii="Malgun Gothic" w:cs="Malgun Gothic" w:eastAsia="Malgun Gothic" w:hAnsi="Malgun Gothic"/>
+                <w:sz w:val="17"/>
+                <w:szCs w:val="17"/>
+              </w:rPr>
+              <w:t xml:space="preserve">창원시 누리집 · 국민신문고(</w:t>
+            </w:r>
+            <w:hyperlink w:history="1" r:id="rId3syiozzowgnf-dhbmwgds">
+              <w:r>
+                <w:rPr>
+                  <w:rStyle w:val="Hyperlink"/>
+                  <w:rFonts w:ascii="Malgun Gothic" w:cs="Malgun Gothic" w:eastAsia="Malgun Gothic" w:hAnsi="Malgun Gothic"/>
+                  <w:sz w:val="17"/>
+                  <w:szCs w:val="17"/>
+                </w:rPr>
+                <w:t xml:space="preserve">https://www.epeople.go.kr</w:t>
+              </w:r>
+            </w:hyperlink>
+            <w:r>
+              <w:rPr>
+                <w:rFonts w:ascii="Malgun Gothic" w:cs="Malgun Gothic" w:eastAsia="Malgun Gothic" w:hAnsi="Malgun Gothic"/>
+                <w:sz w:val="17"/>
+                <w:szCs w:val="17"/>
+              </w:rPr>
+              <w:t xml:space="preserve">) · 자살예방상담전화 109(</w:t>
+            </w:r>
+            <w:hyperlink w:history="1" r:id="rIdsr3gqsqdc-bgdzm_j8z2j">
+              <w:r>
+                <w:rPr>
+                  <w:rStyle w:val="Hyperlink"/>
+                  <w:rFonts w:ascii="Malgun Gothic" w:cs="Malgun Gothic" w:eastAsia="Malgun Gothic" w:hAnsi="Malgun Gothic"/>
+                  <w:sz w:val="17"/>
+                  <w:szCs w:val="17"/>
+                </w:rPr>
+                <w:t xml:space="preserve">https://www.129.go.kr/109</w:t>
+              </w:r>
+            </w:hyperlink>
+            <w:r>
+              <w:rPr>
+                <w:rFonts w:ascii="Malgun Gothic" w:cs="Malgun Gothic" w:eastAsia="Malgun Gothic" w:hAnsi="Malgun Gothic"/>
+                <w:sz w:val="17"/>
+                <w:szCs w:val="17"/>
+              </w:rPr>
+              <w:t xml:space="preserve">) · 경남 청년마음단디센터(</w:t>
+            </w:r>
+            <w:hyperlink w:history="1" r:id="rId7zfohc8uwxnucetm5v3zn">
+              <w:r>
+                <w:rPr>
+                  <w:rStyle w:val="Hyperlink"/>
+                  <w:rFonts w:ascii="Malgun Gothic" w:cs="Malgun Gothic" w:eastAsia="Malgun Gothic" w:hAnsi="Malgun Gothic"/>
+                  <w:sz w:val="17"/>
+                  <w:szCs w:val="17"/>
+                </w:rPr>
+                <w:t xml:space="preserve">http://minddandi.or.kr</w:t>
+              </w:r>
+            </w:hyperlink>
+            <w:r>
+              <w:rPr>
+                <w:rFonts w:ascii="Malgun Gothic" w:cs="Malgun Gothic" w:eastAsia="Malgun Gothic" w:hAnsi="Malgun Gothic"/>
+                <w:sz w:val="17"/>
+                <w:szCs w:val="17"/>
+              </w:rPr>
+              <w:t xml:space="preserve">)</w:t>
+            </w:r>
+          </w:p>
+        </w:tc>
+      </w:tr>
+      <w:tr>
+        <w:trPr>
+          <w:cantSplit/>
+          <w:tblHeader w:val="false"/>
+        </w:trPr>
+        <w:tc>
+          <w:tcPr>
+            <w:tcW w:type="dxa" w:w="1860"/>
+            <w:tcBorders>
+              <w:top w:val="single" w:color="C9D3DF" w:sz="4"/>
+              <w:left w:val="single" w:color="C9D3DF" w:sz="4"/>
+              <w:bottom w:val="single" w:color="C9D3DF" w:sz="4"/>
+              <w:right w:val="single" w:color="C9D3DF" w:sz="4"/>
+            </w:tcBorders>
+            <w:tcMar>
+              <w:top w:type="dxa" w:w="50"/>
+              <w:left w:type="dxa" w:w="80"/>
+              <w:bottom w:type="dxa" w:w="50"/>
+              <w:right w:type="dxa" w:w="80"/>
+            </w:tcMar>
+          </w:tcPr>
+          <w:p>
+            <w:pPr>
+              <w:jc w:val="center"/>
+            </w:pPr>
+            <w:r>
+              <w:rPr>
+                <w:rFonts w:ascii="Malgun Gothic" w:cs="Malgun Gothic" w:eastAsia="Malgun Gothic" w:hAnsi="Malgun Gothic"/>
+                <w:sz w:val="17"/>
+                <w:szCs w:val="17"/>
+              </w:rPr>
+              <w:t xml:space="preserve">문제 정의 통계</w:t>
+            </w:r>
+          </w:p>
+        </w:tc>
+        <w:tc>
+          <w:tcPr>
+            <w:tcW w:type="dxa" w:w="2260"/>
+            <w:tcBorders>
+              <w:top w:val="single" w:color="C9D3DF" w:sz="4"/>
+              <w:left w:val="single" w:color="C9D3DF" w:sz="4"/>
+              <w:bottom w:val="single" w:color="C9D3DF" w:sz="4"/>
+              <w:right w:val="single" w:color="C9D3DF" w:sz="4"/>
+            </w:tcBorders>
+            <w:tcMar>
+              <w:top w:type="dxa" w:w="50"/>
+              <w:left w:type="dxa" w:w="80"/>
+              <w:bottom w:type="dxa" w:w="50"/>
+              <w:right w:type="dxa" w:w="80"/>
+            </w:tcMar>
+          </w:tcPr>
+          <w:p>
+            <w:pPr>
+              <w:jc w:val="center"/>
+            </w:pPr>
+            <w:r>
+              <w:rPr>
+                <w:rFonts w:ascii="Malgun Gothic" w:cs="Malgun Gothic" w:eastAsia="Malgun Gothic" w:hAnsi="Malgun Gothic"/>
+                <w:sz w:val="17"/>
+                <w:szCs w:val="17"/>
+              </w:rPr>
+              <w:t xml:space="preserve">—</w:t>
+            </w:r>
+          </w:p>
+        </w:tc>
+        <w:tc>
+          <w:tcPr>
+            <w:tcW w:type="dxa" w:w="6084"/>
+            <w:tcBorders>
+              <w:top w:val="single" w:color="C9D3DF" w:sz="4"/>
+              <w:left w:val="single" w:color="C9D3DF" w:sz="4"/>
+              <w:bottom w:val="single" w:color="C9D3DF" w:sz="4"/>
+              <w:right w:val="single" w:color="C9D3DF" w:sz="4"/>
+            </w:tcBorders>
+            <w:tcMar>
+              <w:top w:type="dxa" w:w="50"/>
+              <w:left w:type="dxa" w:w="80"/>
+              <w:bottom w:type="dxa" w:w="50"/>
+              <w:right w:type="dxa" w:w="80"/>
+            </w:tcMar>
+          </w:tcPr>
+          <w:p>
+            <w:pPr>
+              <w:jc w:val="left"/>
+            </w:pPr>
+            <w:r>
+              <w:rPr>
+                <w:rFonts w:ascii="Malgun Gothic" w:cs="Malgun Gothic" w:eastAsia="Malgun Gothic" w:hAnsi="Malgun Gothic"/>
+                <w:sz w:val="17"/>
+                <w:szCs w:val="17"/>
+              </w:rPr>
+              <w:t xml:space="preserve">창원시 데이터 포털(</w:t>
+            </w:r>
+            <w:hyperlink w:history="1" r:id="rIdktbgvrvxum9q8dkia1gl4">
+              <w:r>
+                <w:rPr>
+                  <w:rStyle w:val="Hyperlink"/>
+                  <w:rFonts w:ascii="Malgun Gothic" w:cs="Malgun Gothic" w:eastAsia="Malgun Gothic" w:hAnsi="Malgun Gothic"/>
+                  <w:sz w:val="17"/>
+                  <w:szCs w:val="17"/>
+                </w:rPr>
+                <w:t xml:space="preserve">https://bigdata.changwon.go.kr/portal/statUse/stat/cwStat.do?menuDiv=02</w:t>
+              </w:r>
+            </w:hyperlink>
+            <w:r>
+              <w:rPr>
+                <w:rFonts w:ascii="Malgun Gothic" w:cs="Malgun Gothic" w:eastAsia="Malgun Gothic" w:hAnsi="Malgun Gothic"/>
+                <w:sz w:val="17"/>
+                <w:szCs w:val="17"/>
+              </w:rPr>
+              <w:t xml:space="preserve">) 2023.12·2026.8 인구현황 · 국가데이터처 2025 국내인구이동통계(</w:t>
+            </w:r>
+            <w:hyperlink w:history="1" r:id="rIdyqvd-p6dw8jmvrvws43ge">
+              <w:r>
+                <w:rPr>
+                  <w:rStyle w:val="Hyperlink"/>
+                  <w:rFonts w:ascii="Malgun Gothic" w:cs="Malgun Gothic" w:eastAsia="Malgun Gothic" w:hAnsi="Malgun Gothic"/>
+                  <w:sz w:val="17"/>
+                  <w:szCs w:val="17"/>
+                </w:rPr>
+                <w:t xml:space="preserve">https://www.mods.go.kr/statDesc.es?act=view&amp;mid=a10501010000&amp;sttr_cd=S001003</w:t>
+              </w:r>
+            </w:hyperlink>
+            <w:r>
+              <w:rPr>
+                <w:rFonts w:ascii="Malgun Gothic" w:cs="Malgun Gothic" w:eastAsia="Malgun Gothic" w:hAnsi="Malgun Gothic"/>
+                <w:sz w:val="17"/>
+                <w:szCs w:val="17"/>
+              </w:rPr>
+              <w:t xml:space="preserve">)</w:t>
+            </w:r>
+          </w:p>
+        </w:tc>
+      </w:tr>
+    </w:tbl>
+    <w:p>
+      <w:pPr>
+        <w:spacing w:after="80"/>
+      </w:pPr>
+    </w:p>
+    <w:tbl>
+      <w:tblPr>
+        <w:tblW w:type="dxa" w:w="10204"/>
+        <w:tblBorders>
+          <w:top w:val="single" w:color="auto" w:sz="4"/>
+          <w:left w:val="single" w:color="auto" w:sz="4"/>
+          <w:bottom w:val="single" w:color="auto" w:sz="4"/>
+          <w:right w:val="single" w:color="auto" w:sz="4"/>
+          <w:insideH w:val="single" w:color="auto" w:sz="4"/>
+          <w:insideV w:val="single" w:color="auto" w:sz="4"/>
+        </w:tblBorders>
+      </w:tblPr>
+      <w:tblGrid>
+        <w:gridCol w:w="2460"/>
+        <w:gridCol w:w="7744"/>
+      </w:tblGrid>
+      <w:tr>
+        <w:trPr>
+          <w:cantSplit/>
+          <w:tblHeader/>
+        </w:trPr>
+        <w:tc>
+          <w:tcPr>
+            <w:tcW w:type="dxa" w:w="2460"/>
+            <w:tcBorders>
+              <w:top w:val="single" w:color="C9D3DF" w:sz="4"/>
+              <w:left w:val="single" w:color="C9D3DF" w:sz="4"/>
+              <w:bottom w:val="single" w:color="C9D3DF" w:sz="4"/>
+              <w:right w:val="single" w:color="C9D3DF" w:sz="4"/>
+            </w:tcBorders>
+            <w:shd w:fill="EEF4FB" w:color="auto" w:val="clear"/>
+            <w:tcMar>
+              <w:top w:type="dxa" w:w="50"/>
+              <w:left w:type="dxa" w:w="80"/>
+              <w:bottom w:type="dxa" w:w="50"/>
+              <w:right w:type="dxa" w:w="80"/>
+            </w:tcMar>
+          </w:tcPr>
+          <w:p>
+            <w:pPr>
+              <w:jc w:val="center"/>
+            </w:pPr>
+            <w:r>
+              <w:rPr>
+                <w:rFonts w:ascii="Malgun Gothic" w:cs="Malgun Gothic" w:eastAsia="Malgun Gothic" w:hAnsi="Malgun Gothic"/>
+                <w:b/>
+                <w:bCs/>
+                <w:color w:val="063465"/>
+                <w:sz w:val="17"/>
+                <w:szCs w:val="17"/>
+              </w:rPr>
+              <w:t xml:space="preserve">구분</w:t>
+            </w:r>
+          </w:p>
+        </w:tc>
+        <w:tc>
+          <w:tcPr>
+            <w:tcW w:type="dxa" w:w="7744"/>
+            <w:tcBorders>
+              <w:top w:val="single" w:color="C9D3DF" w:sz="4"/>
+              <w:left w:val="single" w:color="C9D3DF" w:sz="4"/>
+              <w:bottom w:val="single" w:color="C9D3DF" w:sz="4"/>
+              <w:right w:val="single" w:color="C9D3DF" w:sz="4"/>
+            </w:tcBorders>
+            <w:shd w:fill="EEF4FB" w:color="auto" w:val="clear"/>
+            <w:tcMar>
+              <w:top w:type="dxa" w:w="50"/>
+              <w:left w:type="dxa" w:w="80"/>
+              <w:bottom w:type="dxa" w:w="50"/>
+              <w:right w:type="dxa" w:w="80"/>
+            </w:tcMar>
+          </w:tcPr>
+          <w:p>
+            <w:pPr>
+              <w:jc w:val="center"/>
+            </w:pPr>
+            <w:r>
+              <w:rPr>
+                <w:rFonts w:ascii="Malgun Gothic" w:cs="Malgun Gothic" w:eastAsia="Malgun Gothic" w:hAnsi="Malgun Gothic"/>
+                <w:b/>
+                <w:bCs/>
+                <w:color w:val="063465"/>
+                <w:sz w:val="17"/>
+                <w:szCs w:val="17"/>
+              </w:rPr>
+              <w:t xml:space="preserve">이름 · 라이선스·이용 조건</w:t>
+            </w:r>
+          </w:p>
+        </w:tc>
+      </w:tr>
+      <w:tr>
+        <w:trPr>
+          <w:cantSplit/>
+          <w:tblHeader w:val="false"/>
+        </w:trPr>
+        <w:tc>
+          <w:tcPr>
+            <w:tcW w:type="dxa" w:w="2460"/>
+            <w:tcBorders>
+              <w:top w:val="single" w:color="C9D3DF" w:sz="4"/>
+              <w:left w:val="single" w:color="C9D3DF" w:sz="4"/>
+              <w:bottom w:val="single" w:color="C9D3DF" w:sz="4"/>
+              <w:right w:val="single" w:color="C9D3DF" w:sz="4"/>
+            </w:tcBorders>
+            <w:tcMar>
+              <w:top w:type="dxa" w:w="50"/>
+              <w:left w:type="dxa" w:w="80"/>
+              <w:bottom w:type="dxa" w:w="50"/>
+              <w:right w:type="dxa" w:w="80"/>
+            </w:tcMar>
+          </w:tcPr>
+          <w:p>
+            <w:pPr>
+              <w:jc w:val="center"/>
+            </w:pPr>
+            <w:r>
+              <w:rPr>
+                <w:rFonts w:ascii="Malgun Gothic" w:cs="Malgun Gothic" w:eastAsia="Malgun Gothic" w:hAnsi="Malgun Gothic"/>
+                <w:sz w:val="17"/>
+                <w:szCs w:val="17"/>
+              </w:rPr>
+              <w:t xml:space="preserve">앱 LLM</w:t>
+            </w:r>
+          </w:p>
+        </w:tc>
+        <w:tc>
+          <w:tcPr>
+            <w:tcW w:type="dxa" w:w="7744"/>
+            <w:tcBorders>
+              <w:top w:val="single" w:color="C9D3DF" w:sz="4"/>
+              <w:left w:val="single" w:color="C9D3DF" w:sz="4"/>
+              <w:bottom w:val="single" w:color="C9D3DF" w:sz="4"/>
+              <w:right w:val="single" w:color="C9D3DF" w:sz="4"/>
+            </w:tcBorders>
+            <w:tcMar>
+              <w:top w:type="dxa" w:w="50"/>
+              <w:left w:type="dxa" w:w="80"/>
+              <w:bottom w:type="dxa" w:w="50"/>
+              <w:right w:type="dxa" w:w="80"/>
+            </w:tcMar>
+          </w:tcPr>
+          <w:p>
+            <w:pPr>
+              <w:jc w:val="left"/>
+            </w:pPr>
+            <w:r>
+              <w:rPr>
+                <w:rFonts w:ascii="Malgun Gothic" w:cs="Malgun Gothic" w:eastAsia="Malgun Gothic" w:hAnsi="Malgun Gothic"/>
+                <w:sz w:val="17"/>
+                <w:szCs w:val="17"/>
+              </w:rPr>
+              <w:t xml:space="preserve">OpenAI GPT-4.1 mini(gpt-4.1-mini, </w:t>
+            </w:r>
+            <w:hyperlink w:history="1" r:id="rId-k38wixnea2so0fdowvsg">
+              <w:r>
+                <w:rPr>
+                  <w:rStyle w:val="Hyperlink"/>
+                  <w:rFonts w:ascii="Malgun Gothic" w:cs="Malgun Gothic" w:eastAsia="Malgun Gothic" w:hAnsi="Malgun Gothic"/>
+                  <w:sz w:val="17"/>
+                  <w:szCs w:val="17"/>
+                </w:rPr>
+                <w:t xml:space="preserve">https://platform.openai.com/docs/models</w:t>
+              </w:r>
+            </w:hyperlink>
+            <w:r>
+              <w:rPr>
+                <w:rFonts w:ascii="Malgun Gothic" w:cs="Malgun Gothic" w:eastAsia="Malgun Gothic" w:hAnsi="Malgun Gothic"/>
+                <w:sz w:val="17"/>
+                <w:szCs w:val="17"/>
+              </w:rPr>
+              <w:t xml:space="preserve">) — OpenAI API 이용약관, 외부 API 모델이라 가중치 미제출</w:t>
+            </w:r>
+          </w:p>
+        </w:tc>
+      </w:tr>
+      <w:tr>
+        <w:trPr>
+          <w:cantSplit/>
+          <w:tblHeader w:val="false"/>
+        </w:trPr>
+        <w:tc>
+          <w:tcPr>
+            <w:tcW w:type="dxa" w:w="2460"/>
+            <w:tcBorders>
+              <w:top w:val="single" w:color="C9D3DF" w:sz="4"/>
+              <w:left w:val="single" w:color="C9D3DF" w:sz="4"/>
+              <w:bottom w:val="single" w:color="C9D3DF" w:sz="4"/>
+              <w:right w:val="single" w:color="C9D3DF" w:sz="4"/>
+            </w:tcBorders>
+            <w:tcMar>
+              <w:top w:type="dxa" w:w="50"/>
+              <w:left w:type="dxa" w:w="80"/>
+              <w:bottom w:type="dxa" w:w="50"/>
+              <w:right w:type="dxa" w:w="80"/>
+            </w:tcMar>
+          </w:tcPr>
+          <w:p>
+            <w:pPr>
+              <w:jc w:val="center"/>
+            </w:pPr>
+            <w:r>
+              <w:rPr>
+                <w:rFonts w:ascii="Malgun Gothic" w:cs="Malgun Gothic" w:eastAsia="Malgun Gothic" w:hAnsi="Malgun Gothic"/>
+                <w:sz w:val="17"/>
+                <w:szCs w:val="17"/>
+              </w:rPr>
+              <w:t xml:space="preserve">오픈소스·외부 서비스</w:t>
+            </w:r>
+          </w:p>
+        </w:tc>
+        <w:tc>
+          <w:tcPr>
+            <w:tcW w:type="dxa" w:w="7744"/>
+            <w:tcBorders>
+              <w:top w:val="single" w:color="C9D3DF" w:sz="4"/>
+              <w:left w:val="single" w:color="C9D3DF" w:sz="4"/>
+              <w:bottom w:val="single" w:color="C9D3DF" w:sz="4"/>
+              <w:right w:val="single" w:color="C9D3DF" w:sz="4"/>
+            </w:tcBorders>
+            <w:tcMar>
+              <w:top w:type="dxa" w:w="50"/>
+              <w:left w:type="dxa" w:w="80"/>
+              <w:bottom w:type="dxa" w:w="50"/>
+              <w:right w:type="dxa" w:w="80"/>
+            </w:tcMar>
+          </w:tcPr>
+          <w:p>
+            <w:pPr>
+              <w:jc w:val="left"/>
+            </w:pPr>
+            <w:r>
+              <w:rPr>
+                <w:rFonts w:ascii="Malgun Gothic" w:cs="Malgun Gothic" w:eastAsia="Malgun Gothic" w:hAnsi="Malgun Gothic"/>
+                <w:sz w:val="17"/>
+                <w:szCs w:val="17"/>
+              </w:rPr>
+              <w:t xml:space="preserve">Python(PSF) · Streamlit 1.64.0(Apache-2.0) · python-dateutil 2.9.0(Apache-2.0/BSD-3) · openai 3.23.0(Apache-2.0) · anthropic 1.11.0(MIT, 대체 연결 코드) · SQLite(Public Domain) · Gmail SMTP(동의 시) · Playwright(개발용, Apache-2.0) · Google Forms·Apps Script(설문)</w:t>
+            </w:r>
+          </w:p>
+        </w:tc>
+      </w:tr>
+      <w:tr>
+        <w:trPr>
+          <w:cantSplit/>
+          <w:tblHeader w:val="false"/>
+        </w:trPr>
+        <w:tc>
+          <w:tcPr>
+            <w:tcW w:type="dxa" w:w="2460"/>
+            <w:tcBorders>
+              <w:top w:val="single" w:color="C9D3DF" w:sz="4"/>
+              <w:left w:val="single" w:color="C9D3DF" w:sz="4"/>
+              <w:bottom w:val="single" w:color="C9D3DF" w:sz="4"/>
+              <w:right w:val="single" w:color="C9D3DF" w:sz="4"/>
+            </w:tcBorders>
+            <w:tcMar>
+              <w:top w:type="dxa" w:w="50"/>
+              <w:left w:type="dxa" w:w="80"/>
+              <w:bottom w:type="dxa" w:w="50"/>
+              <w:right w:type="dxa" w:w="80"/>
+            </w:tcMar>
+          </w:tcPr>
+          <w:p>
+            <w:pPr>
+              <w:jc w:val="center"/>
+            </w:pPr>
+            <w:r>
+              <w:rPr>
+                <w:rFonts w:ascii="Malgun Gothic" w:cs="Malgun Gothic" w:eastAsia="Malgun Gothic" w:hAnsi="Malgun Gothic"/>
+                <w:sz w:val="17"/>
+                <w:szCs w:val="17"/>
+              </w:rPr>
+              <w:t xml:space="preserve">개발 보조 AI</w:t>
+            </w:r>
+          </w:p>
+        </w:tc>
+        <w:tc>
+          <w:tcPr>
+            <w:tcW w:type="dxa" w:w="7744"/>
+            <w:tcBorders>
+              <w:top w:val="single" w:color="C9D3DF" w:sz="4"/>
+              <w:left w:val="single" w:color="C9D3DF" w:sz="4"/>
+              <w:bottom w:val="single" w:color="C9D3DF" w:sz="4"/>
+              <w:right w:val="single" w:color="C9D3DF" w:sz="4"/>
+            </w:tcBorders>
+            <w:tcMar>
+              <w:top w:type="dxa" w:w="50"/>
+              <w:left w:type="dxa" w:w="80"/>
+              <w:bottom w:type="dxa" w:w="50"/>
+              <w:right w:type="dxa" w:w="80"/>
+            </w:tcMar>
+          </w:tcPr>
+          <w:p>
+            <w:pPr>
+              <w:jc w:val="left"/>
+            </w:pPr>
+            <w:r>
+              <w:rPr>
+                <w:rFonts w:ascii="Malgun Gothic" w:cs="Malgun Gothic" w:eastAsia="Malgun Gothic" w:hAnsi="Malgun Gothic"/>
+                <w:sz w:val="17"/>
+                <w:szCs w:val="17"/>
+              </w:rPr>
+              <w:t xml:space="preserve">이혜경 Claude Opus 5.5(추론 수준 중간)·GPT / 조준수 ChatGPT(GPT-5.6 Sol·GPT-6 Astra Pro)·OpenAI Codex(SOL/Light·Astra/Ultra)·Gemini 3.8 Flash / 이미영 ChatGPT(GPT 솔라이트 6.1·GPT) — 결정·검수는 사람, NotebookLM·Canva 시안 미채택</w:t>
+            </w:r>
+          </w:p>
+        </w:tc>
+      </w:tr>
+    </w:tbl>
+    <w:p>
+      <w:pPr>
+        <w:spacing w:after="80"/>
+      </w:pPr>
+    </w:p>
+    <w:p>
+      <w:pPr>
+        <w:spacing w:after="60"/>
+      </w:pPr>
+      <w:r>
+        <w:rPr>
+          <w:rFonts w:ascii="Malgun Gothic" w:cs="Malgun Gothic" w:eastAsia="Malgun Gothic" w:hAnsi="Malgun Gothic"/>
+          <w:sz w:val="19"/>
+          <w:szCs w:val="19"/>
+        </w:rPr>
+        <w:t xml:space="preserve">항목별 세부 링크·확인일은 저장소 data/ 폴더의 각 JSON 파일과 「출처·AI 활용 신고서」(deliverables/submission/)에 있습니다. 정책·연락처·지역말 뜻은 AI가 만들지 않고 공식 출처로 확인한 자료만 씁니다.</w:t>
+      </w:r>
     </w:p>
     <w:sectPr>
       <w:footerReference w:type="default" r:id="rId7"/>
@@ -1472,6 +2770,31 @@
     <w:pPr>
       <w:jc w:val="center"/>
     </w:pPr>
+    <w:r>
+      <w:rPr>
+        <w:rFonts w:ascii="Malgun Gothic" w:cs="Malgun Gothic" w:eastAsia="Malgun Gothic" w:hAnsi="Malgun Gothic"/>
+        <w:color w:val="5B6775"/>
+        <w:sz w:val="16"/>
+        <w:szCs w:val="16"/>
+      </w:rPr>
+      <w:t xml:space="preserve">오이소창원 AI Agent 기술설명서 · </w:t>
+    </w:r>
+    <w:r>
+      <w:rPr>
+        <w:color w:val="5B6775"/>
+        <w:sz w:val="16"/>
+        <w:szCs w:val="16"/>
+      </w:rPr>
+      <w:fldChar w:fldCharType="begin"/>
+      <w:instrText xml:space="preserve">PAGE</w:instrText>
+      <w:fldChar w:fldCharType="separate"/>
+      <w:fldChar w:fldCharType="end"/>
+      <w:t xml:space="preserve"> / </w:t>
+      <w:fldChar w:fldCharType="begin"/>
+      <w:instrText xml:space="preserve">NUMPAGES</w:instrText>
+      <w:fldChar w:fldCharType="separate"/>
+      <w:fldChar w:fldCharType="end"/>
+    </w:r>
   </w:p>
 </w:ftr>
 </file>

--- a/deliverables/technical_description/오이소창원_AI_Agent_기술설명서_20261005.docx
+++ b/deliverables/technical_description/오이소창원_AI_Agent_기술설명서_20261005.docx
@@ -625,7 +625,7 @@
                 <w:sz w:val="17"/>
                 <w:szCs w:val="17"/>
               </w:rPr>
-              <w:t xml:space="preserve"> — 자연어 질문 이해 → 목표·의도 파악 → 필요한 도구 선택 → 답변 구성(OpenAI API·이용약관, 외부 API라 가중치 미제출, 연결 실패 시 규칙 기반 안내로 자동 전환) / 개발 보조: Claude Opus 5.5(추론 수준 중간)·GPT(이혜경), ChatGPT GPT-5.6 Sol·GPT-6 Astra Pro, OpenAI Codex(SOL/Light·Astra/Ultra), Gemini 3.8 Flash(조준수), ChatGPT(GPT 솔라이트 6.1·GPT)(이미영)</w:t>
+              <w:t xml:space="preserve"> — 자연어 질문 이해 → 목표·의도 파악 → 필요한 도구 선택 → 답변 구성(OpenAI API·이용약관, 외부 API라 가중치 미제출, 연결 실패 시 규칙 기반 안내로 자동 전환) / 개발 보조: Claude Opus 5.5(추론 수준 중간)·ChatGPT(GPT-5.6 Sol)(이혜경), ChatGPT GPT-5.6 Sol·GPT-6 Astra Pro, OpenAI Codex(SOL/Light·Astra/Ultra), Gemini 3.8 Flash(조준수), ChatGPT(GPT 솔라이트 6.1·GPT)(이미영)</w:t>
             </w:r>
           </w:p>
         </w:tc>
@@ -1301,7 +1301,7 @@
               </w:rPr>
               <w:t xml:space="preserve">저장소 </w:t>
             </w:r>
-            <w:hyperlink w:history="1" r:id="rId3yto0rdzhmp8umd8cqgw-">
+            <w:hyperlink w:history="1" r:id="rId2o2gqidjiuyn0qjzc279e">
               <w:r>
                 <w:rPr>
                   <w:rStyle w:val="Hyperlink"/>
@@ -1320,7 +1320,7 @@
               </w:rPr>
               <w:t xml:space="preserve"> (main, 공개) · 실행 streamlit run app.py · 배포 앱 </w:t>
             </w:r>
-            <w:hyperlink w:history="1" r:id="rIdtawh2wvebw-pmyhhrdt1v">
+            <w:hyperlink w:history="1" r:id="rId2zin9-xtbe1n2ssqhci-t">
               <w:r>
                 <w:rPr>
                   <w:rStyle w:val="Hyperlink"/>
@@ -1650,7 +1650,7 @@
               </w:rPr>
               <w:t xml:space="preserve">창원시 누리집(</w:t>
             </w:r>
-            <w:hyperlink w:history="1" r:id="rId7dvazf0codobcnmirx5rf">
+            <w:hyperlink w:history="1" r:id="rId0fyw4ezviz3uaoy8d8j9m">
               <w:r>
                 <w:rPr>
                   <w:rStyle w:val="Hyperlink"/>
@@ -1669,7 +1669,7 @@
               </w:rPr>
               <w:t xml:space="preserve">) · 창원청년정보플랫폼 · 「혜택만 콕! 2026」(</w:t>
             </w:r>
-            <w:hyperlink w:history="1" r:id="rIdetb7_det0ezalqxcgnvxy">
+            <w:hyperlink w:history="1" r:id="rId3fdcelmaxwlsu4tfg6rbk">
               <w:r>
                 <w:rPr>
                   <w:rStyle w:val="Hyperlink"/>
@@ -1688,7 +1688,7 @@
               </w:rPr>
               <w:t xml:space="preserve">) · 경남바로서비스(</w:t>
             </w:r>
-            <w:hyperlink w:history="1" r:id="rIderdmrnva6kyg9fwmbn7u3">
+            <w:hyperlink w:history="1" r:id="rIdjceyrumq0jzpdrurczqxm">
               <w:r>
                 <w:rPr>
                   <w:rStyle w:val="Hyperlink"/>
@@ -1803,7 +1803,7 @@
               </w:rPr>
               <w:t xml:space="preserve">창원시·경상남도 누리집 · 창원시설공단(</w:t>
             </w:r>
-            <w:hyperlink w:history="1" r:id="rId-acnlg-n5csgkgrfcd6jg">
+            <w:hyperlink w:history="1" r:id="rIdiudo0cyx9dkigd__rihdc">
               <w:r>
                 <w:rPr>
                   <w:rStyle w:val="Hyperlink"/>
@@ -1822,7 +1822,7 @@
               </w:rPr>
               <w:t xml:space="preserve">) · K-패스(</w:t>
             </w:r>
-            <w:hyperlink w:history="1" r:id="rIdapb1luvkkprvmmopio9x9">
+            <w:hyperlink w:history="1" r:id="rIdunldb_xzxweixmecefd1p">
               <w:r>
                 <w:rPr>
                   <w:rStyle w:val="Hyperlink"/>
@@ -1937,7 +1937,7 @@
               </w:rPr>
               <w:t xml:space="preserve">한국관광공사 대한민국 구석구석(</w:t>
             </w:r>
-            <w:hyperlink w:history="1" r:id="rIdane7xf68ho-jl9kobc29j">
+            <w:hyperlink w:history="1" r:id="rIdtuggeaobq5-uysua8uc-i">
               <w:r>
                 <w:rPr>
                   <w:rStyle w:val="Hyperlink"/>
@@ -2052,7 +2052,7 @@
               </w:rPr>
               <w:t xml:space="preserve">국립국어원 우리말샘(</w:t>
             </w:r>
-            <w:hyperlink w:history="1" r:id="rIdbn_augob7tbml5zq3jhn3">
+            <w:hyperlink w:history="1" r:id="rIds943rsm4kjkqvv8lbbjno">
               <w:r>
                 <w:rPr>
                   <w:rStyle w:val="Hyperlink"/>
@@ -2071,7 +2071,7 @@
               </w:rPr>
               <w:t xml:space="preserve"> CC BY-SA 2.0 KR) · 지역어 듣기 · 온라인가나다 · 경남방언사전(2017, KCI 편찬 논문) · 디지털창원문화대전(</w:t>
             </w:r>
-            <w:hyperlink w:history="1" r:id="rIdmolilo4ml_kgm68lh5wy-">
+            <w:hyperlink w:history="1" r:id="rIdoynjpillwwvokbfdie2z0">
               <w:r>
                 <w:rPr>
                   <w:rStyle w:val="Hyperlink"/>
@@ -2186,7 +2186,7 @@
               </w:rPr>
               <w:t xml:space="preserve">창원시 누리집 · 국민신문고(</w:t>
             </w:r>
-            <w:hyperlink w:history="1" r:id="rId3syiozzowgnf-dhbmwgds">
+            <w:hyperlink w:history="1" r:id="rId9hwbbl8dmg3tzl1v-ct2q">
               <w:r>
                 <w:rPr>
                   <w:rStyle w:val="Hyperlink"/>
@@ -2205,7 +2205,7 @@
               </w:rPr>
               <w:t xml:space="preserve">) · 자살예방상담전화 109(</w:t>
             </w:r>
-            <w:hyperlink w:history="1" r:id="rIdsr3gqsqdc-bgdzm_j8z2j">
+            <w:hyperlink w:history="1" r:id="rId_0gkjf0inymq42cjuk4vc">
               <w:r>
                 <w:rPr>
                   <w:rStyle w:val="Hyperlink"/>
@@ -2224,7 +2224,7 @@
               </w:rPr>
               <w:t xml:space="preserve">) · 경남 청년마음단디센터(</w:t>
             </w:r>
-            <w:hyperlink w:history="1" r:id="rId7zfohc8uwxnucetm5v3zn">
+            <w:hyperlink w:history="1" r:id="rIduiudq2v2ggstrw-fr5klb">
               <w:r>
                 <w:rPr>
                   <w:rStyle w:val="Hyperlink"/>
@@ -2339,7 +2339,7 @@
               </w:rPr>
               <w:t xml:space="preserve">창원시 데이터 포털(</w:t>
             </w:r>
-            <w:hyperlink w:history="1" r:id="rIdktbgvrvxum9q8dkia1gl4">
+            <w:hyperlink w:history="1" r:id="rIda9lpymj6bqtwold2g28v9">
               <w:r>
                 <w:rPr>
                   <w:rStyle w:val="Hyperlink"/>
@@ -2358,7 +2358,7 @@
               </w:rPr>
               <w:t xml:space="preserve">) 2023.12·2026.8 인구현황 · 국가데이터처 2025 국내인구이동통계(</w:t>
             </w:r>
-            <w:hyperlink w:history="1" r:id="rIdyqvd-p6dw8jmvrvws43ge">
+            <w:hyperlink w:history="1" r:id="rIdttjunfizimstvpx8mty--">
               <w:r>
                 <w:rPr>
                   <w:rStyle w:val="Hyperlink"/>
@@ -2539,7 +2539,7 @@
               </w:rPr>
               <w:t xml:space="preserve">OpenAI GPT-4.1 mini(gpt-4.1-mini, </w:t>
             </w:r>
-            <w:hyperlink w:history="1" r:id="rId-k38wixnea2so0fdowvsg">
+            <w:hyperlink w:history="1" r:id="rIdjlhdhcjzeedtsz5drrrrj">
               <w:r>
                 <w:rPr>
                   <w:rStyle w:val="Hyperlink"/>
@@ -2688,7 +2688,7 @@
                 <w:sz w:val="17"/>
                 <w:szCs w:val="17"/>
               </w:rPr>
-              <w:t xml:space="preserve">이혜경 Claude Opus 5.5(추론 수준 중간)·GPT / 조준수 ChatGPT(GPT-5.6 Sol·GPT-6 Astra Pro)·OpenAI Codex(SOL/Light·Astra/Ultra)·Gemini 3.8 Flash / 이미영 ChatGPT(GPT 솔라이트 6.1·GPT) — 결정·검수는 사람, NotebookLM·Canva 시안 미채택</w:t>
+              <w:t xml:space="preserve">이혜경 Claude Opus 5.5(추론 수준 중간)·ChatGPT(GPT-5.6 Sol) / 조준수 ChatGPT(GPT-5.6 Sol·GPT-6 Astra Pro)·OpenAI Codex(SOL/Light·Astra/Ultra)·Gemini 3.8 Flash / 이미영 ChatGPT(GPT 솔라이트 6.1·GPT) — 결정·검수는 사람, NotebookLM·Canva 시안 미채택</w:t>
             </w:r>
           </w:p>
         </w:tc>

--- a/deliverables/technical_description/오이소창원_AI_Agent_기술설명서_20261005.docx
+++ b/deliverables/technical_description/오이소창원_AI_Agent_기술설명서_20261005.docx
@@ -625,7 +625,7 @@
                 <w:sz w:val="17"/>
                 <w:szCs w:val="17"/>
               </w:rPr>
-              <w:t xml:space="preserve"> — 자연어 질문 이해 → 목표·의도 파악 → 필요한 도구 선택 → 답변 구성(OpenAI API·이용약관, 외부 API라 가중치 미제출, 연결 실패 시 규칙 기반 안내로 자동 전환) / 개발 보조: Claude Opus 5.5(추론 수준 중간)·ChatGPT(GPT-5.6 Sol)(이혜경), ChatGPT GPT-5.6 Sol·GPT-6 Astra Pro, OpenAI Codex(SOL/Light·Astra/Ultra), Gemini 3.8 Flash(조준수), ChatGPT(GPT 솔라이트 6.1·GPT)(이미영)</w:t>
+              <w:t xml:space="preserve"> — 자연어 질문 이해 → 목표·의도 파악 → 필요한 도구 선택 → 답변 구성(OpenAI API·이용약관, 외부 API라 가중치 미제출, 연결 실패 시 규칙 기반 안내로 자동 전환) / 개발 보조: Claude Opus 5.5(추론 수준 중간)·ChatGPT(GPT-5.6 Sol)(이혜경), ChatGPT GPT-5.6 Sol·GPT-6 Astra Pro, OpenAI Codex(SOL/Light·Astra/Ultra), Gemini 3.8 Flash(조준수), ChatGPT(GPT 솔라이트 6.1)(이미영)</w:t>
             </w:r>
           </w:p>
         </w:tc>
@@ -1301,7 +1301,7 @@
               </w:rPr>
               <w:t xml:space="preserve">저장소 </w:t>
             </w:r>
-            <w:hyperlink w:history="1" r:id="rId2o2gqidjiuyn0qjzc279e">
+            <w:hyperlink w:history="1" r:id="rId2xqrermahxrtnxzjztgyj">
               <w:r>
                 <w:rPr>
                   <w:rStyle w:val="Hyperlink"/>
@@ -1320,7 +1320,7 @@
               </w:rPr>
               <w:t xml:space="preserve"> (main, 공개) · 실행 streamlit run app.py · 배포 앱 </w:t>
             </w:r>
-            <w:hyperlink w:history="1" r:id="rId2zin9-xtbe1n2ssqhci-t">
+            <w:hyperlink w:history="1" r:id="rId52qjzpociev9s7fmtwt03">
               <w:r>
                 <w:rPr>
                   <w:rStyle w:val="Hyperlink"/>
@@ -1650,7 +1650,7 @@
               </w:rPr>
               <w:t xml:space="preserve">창원시 누리집(</w:t>
             </w:r>
-            <w:hyperlink w:history="1" r:id="rId0fyw4ezviz3uaoy8d8j9m">
+            <w:hyperlink w:history="1" r:id="rIdjq-mnzlt1756_gpaoxpsr">
               <w:r>
                 <w:rPr>
                   <w:rStyle w:val="Hyperlink"/>
@@ -1669,7 +1669,7 @@
               </w:rPr>
               <w:t xml:space="preserve">) · 창원청년정보플랫폼 · 「혜택만 콕! 2026」(</w:t>
             </w:r>
-            <w:hyperlink w:history="1" r:id="rId3fdcelmaxwlsu4tfg6rbk">
+            <w:hyperlink w:history="1" r:id="rIday1jc8zyuy3rxls9jqnmq">
               <w:r>
                 <w:rPr>
                   <w:rStyle w:val="Hyperlink"/>
@@ -1688,7 +1688,7 @@
               </w:rPr>
               <w:t xml:space="preserve">) · 경남바로서비스(</w:t>
             </w:r>
-            <w:hyperlink w:history="1" r:id="rIdjceyrumq0jzpdrurczqxm">
+            <w:hyperlink w:history="1" r:id="rIdlzyak4oqaird-jfcwd-_y">
               <w:r>
                 <w:rPr>
                   <w:rStyle w:val="Hyperlink"/>
@@ -1803,7 +1803,7 @@
               </w:rPr>
               <w:t xml:space="preserve">창원시·경상남도 누리집 · 창원시설공단(</w:t>
             </w:r>
-            <w:hyperlink w:history="1" r:id="rIdiudo0cyx9dkigd__rihdc">
+            <w:hyperlink w:history="1" r:id="rIdew4vgyq7mg_l04ikrdwon">
               <w:r>
                 <w:rPr>
                   <w:rStyle w:val="Hyperlink"/>
@@ -1822,7 +1822,7 @@
               </w:rPr>
               <w:t xml:space="preserve">) · K-패스(</w:t>
             </w:r>
-            <w:hyperlink w:history="1" r:id="rIdunldb_xzxweixmecefd1p">
+            <w:hyperlink w:history="1" r:id="rIdlaqnukuz0j6mkrhenlh07">
               <w:r>
                 <w:rPr>
                   <w:rStyle w:val="Hyperlink"/>
@@ -1937,7 +1937,7 @@
               </w:rPr>
               <w:t xml:space="preserve">한국관광공사 대한민국 구석구석(</w:t>
             </w:r>
-            <w:hyperlink w:history="1" r:id="rIdtuggeaobq5-uysua8uc-i">
+            <w:hyperlink w:history="1" r:id="rIdovnhyyzbmw7632wbzcukw">
               <w:r>
                 <w:rPr>
                   <w:rStyle w:val="Hyperlink"/>
@@ -2052,7 +2052,7 @@
               </w:rPr>
               <w:t xml:space="preserve">국립국어원 우리말샘(</w:t>
             </w:r>
-            <w:hyperlink w:history="1" r:id="rIds943rsm4kjkqvv8lbbjno">
+            <w:hyperlink w:history="1" r:id="rIde7piezb0bkcadzwlc7xek">
               <w:r>
                 <w:rPr>
                   <w:rStyle w:val="Hyperlink"/>
@@ -2071,7 +2071,7 @@
               </w:rPr>
               <w:t xml:space="preserve"> CC BY-SA 2.0 KR) · 지역어 듣기 · 온라인가나다 · 경남방언사전(2017, KCI 편찬 논문) · 디지털창원문화대전(</w:t>
             </w:r>
-            <w:hyperlink w:history="1" r:id="rIdoynjpillwwvokbfdie2z0">
+            <w:hyperlink w:history="1" r:id="rId5blbgpmb0hymeq9wxocqc">
               <w:r>
                 <w:rPr>
                   <w:rStyle w:val="Hyperlink"/>
@@ -2186,7 +2186,7 @@
               </w:rPr>
               <w:t xml:space="preserve">창원시 누리집 · 국민신문고(</w:t>
             </w:r>
-            <w:hyperlink w:history="1" r:id="rId9hwbbl8dmg3tzl1v-ct2q">
+            <w:hyperlink w:history="1" r:id="rIdangwjyenvhbz6p-v13mig">
               <w:r>
                 <w:rPr>
                   <w:rStyle w:val="Hyperlink"/>
@@ -2205,7 +2205,7 @@
               </w:rPr>
               <w:t xml:space="preserve">) · 자살예방상담전화 109(</w:t>
             </w:r>
-            <w:hyperlink w:history="1" r:id="rId_0gkjf0inymq42cjuk4vc">
+            <w:hyperlink w:history="1" r:id="rIdev8agyj5zopof6ym8nvtt">
               <w:r>
                 <w:rPr>
                   <w:rStyle w:val="Hyperlink"/>
@@ -2224,7 +2224,7 @@
               </w:rPr>
               <w:t xml:space="preserve">) · 경남 청년마음단디센터(</w:t>
             </w:r>
-            <w:hyperlink w:history="1" r:id="rIduiudq2v2ggstrw-fr5klb">
+            <w:hyperlink w:history="1" r:id="rIduzujol_zex6aerdozhnc9">
               <w:r>
                 <w:rPr>
                   <w:rStyle w:val="Hyperlink"/>
@@ -2339,7 +2339,7 @@
               </w:rPr>
               <w:t xml:space="preserve">창원시 데이터 포털(</w:t>
             </w:r>
-            <w:hyperlink w:history="1" r:id="rIda9lpymj6bqtwold2g28v9">
+            <w:hyperlink w:history="1" r:id="rIdtxincxjsq2hqvnqsvgals">
               <w:r>
                 <w:rPr>
                   <w:rStyle w:val="Hyperlink"/>
@@ -2358,7 +2358,7 @@
               </w:rPr>
               <w:t xml:space="preserve">) 2023.12·2026.8 인구현황 · 국가데이터처 2025 국내인구이동통계(</w:t>
             </w:r>
-            <w:hyperlink w:history="1" r:id="rIdttjunfizimstvpx8mty--">
+            <w:hyperlink w:history="1" r:id="rIdoellrorirxxqofa7jgef-">
               <w:r>
                 <w:rPr>
                   <w:rStyle w:val="Hyperlink"/>
@@ -2539,7 +2539,7 @@
               </w:rPr>
               <w:t xml:space="preserve">OpenAI GPT-4.1 mini(gpt-4.1-mini, </w:t>
             </w:r>
-            <w:hyperlink w:history="1" r:id="rIdjlhdhcjzeedtsz5drrrrj">
+            <w:hyperlink w:history="1" r:id="rIdg9wvp6xspys1omjyg4bde">
               <w:r>
                 <w:rPr>
                   <w:rStyle w:val="Hyperlink"/>
@@ -2688,7 +2688,7 @@
                 <w:sz w:val="17"/>
                 <w:szCs w:val="17"/>
               </w:rPr>
-              <w:t xml:space="preserve">이혜경 Claude Opus 5.5(추론 수준 중간)·ChatGPT(GPT-5.6 Sol) / 조준수 ChatGPT(GPT-5.6 Sol·GPT-6 Astra Pro)·OpenAI Codex(SOL/Light·Astra/Ultra)·Gemini 3.8 Flash / 이미영 ChatGPT(GPT 솔라이트 6.1·GPT) — 결정·검수는 사람, NotebookLM·Canva 시안 미채택</w:t>
+              <w:t xml:space="preserve">이혜경 Claude Opus 5.5(추론 수준 중간)·ChatGPT(GPT-5.6 Sol) / 조준수 ChatGPT(GPT-5.6 Sol·GPT-6 Astra Pro)·OpenAI Codex(SOL/Light·Astra/Ultra)·Gemini 3.8 Flash / 이미영 ChatGPT(GPT 솔라이트 6.1) — 결정·검수는 사람</w:t>
             </w:r>
           </w:p>
         </w:tc>

--- a/deliverables/technical_description/오이소창원_AI_Agent_기술설명서_20261005.docx
+++ b/deliverables/technical_description/오이소창원_AI_Agent_기술설명서_20261005.docx
@@ -1301,7 +1301,7 @@
               </w:rPr>
               <w:t xml:space="preserve">저장소 </w:t>
             </w:r>
-            <w:hyperlink w:history="1" r:id="rId2xqrermahxrtnxzjztgyj">
+            <w:hyperlink w:history="1" r:id="rIdzwot7e3gsrkyuvo65423a">
               <w:r>
                 <w:rPr>
                   <w:rStyle w:val="Hyperlink"/>
@@ -1320,7 +1320,7 @@
               </w:rPr>
               <w:t xml:space="preserve"> (main, 공개) · 실행 streamlit run app.py · 배포 앱 </w:t>
             </w:r>
-            <w:hyperlink w:history="1" r:id="rId52qjzpociev9s7fmtwt03">
+            <w:hyperlink w:history="1" r:id="rIdy4-tk69xpjqhx4altrqwp">
               <w:r>
                 <w:rPr>
                   <w:rStyle w:val="Hyperlink"/>
@@ -1650,7 +1650,7 @@
               </w:rPr>
               <w:t xml:space="preserve">창원시 누리집(</w:t>
             </w:r>
-            <w:hyperlink w:history="1" r:id="rIdjq-mnzlt1756_gpaoxpsr">
+            <w:hyperlink w:history="1" r:id="rIdktrelji_yz5sf_bnp2qdy">
               <w:r>
                 <w:rPr>
                   <w:rStyle w:val="Hyperlink"/>
@@ -1669,7 +1669,7 @@
               </w:rPr>
               <w:t xml:space="preserve">) · 창원청년정보플랫폼 · 「혜택만 콕! 2026」(</w:t>
             </w:r>
-            <w:hyperlink w:history="1" r:id="rIday1jc8zyuy3rxls9jqnmq">
+            <w:hyperlink w:history="1" r:id="rIdshtbpjmr_8txcoi6wavia">
               <w:r>
                 <w:rPr>
                   <w:rStyle w:val="Hyperlink"/>
@@ -1688,7 +1688,7 @@
               </w:rPr>
               <w:t xml:space="preserve">) · 경남바로서비스(</w:t>
             </w:r>
-            <w:hyperlink w:history="1" r:id="rIdlzyak4oqaird-jfcwd-_y">
+            <w:hyperlink w:history="1" r:id="rIdqb4ngw2x7zdrmdnlaud0v">
               <w:r>
                 <w:rPr>
                   <w:rStyle w:val="Hyperlink"/>
@@ -1803,7 +1803,7 @@
               </w:rPr>
               <w:t xml:space="preserve">창원시·경상남도 누리집 · 창원시설공단(</w:t>
             </w:r>
-            <w:hyperlink w:history="1" r:id="rIdew4vgyq7mg_l04ikrdwon">
+            <w:hyperlink w:history="1" r:id="rIdonxxuc5drqhbvcav34_bm">
               <w:r>
                 <w:rPr>
                   <w:rStyle w:val="Hyperlink"/>
@@ -1822,7 +1822,7 @@
               </w:rPr>
               <w:t xml:space="preserve">) · K-패스(</w:t>
             </w:r>
-            <w:hyperlink w:history="1" r:id="rIdlaqnukuz0j6mkrhenlh07">
+            <w:hyperlink w:history="1" r:id="rIdyrkcj8j_hxahnhrkxbye7">
               <w:r>
                 <w:rPr>
                   <w:rStyle w:val="Hyperlink"/>
@@ -1937,7 +1937,7 @@
               </w:rPr>
               <w:t xml:space="preserve">한국관광공사 대한민국 구석구석(</w:t>
             </w:r>
-            <w:hyperlink w:history="1" r:id="rIdovnhyyzbmw7632wbzcukw">
+            <w:hyperlink w:history="1" r:id="rIdongsw0xgxz5pyuub3d9ph">
               <w:r>
                 <w:rPr>
                   <w:rStyle w:val="Hyperlink"/>
@@ -2052,7 +2052,7 @@
               </w:rPr>
               <w:t xml:space="preserve">국립국어원 우리말샘(</w:t>
             </w:r>
-            <w:hyperlink w:history="1" r:id="rIde7piezb0bkcadzwlc7xek">
+            <w:hyperlink w:history="1" r:id="rId2zqluwuqsvaj-mg5i9abf">
               <w:r>
                 <w:rPr>
                   <w:rStyle w:val="Hyperlink"/>
@@ -2071,7 +2071,7 @@
               </w:rPr>
               <w:t xml:space="preserve"> CC BY-SA 2.0 KR) · 지역어 듣기 · 온라인가나다 · 경남방언사전(2017, KCI 편찬 논문) · 디지털창원문화대전(</w:t>
             </w:r>
-            <w:hyperlink w:history="1" r:id="rId5blbgpmb0hymeq9wxocqc">
+            <w:hyperlink w:history="1" r:id="rIdqqatau9jbc_cjfay86x8e">
               <w:r>
                 <w:rPr>
                   <w:rStyle w:val="Hyperlink"/>
@@ -2186,7 +2186,7 @@
               </w:rPr>
               <w:t xml:space="preserve">창원시 누리집 · 국민신문고(</w:t>
             </w:r>
-            <w:hyperlink w:history="1" r:id="rIdangwjyenvhbz6p-v13mig">
+            <w:hyperlink w:history="1" r:id="rIddxysmogaz5khwlvv9-vaj">
               <w:r>
                 <w:rPr>
                   <w:rStyle w:val="Hyperlink"/>
@@ -2205,7 +2205,7 @@
               </w:rPr>
               <w:t xml:space="preserve">) · 자살예방상담전화 109(</w:t>
             </w:r>
-            <w:hyperlink w:history="1" r:id="rIdev8agyj5zopof6ym8nvtt">
+            <w:hyperlink w:history="1" r:id="rIdf-lpttgzitp7igzqkhedd">
               <w:r>
                 <w:rPr>
                   <w:rStyle w:val="Hyperlink"/>
@@ -2224,7 +2224,7 @@
               </w:rPr>
               <w:t xml:space="preserve">) · 경남 청년마음단디센터(</w:t>
             </w:r>
-            <w:hyperlink w:history="1" r:id="rIduzujol_zex6aerdozhnc9">
+            <w:hyperlink w:history="1" r:id="rIdqu_h3bygt3xaspq99dfq_">
               <w:r>
                 <w:rPr>
                   <w:rStyle w:val="Hyperlink"/>
@@ -2339,7 +2339,7 @@
               </w:rPr>
               <w:t xml:space="preserve">창원시 데이터 포털(</w:t>
             </w:r>
-            <w:hyperlink w:history="1" r:id="rIdtxincxjsq2hqvnqsvgals">
+            <w:hyperlink w:history="1" r:id="rIdwdtckfvnbvrjpsfmln7qw">
               <w:r>
                 <w:rPr>
                   <w:rStyle w:val="Hyperlink"/>
@@ -2358,7 +2358,7 @@
               </w:rPr>
               <w:t xml:space="preserve">) 2023.12·2026.8 인구현황 · 국가데이터처 2025 국내인구이동통계(</w:t>
             </w:r>
-            <w:hyperlink w:history="1" r:id="rIdoellrorirxxqofa7jgef-">
+            <w:hyperlink w:history="1" r:id="rId38jhafzqldjsgatnvebpc">
               <w:r>
                 <w:rPr>
                   <w:rStyle w:val="Hyperlink"/>
@@ -2539,7 +2539,7 @@
               </w:rPr>
               <w:t xml:space="preserve">OpenAI GPT-4.1 mini(gpt-4.1-mini, </w:t>
             </w:r>
-            <w:hyperlink w:history="1" r:id="rIdg9wvp6xspys1omjyg4bde">
+            <w:hyperlink w:history="1" r:id="rIdtqgl4asjuywf8tucjdpar">
               <w:r>
                 <w:rPr>
                   <w:rStyle w:val="Hyperlink"/>
@@ -2627,6 +2627,225 @@
           </w:p>
         </w:tc>
       </w:tr>
+    </w:tbl>
+    <w:p>
+      <w:pPr>
+        <w:spacing w:after="80"/>
+      </w:pPr>
+    </w:p>
+    <w:p>
+      <w:pPr>
+        <w:pStyle w:val="Heading2"/>
+        <w:keepNext/>
+        <w:spacing w:after="60" w:before="160"/>
+      </w:pPr>
+      <w:r>
+        <w:rPr>
+          <w:rFonts w:ascii="Malgun Gothic" w:cs="Malgun Gothic" w:eastAsia="Malgun Gothic" w:hAnsi="Malgun Gothic"/>
+          <w:b/>
+          <w:bCs/>
+          <w:color w:val="2E9E6B"/>
+          <w:sz w:val="21"/>
+          <w:szCs w:val="21"/>
+        </w:rPr>
+        <w:t xml:space="preserve">작업별 AI 활용 상세(버전 포함)</w:t>
+      </w:r>
+    </w:p>
+    <w:tbl>
+      <w:tblPr>
+        <w:tblW w:type="dxa" w:w="10204"/>
+        <w:tblBorders>
+          <w:top w:val="single" w:color="auto" w:sz="4"/>
+          <w:left w:val="single" w:color="auto" w:sz="4"/>
+          <w:bottom w:val="single" w:color="auto" w:sz="4"/>
+          <w:right w:val="single" w:color="auto" w:sz="4"/>
+          <w:insideH w:val="single" w:color="auto" w:sz="4"/>
+          <w:insideV w:val="single" w:color="auto" w:sz="4"/>
+        </w:tblBorders>
+      </w:tblPr>
+      <w:tblGrid>
+        <w:gridCol w:w="1653"/>
+        <w:gridCol w:w="2201"/>
+        <w:gridCol w:w="1660"/>
+        <w:gridCol w:w="2545"/>
+        <w:gridCol w:w="2145"/>
+      </w:tblGrid>
+      <w:tr>
+        <w:trPr>
+          <w:cantSplit/>
+          <w:tblHeader/>
+        </w:trPr>
+        <w:tc>
+          <w:tcPr>
+            <w:tcW w:type="dxa" w:w="1653"/>
+            <w:tcBorders>
+              <w:top w:val="single" w:color="C9D3DF" w:sz="4"/>
+              <w:left w:val="single" w:color="C9D3DF" w:sz="4"/>
+              <w:bottom w:val="single" w:color="C9D3DF" w:sz="4"/>
+              <w:right w:val="single" w:color="C9D3DF" w:sz="4"/>
+            </w:tcBorders>
+            <w:shd w:fill="EEF4FB" w:color="auto" w:val="clear"/>
+            <w:tcMar>
+              <w:top w:type="dxa" w:w="50"/>
+              <w:left w:type="dxa" w:w="80"/>
+              <w:bottom w:type="dxa" w:w="50"/>
+              <w:right w:type="dxa" w:w="80"/>
+            </w:tcMar>
+          </w:tcPr>
+          <w:p>
+            <w:pPr>
+              <w:jc w:val="center"/>
+            </w:pPr>
+            <w:r>
+              <w:rPr>
+                <w:rFonts w:ascii="Malgun Gothic" w:cs="Malgun Gothic" w:eastAsia="Malgun Gothic" w:hAnsi="Malgun Gothic"/>
+                <w:b/>
+                <w:bCs/>
+                <w:color w:val="063465"/>
+                <w:sz w:val="17"/>
+                <w:szCs w:val="17"/>
+              </w:rPr>
+              <w:t xml:space="preserve">작업</w:t>
+            </w:r>
+          </w:p>
+        </w:tc>
+        <w:tc>
+          <w:tcPr>
+            <w:tcW w:type="dxa" w:w="2201"/>
+            <w:tcBorders>
+              <w:top w:val="single" w:color="C9D3DF" w:sz="4"/>
+              <w:left w:val="single" w:color="C9D3DF" w:sz="4"/>
+              <w:bottom w:val="single" w:color="C9D3DF" w:sz="4"/>
+              <w:right w:val="single" w:color="C9D3DF" w:sz="4"/>
+            </w:tcBorders>
+            <w:shd w:fill="EEF4FB" w:color="auto" w:val="clear"/>
+            <w:tcMar>
+              <w:top w:type="dxa" w:w="50"/>
+              <w:left w:type="dxa" w:w="80"/>
+              <w:bottom w:type="dxa" w:w="50"/>
+              <w:right w:type="dxa" w:w="80"/>
+            </w:tcMar>
+          </w:tcPr>
+          <w:p>
+            <w:pPr>
+              <w:jc w:val="center"/>
+            </w:pPr>
+            <w:r>
+              <w:rPr>
+                <w:rFonts w:ascii="Malgun Gothic" w:cs="Malgun Gothic" w:eastAsia="Malgun Gothic" w:hAnsi="Malgun Gothic"/>
+                <w:b/>
+                <w:bCs/>
+                <w:color w:val="063465"/>
+                <w:sz w:val="17"/>
+                <w:szCs w:val="17"/>
+              </w:rPr>
+              <w:t xml:space="preserve">AI(모델·버전)</w:t>
+            </w:r>
+          </w:p>
+        </w:tc>
+        <w:tc>
+          <w:tcPr>
+            <w:tcW w:type="dxa" w:w="1660"/>
+            <w:tcBorders>
+              <w:top w:val="single" w:color="C9D3DF" w:sz="4"/>
+              <w:left w:val="single" w:color="C9D3DF" w:sz="4"/>
+              <w:bottom w:val="single" w:color="C9D3DF" w:sz="4"/>
+              <w:right w:val="single" w:color="C9D3DF" w:sz="4"/>
+            </w:tcBorders>
+            <w:shd w:fill="EEF4FB" w:color="auto" w:val="clear"/>
+            <w:tcMar>
+              <w:top w:type="dxa" w:w="50"/>
+              <w:left w:type="dxa" w:w="80"/>
+              <w:bottom w:type="dxa" w:w="50"/>
+              <w:right w:type="dxa" w:w="80"/>
+            </w:tcMar>
+          </w:tcPr>
+          <w:p>
+            <w:pPr>
+              <w:jc w:val="center"/>
+            </w:pPr>
+            <w:r>
+              <w:rPr>
+                <w:rFonts w:ascii="Malgun Gothic" w:cs="Malgun Gothic" w:eastAsia="Malgun Gothic" w:hAnsi="Malgun Gothic"/>
+                <w:b/>
+                <w:bCs/>
+                <w:color w:val="063465"/>
+                <w:sz w:val="17"/>
+                <w:szCs w:val="17"/>
+              </w:rPr>
+              <w:t xml:space="preserve">사용자</w:t>
+            </w:r>
+          </w:p>
+        </w:tc>
+        <w:tc>
+          <w:tcPr>
+            <w:tcW w:type="dxa" w:w="2545"/>
+            <w:tcBorders>
+              <w:top w:val="single" w:color="C9D3DF" w:sz="4"/>
+              <w:left w:val="single" w:color="C9D3DF" w:sz="4"/>
+              <w:bottom w:val="single" w:color="C9D3DF" w:sz="4"/>
+              <w:right w:val="single" w:color="C9D3DF" w:sz="4"/>
+            </w:tcBorders>
+            <w:shd w:fill="EEF4FB" w:color="auto" w:val="clear"/>
+            <w:tcMar>
+              <w:top w:type="dxa" w:w="50"/>
+              <w:left w:type="dxa" w:w="80"/>
+              <w:bottom w:type="dxa" w:w="50"/>
+              <w:right w:type="dxa" w:w="80"/>
+            </w:tcMar>
+          </w:tcPr>
+          <w:p>
+            <w:pPr>
+              <w:jc w:val="center"/>
+            </w:pPr>
+            <w:r>
+              <w:rPr>
+                <w:rFonts w:ascii="Malgun Gothic" w:cs="Malgun Gothic" w:eastAsia="Malgun Gothic" w:hAnsi="Malgun Gothic"/>
+                <w:b/>
+                <w:bCs/>
+                <w:color w:val="063465"/>
+                <w:sz w:val="17"/>
+                <w:szCs w:val="17"/>
+              </w:rPr>
+              <w:t xml:space="preserve">AI가 한 일</w:t>
+            </w:r>
+          </w:p>
+        </w:tc>
+        <w:tc>
+          <w:tcPr>
+            <w:tcW w:type="dxa" w:w="2145"/>
+            <w:tcBorders>
+              <w:top w:val="single" w:color="C9D3DF" w:sz="4"/>
+              <w:left w:val="single" w:color="C9D3DF" w:sz="4"/>
+              <w:bottom w:val="single" w:color="C9D3DF" w:sz="4"/>
+              <w:right w:val="single" w:color="C9D3DF" w:sz="4"/>
+            </w:tcBorders>
+            <w:shd w:fill="EEF4FB" w:color="auto" w:val="clear"/>
+            <w:tcMar>
+              <w:top w:type="dxa" w:w="50"/>
+              <w:left w:type="dxa" w:w="80"/>
+              <w:bottom w:type="dxa" w:w="50"/>
+              <w:right w:type="dxa" w:w="80"/>
+            </w:tcMar>
+          </w:tcPr>
+          <w:p>
+            <w:pPr>
+              <w:jc w:val="center"/>
+            </w:pPr>
+            <w:r>
+              <w:rPr>
+                <w:rFonts w:ascii="Malgun Gothic" w:cs="Malgun Gothic" w:eastAsia="Malgun Gothic" w:hAnsi="Malgun Gothic"/>
+                <w:b/>
+                <w:bCs/>
+                <w:color w:val="063465"/>
+                <w:sz w:val="17"/>
+                <w:szCs w:val="17"/>
+              </w:rPr>
+              <w:t xml:space="preserve">사람이 한 일</w:t>
+            </w:r>
+          </w:p>
+        </w:tc>
+      </w:tr>
       <w:tr>
         <w:trPr>
           <w:cantSplit/>
@@ -2634,7 +2853,67 @@
         </w:trPr>
         <w:tc>
           <w:tcPr>
-            <w:tcW w:type="dxa" w:w="2460"/>
+            <w:tcW w:type="dxa" w:w="1653"/>
+            <w:tcBorders>
+              <w:top w:val="single" w:color="C9D3DF" w:sz="4"/>
+              <w:left w:val="single" w:color="C9D3DF" w:sz="4"/>
+              <w:bottom w:val="single" w:color="C9D3DF" w:sz="4"/>
+              <w:right w:val="single" w:color="C9D3DF" w:sz="4"/>
+            </w:tcBorders>
+            <w:tcMar>
+              <w:top w:type="dxa" w:w="50"/>
+              <w:left w:type="dxa" w:w="80"/>
+              <w:bottom w:type="dxa" w:w="50"/>
+              <w:right w:type="dxa" w:w="80"/>
+            </w:tcMar>
+          </w:tcPr>
+          <w:p>
+            <w:pPr>
+              <w:jc w:val="left"/>
+            </w:pPr>
+            <w:r>
+              <w:rPr>
+                <w:rFonts w:ascii="Malgun Gothic" w:cs="Malgun Gothic" w:eastAsia="Malgun Gothic" w:hAnsi="Malgun Gothic"/>
+                <w:sz w:val="17"/>
+                <w:szCs w:val="17"/>
+              </w:rPr>
+              <w:t xml:space="preserve">앱 실행 중 질문 처리</w:t>
+            </w:r>
+          </w:p>
+        </w:tc>
+        <w:tc>
+          <w:tcPr>
+            <w:tcW w:type="dxa" w:w="2201"/>
+            <w:tcBorders>
+              <w:top w:val="single" w:color="C9D3DF" w:sz="4"/>
+              <w:left w:val="single" w:color="C9D3DF" w:sz="4"/>
+              <w:bottom w:val="single" w:color="C9D3DF" w:sz="4"/>
+              <w:right w:val="single" w:color="C9D3DF" w:sz="4"/>
+            </w:tcBorders>
+            <w:tcMar>
+              <w:top w:type="dxa" w:w="50"/>
+              <w:left w:type="dxa" w:w="80"/>
+              <w:bottom w:type="dxa" w:w="50"/>
+              <w:right w:type="dxa" w:w="80"/>
+            </w:tcMar>
+          </w:tcPr>
+          <w:p>
+            <w:pPr>
+              <w:jc w:val="left"/>
+            </w:pPr>
+            <w:r>
+              <w:rPr>
+                <w:rFonts w:ascii="Malgun Gothic" w:cs="Malgun Gothic" w:eastAsia="Malgun Gothic" w:hAnsi="Malgun Gothic"/>
+                <w:sz w:val="17"/>
+                <w:szCs w:val="17"/>
+              </w:rPr>
+              <w:t xml:space="preserve">OpenAI GPT-4.1 mini(API, gpt-4.1-mini)</w:t>
+            </w:r>
+          </w:p>
+        </w:tc>
+        <w:tc>
+          <w:tcPr>
+            <w:tcW w:type="dxa" w:w="1660"/>
             <w:tcBorders>
               <w:top w:val="single" w:color="C9D3DF" w:sz="4"/>
               <w:left w:val="single" w:color="C9D3DF" w:sz="4"/>
@@ -2658,37 +2937,1471 @@
                 <w:sz w:val="17"/>
                 <w:szCs w:val="17"/>
               </w:rPr>
-              <w:t xml:space="preserve">개발 보조 AI</w:t>
-            </w:r>
-          </w:p>
-        </w:tc>
-        <w:tc>
-          <w:tcPr>
-            <w:tcW w:type="dxa" w:w="7744"/>
-            <w:tcBorders>
-              <w:top w:val="single" w:color="C9D3DF" w:sz="4"/>
-              <w:left w:val="single" w:color="C9D3DF" w:sz="4"/>
-              <w:bottom w:val="single" w:color="C9D3DF" w:sz="4"/>
-              <w:right w:val="single" w:color="C9D3DF" w:sz="4"/>
-            </w:tcBorders>
-            <w:tcMar>
-              <w:top w:type="dxa" w:w="50"/>
-              <w:left w:type="dxa" w:w="80"/>
-              <w:bottom w:type="dxa" w:w="50"/>
-              <w:right w:type="dxa" w:w="80"/>
-            </w:tcMar>
-          </w:tcPr>
-          <w:p>
-            <w:pPr>
-              <w:jc w:val="left"/>
-            </w:pPr>
-            <w:r>
-              <w:rPr>
-                <w:rFonts w:ascii="Malgun Gothic" w:cs="Malgun Gothic" w:eastAsia="Malgun Gothic" w:hAnsi="Malgun Gothic"/>
-                <w:sz w:val="17"/>
-                <w:szCs w:val="17"/>
-              </w:rPr>
-              <w:t xml:space="preserve">이혜경 Claude Opus 5.5(추론 수준 중간)·ChatGPT(GPT-5.6 Sol) / 조준수 ChatGPT(GPT-5.6 Sol·GPT-6 Astra Pro)·OpenAI Codex(SOL/Light·Astra/Ultra)·Gemini 3.8 Flash / 이미영 ChatGPT(GPT 솔라이트 6.1) — 결정·검수는 사람</w:t>
+              <w:t xml:space="preserve">앱 사용자</w:t>
+            </w:r>
+          </w:p>
+        </w:tc>
+        <w:tc>
+          <w:tcPr>
+            <w:tcW w:type="dxa" w:w="2545"/>
+            <w:tcBorders>
+              <w:top w:val="single" w:color="C9D3DF" w:sz="4"/>
+              <w:left w:val="single" w:color="C9D3DF" w:sz="4"/>
+              <w:bottom w:val="single" w:color="C9D3DF" w:sz="4"/>
+              <w:right w:val="single" w:color="C9D3DF" w:sz="4"/>
+            </w:tcBorders>
+            <w:tcMar>
+              <w:top w:type="dxa" w:w="50"/>
+              <w:left w:type="dxa" w:w="80"/>
+              <w:bottom w:type="dxa" w:w="50"/>
+              <w:right w:type="dxa" w:w="80"/>
+            </w:tcMar>
+          </w:tcPr>
+          <w:p>
+            <w:pPr>
+              <w:jc w:val="left"/>
+            </w:pPr>
+            <w:r>
+              <w:rPr>
+                <w:rFonts w:ascii="Malgun Gothic" w:cs="Malgun Gothic" w:eastAsia="Malgun Gothic" w:hAnsi="Malgun Gothic"/>
+                <w:sz w:val="17"/>
+                <w:szCs w:val="17"/>
+              </w:rPr>
+              <w:t xml:space="preserve">자연어 질문 이해 → 의도 파악 → 도구 5개 중 선택 → 답변 구성</w:t>
+            </w:r>
+          </w:p>
+        </w:tc>
+        <w:tc>
+          <w:tcPr>
+            <w:tcW w:type="dxa" w:w="2145"/>
+            <w:tcBorders>
+              <w:top w:val="single" w:color="C9D3DF" w:sz="4"/>
+              <w:left w:val="single" w:color="C9D3DF" w:sz="4"/>
+              <w:bottom w:val="single" w:color="C9D3DF" w:sz="4"/>
+              <w:right w:val="single" w:color="C9D3DF" w:sz="4"/>
+            </w:tcBorders>
+            <w:tcMar>
+              <w:top w:type="dxa" w:w="50"/>
+              <w:left w:type="dxa" w:w="80"/>
+              <w:bottom w:type="dxa" w:w="50"/>
+              <w:right w:type="dxa" w:w="80"/>
+            </w:tcMar>
+          </w:tcPr>
+          <w:p>
+            <w:pPr>
+              <w:jc w:val="left"/>
+            </w:pPr>
+            <w:r>
+              <w:rPr>
+                <w:rFonts w:ascii="Malgun Gothic" w:cs="Malgun Gothic" w:eastAsia="Malgun Gothic" w:hAnsi="Malgun Gothic"/>
+                <w:sz w:val="17"/>
+                <w:szCs w:val="17"/>
+              </w:rPr>
+              <w:t xml:space="preserve">도구·검증 DB 설계, 정책 자격은 규칙 엔진, 연락처·링크 대조 검증 단계 구현</w:t>
+            </w:r>
+          </w:p>
+        </w:tc>
+      </w:tr>
+      <w:tr>
+        <w:trPr>
+          <w:cantSplit/>
+          <w:tblHeader w:val="false"/>
+        </w:trPr>
+        <w:tc>
+          <w:tcPr>
+            <w:tcW w:type="dxa" w:w="1653"/>
+            <w:tcBorders>
+              <w:top w:val="single" w:color="C9D3DF" w:sz="4"/>
+              <w:left w:val="single" w:color="C9D3DF" w:sz="4"/>
+              <w:bottom w:val="single" w:color="C9D3DF" w:sz="4"/>
+              <w:right w:val="single" w:color="C9D3DF" w:sz="4"/>
+            </w:tcBorders>
+            <w:tcMar>
+              <w:top w:type="dxa" w:w="50"/>
+              <w:left w:type="dxa" w:w="80"/>
+              <w:bottom w:type="dxa" w:w="50"/>
+              <w:right w:type="dxa" w:w="80"/>
+            </w:tcMar>
+          </w:tcPr>
+          <w:p>
+            <w:pPr>
+              <w:jc w:val="left"/>
+            </w:pPr>
+            <w:r>
+              <w:rPr>
+                <w:rFonts w:ascii="Malgun Gothic" w:cs="Malgun Gothic" w:eastAsia="Malgun Gothic" w:hAnsi="Malgun Gothic"/>
+                <w:sz w:val="17"/>
+                <w:szCs w:val="17"/>
+              </w:rPr>
+              <w:t xml:space="preserve">앱 코드 개발·자동 테스트·문서 초안</w:t>
+            </w:r>
+          </w:p>
+        </w:tc>
+        <w:tc>
+          <w:tcPr>
+            <w:tcW w:type="dxa" w:w="2201"/>
+            <w:tcBorders>
+              <w:top w:val="single" w:color="C9D3DF" w:sz="4"/>
+              <w:left w:val="single" w:color="C9D3DF" w:sz="4"/>
+              <w:bottom w:val="single" w:color="C9D3DF" w:sz="4"/>
+              <w:right w:val="single" w:color="C9D3DF" w:sz="4"/>
+            </w:tcBorders>
+            <w:tcMar>
+              <w:top w:type="dxa" w:w="50"/>
+              <w:left w:type="dxa" w:w="80"/>
+              <w:bottom w:type="dxa" w:w="50"/>
+              <w:right w:type="dxa" w:w="80"/>
+            </w:tcMar>
+          </w:tcPr>
+          <w:p>
+            <w:pPr>
+              <w:jc w:val="left"/>
+            </w:pPr>
+            <w:r>
+              <w:rPr>
+                <w:rFonts w:ascii="Malgun Gothic" w:cs="Malgun Gothic" w:eastAsia="Malgun Gothic" w:hAnsi="Malgun Gothic"/>
+                <w:sz w:val="17"/>
+                <w:szCs w:val="17"/>
+              </w:rPr>
+              <w:t xml:space="preserve">Claude Opus 5.5(Anthropic, 추론 수준 중간) — AI 코딩 에이전트</w:t>
+            </w:r>
+          </w:p>
+        </w:tc>
+        <w:tc>
+          <w:tcPr>
+            <w:tcW w:type="dxa" w:w="1660"/>
+            <w:tcBorders>
+              <w:top w:val="single" w:color="C9D3DF" w:sz="4"/>
+              <w:left w:val="single" w:color="C9D3DF" w:sz="4"/>
+              <w:bottom w:val="single" w:color="C9D3DF" w:sz="4"/>
+              <w:right w:val="single" w:color="C9D3DF" w:sz="4"/>
+            </w:tcBorders>
+            <w:tcMar>
+              <w:top w:type="dxa" w:w="50"/>
+              <w:left w:type="dxa" w:w="80"/>
+              <w:bottom w:type="dxa" w:w="50"/>
+              <w:right w:type="dxa" w:w="80"/>
+            </w:tcMar>
+          </w:tcPr>
+          <w:p>
+            <w:pPr>
+              <w:jc w:val="center"/>
+            </w:pPr>
+            <w:r>
+              <w:rPr>
+                <w:rFonts w:ascii="Malgun Gothic" w:cs="Malgun Gothic" w:eastAsia="Malgun Gothic" w:hAnsi="Malgun Gothic"/>
+                <w:sz w:val="17"/>
+                <w:szCs w:val="17"/>
+              </w:rPr>
+              <w:t xml:space="preserve">이혜경</w:t>
+            </w:r>
+          </w:p>
+        </w:tc>
+        <w:tc>
+          <w:tcPr>
+            <w:tcW w:type="dxa" w:w="2545"/>
+            <w:tcBorders>
+              <w:top w:val="single" w:color="C9D3DF" w:sz="4"/>
+              <w:left w:val="single" w:color="C9D3DF" w:sz="4"/>
+              <w:bottom w:val="single" w:color="C9D3DF" w:sz="4"/>
+              <w:right w:val="single" w:color="C9D3DF" w:sz="4"/>
+            </w:tcBorders>
+            <w:tcMar>
+              <w:top w:type="dxa" w:w="50"/>
+              <w:left w:type="dxa" w:w="80"/>
+              <w:bottom w:type="dxa" w:w="50"/>
+              <w:right w:type="dxa" w:w="80"/>
+            </w:tcMar>
+          </w:tcPr>
+          <w:p>
+            <w:pPr>
+              <w:jc w:val="left"/>
+            </w:pPr>
+            <w:r>
+              <w:rPr>
+                <w:rFonts w:ascii="Malgun Gothic" w:cs="Malgun Gothic" w:eastAsia="Malgun Gothic" w:hAnsi="Malgun Gothic"/>
+                <w:sz w:val="17"/>
+                <w:szCs w:val="17"/>
+              </w:rPr>
+              <w:t xml:space="preserve">코드 작성·수정·디버깅, 단위 테스트 127개 작성·실행, 화면 캡처, README·보고서·스크립트 초안</w:t>
+            </w:r>
+          </w:p>
+        </w:tc>
+        <w:tc>
+          <w:tcPr>
+            <w:tcW w:type="dxa" w:w="2145"/>
+            <w:tcBorders>
+              <w:top w:val="single" w:color="C9D3DF" w:sz="4"/>
+              <w:left w:val="single" w:color="C9D3DF" w:sz="4"/>
+              <w:bottom w:val="single" w:color="C9D3DF" w:sz="4"/>
+              <w:right w:val="single" w:color="C9D3DF" w:sz="4"/>
+            </w:tcBorders>
+            <w:tcMar>
+              <w:top w:type="dxa" w:w="50"/>
+              <w:left w:type="dxa" w:w="80"/>
+              <w:bottom w:type="dxa" w:w="50"/>
+              <w:right w:type="dxa" w:w="80"/>
+            </w:tcMar>
+          </w:tcPr>
+          <w:p>
+            <w:pPr>
+              <w:jc w:val="left"/>
+            </w:pPr>
+            <w:r>
+              <w:rPr>
+                <w:rFonts w:ascii="Malgun Gothic" w:cs="Malgun Gothic" w:eastAsia="Malgun Gothic" w:hAnsi="Malgun Gothic"/>
+                <w:sz w:val="17"/>
+                <w:szCs w:val="17"/>
+              </w:rPr>
+              <w:t xml:space="preserve">기획·요구사항 결정, 데이터 조사·출처 검증, 화면 확인·수정 지시, 최종 검수</w:t>
+            </w:r>
+          </w:p>
+        </w:tc>
+      </w:tr>
+      <w:tr>
+        <w:trPr>
+          <w:cantSplit/>
+          <w:tblHeader w:val="false"/>
+        </w:trPr>
+        <w:tc>
+          <w:tcPr>
+            <w:tcW w:type="dxa" w:w="1653"/>
+            <w:tcBorders>
+              <w:top w:val="single" w:color="C9D3DF" w:sz="4"/>
+              <w:left w:val="single" w:color="C9D3DF" w:sz="4"/>
+              <w:bottom w:val="single" w:color="C9D3DF" w:sz="4"/>
+              <w:right w:val="single" w:color="C9D3DF" w:sz="4"/>
+            </w:tcBorders>
+            <w:tcMar>
+              <w:top w:type="dxa" w:w="50"/>
+              <w:left w:type="dxa" w:w="80"/>
+              <w:bottom w:type="dxa" w:w="50"/>
+              <w:right w:type="dxa" w:w="80"/>
+            </w:tcMar>
+          </w:tcPr>
+          <w:p>
+            <w:pPr>
+              <w:jc w:val="left"/>
+            </w:pPr>
+            <w:r>
+              <w:rPr>
+                <w:rFonts w:ascii="Malgun Gothic" w:cs="Malgun Gothic" w:eastAsia="Malgun Gothic" w:hAnsi="Malgun Gothic"/>
+                <w:sz w:val="17"/>
+                <w:szCs w:val="17"/>
+              </w:rPr>
+              <w:t xml:space="preserve">기획·문서 보조</w:t>
+            </w:r>
+          </w:p>
+        </w:tc>
+        <w:tc>
+          <w:tcPr>
+            <w:tcW w:type="dxa" w:w="2201"/>
+            <w:tcBorders>
+              <w:top w:val="single" w:color="C9D3DF" w:sz="4"/>
+              <w:left w:val="single" w:color="C9D3DF" w:sz="4"/>
+              <w:bottom w:val="single" w:color="C9D3DF" w:sz="4"/>
+              <w:right w:val="single" w:color="C9D3DF" w:sz="4"/>
+            </w:tcBorders>
+            <w:tcMar>
+              <w:top w:type="dxa" w:w="50"/>
+              <w:left w:type="dxa" w:w="80"/>
+              <w:bottom w:type="dxa" w:w="50"/>
+              <w:right w:type="dxa" w:w="80"/>
+            </w:tcMar>
+          </w:tcPr>
+          <w:p>
+            <w:pPr>
+              <w:jc w:val="left"/>
+            </w:pPr>
+            <w:r>
+              <w:rPr>
+                <w:rFonts w:ascii="Malgun Gothic" w:cs="Malgun Gothic" w:eastAsia="Malgun Gothic" w:hAnsi="Malgun Gothic"/>
+                <w:sz w:val="17"/>
+                <w:szCs w:val="17"/>
+              </w:rPr>
+              <w:t xml:space="preserve">ChatGPT GPT-5.6 Sol(OpenAI)</w:t>
+            </w:r>
+          </w:p>
+        </w:tc>
+        <w:tc>
+          <w:tcPr>
+            <w:tcW w:type="dxa" w:w="1660"/>
+            <w:tcBorders>
+              <w:top w:val="single" w:color="C9D3DF" w:sz="4"/>
+              <w:left w:val="single" w:color="C9D3DF" w:sz="4"/>
+              <w:bottom w:val="single" w:color="C9D3DF" w:sz="4"/>
+              <w:right w:val="single" w:color="C9D3DF" w:sz="4"/>
+            </w:tcBorders>
+            <w:tcMar>
+              <w:top w:type="dxa" w:w="50"/>
+              <w:left w:type="dxa" w:w="80"/>
+              <w:bottom w:type="dxa" w:w="50"/>
+              <w:right w:type="dxa" w:w="80"/>
+            </w:tcMar>
+          </w:tcPr>
+          <w:p>
+            <w:pPr>
+              <w:jc w:val="center"/>
+            </w:pPr>
+            <w:r>
+              <w:rPr>
+                <w:rFonts w:ascii="Malgun Gothic" w:cs="Malgun Gothic" w:eastAsia="Malgun Gothic" w:hAnsi="Malgun Gothic"/>
+                <w:sz w:val="17"/>
+                <w:szCs w:val="17"/>
+              </w:rPr>
+              <w:t xml:space="preserve">이혜경</w:t>
+            </w:r>
+          </w:p>
+        </w:tc>
+        <w:tc>
+          <w:tcPr>
+            <w:tcW w:type="dxa" w:w="2545"/>
+            <w:tcBorders>
+              <w:top w:val="single" w:color="C9D3DF" w:sz="4"/>
+              <w:left w:val="single" w:color="C9D3DF" w:sz="4"/>
+              <w:bottom w:val="single" w:color="C9D3DF" w:sz="4"/>
+              <w:right w:val="single" w:color="C9D3DF" w:sz="4"/>
+            </w:tcBorders>
+            <w:tcMar>
+              <w:top w:type="dxa" w:w="50"/>
+              <w:left w:type="dxa" w:w="80"/>
+              <w:bottom w:type="dxa" w:w="50"/>
+              <w:right w:type="dxa" w:w="80"/>
+            </w:tcMar>
+          </w:tcPr>
+          <w:p>
+            <w:pPr>
+              <w:jc w:val="left"/>
+            </w:pPr>
+            <w:r>
+              <w:rPr>
+                <w:rFonts w:ascii="Malgun Gothic" w:cs="Malgun Gothic" w:eastAsia="Malgun Gothic" w:hAnsi="Malgun Gothic"/>
+                <w:sz w:val="17"/>
+                <w:szCs w:val="17"/>
+              </w:rPr>
+              <w:t xml:space="preserve">UX/UI 개선·발표자료 보완 작업 프롬프트 작성 보조</w:t>
+            </w:r>
+          </w:p>
+        </w:tc>
+        <w:tc>
+          <w:tcPr>
+            <w:tcW w:type="dxa" w:w="2145"/>
+            <w:tcBorders>
+              <w:top w:val="single" w:color="C9D3DF" w:sz="4"/>
+              <w:left w:val="single" w:color="C9D3DF" w:sz="4"/>
+              <w:bottom w:val="single" w:color="C9D3DF" w:sz="4"/>
+              <w:right w:val="single" w:color="C9D3DF" w:sz="4"/>
+            </w:tcBorders>
+            <w:tcMar>
+              <w:top w:type="dxa" w:w="50"/>
+              <w:left w:type="dxa" w:w="80"/>
+              <w:bottom w:type="dxa" w:w="50"/>
+              <w:right w:type="dxa" w:w="80"/>
+            </w:tcMar>
+          </w:tcPr>
+          <w:p>
+            <w:pPr>
+              <w:jc w:val="left"/>
+            </w:pPr>
+            <w:r>
+              <w:rPr>
+                <w:rFonts w:ascii="Malgun Gothic" w:cs="Malgun Gothic" w:eastAsia="Malgun Gothic" w:hAnsi="Malgun Gothic"/>
+                <w:sz w:val="17"/>
+                <w:szCs w:val="17"/>
+              </w:rPr>
+              <w:t xml:space="preserve">개선안 채택 결정, 결과 검수</w:t>
+            </w:r>
+          </w:p>
+        </w:tc>
+      </w:tr>
+      <w:tr>
+        <w:trPr>
+          <w:cantSplit/>
+          <w:tblHeader w:val="false"/>
+        </w:trPr>
+        <w:tc>
+          <w:tcPr>
+            <w:tcW w:type="dxa" w:w="1653"/>
+            <w:tcBorders>
+              <w:top w:val="single" w:color="C9D3DF" w:sz="4"/>
+              <w:left w:val="single" w:color="C9D3DF" w:sz="4"/>
+              <w:bottom w:val="single" w:color="C9D3DF" w:sz="4"/>
+              <w:right w:val="single" w:color="C9D3DF" w:sz="4"/>
+            </w:tcBorders>
+            <w:tcMar>
+              <w:top w:type="dxa" w:w="50"/>
+              <w:left w:type="dxa" w:w="80"/>
+              <w:bottom w:type="dxa" w:w="50"/>
+              <w:right w:type="dxa" w:w="80"/>
+            </w:tcMar>
+          </w:tcPr>
+          <w:p>
+            <w:pPr>
+              <w:jc w:val="left"/>
+            </w:pPr>
+            <w:r>
+              <w:rPr>
+                <w:rFonts w:ascii="Malgun Gothic" w:cs="Malgun Gothic" w:eastAsia="Malgun Gothic" w:hAnsi="Malgun Gothic"/>
+                <w:sz w:val="17"/>
+                <w:szCs w:val="17"/>
+              </w:rPr>
+              <w:t xml:space="preserve">기획·검토, UX/UI 분석</w:t>
+            </w:r>
+          </w:p>
+        </w:tc>
+        <w:tc>
+          <w:tcPr>
+            <w:tcW w:type="dxa" w:w="2201"/>
+            <w:tcBorders>
+              <w:top w:val="single" w:color="C9D3DF" w:sz="4"/>
+              <w:left w:val="single" w:color="C9D3DF" w:sz="4"/>
+              <w:bottom w:val="single" w:color="C9D3DF" w:sz="4"/>
+              <w:right w:val="single" w:color="C9D3DF" w:sz="4"/>
+            </w:tcBorders>
+            <w:tcMar>
+              <w:top w:type="dxa" w:w="50"/>
+              <w:left w:type="dxa" w:w="80"/>
+              <w:bottom w:type="dxa" w:w="50"/>
+              <w:right w:type="dxa" w:w="80"/>
+            </w:tcMar>
+          </w:tcPr>
+          <w:p>
+            <w:pPr>
+              <w:jc w:val="left"/>
+            </w:pPr>
+            <w:r>
+              <w:rPr>
+                <w:rFonts w:ascii="Malgun Gothic" w:cs="Malgun Gothic" w:eastAsia="Malgun Gothic" w:hAnsi="Malgun Gothic"/>
+                <w:sz w:val="17"/>
+                <w:szCs w:val="17"/>
+              </w:rPr>
+              <w:t xml:space="preserve">ChatGPT GPT-5.6 Sol(OpenAI)</w:t>
+            </w:r>
+          </w:p>
+        </w:tc>
+        <w:tc>
+          <w:tcPr>
+            <w:tcW w:type="dxa" w:w="1660"/>
+            <w:tcBorders>
+              <w:top w:val="single" w:color="C9D3DF" w:sz="4"/>
+              <w:left w:val="single" w:color="C9D3DF" w:sz="4"/>
+              <w:bottom w:val="single" w:color="C9D3DF" w:sz="4"/>
+              <w:right w:val="single" w:color="C9D3DF" w:sz="4"/>
+            </w:tcBorders>
+            <w:tcMar>
+              <w:top w:type="dxa" w:w="50"/>
+              <w:left w:type="dxa" w:w="80"/>
+              <w:bottom w:type="dxa" w:w="50"/>
+              <w:right w:type="dxa" w:w="80"/>
+            </w:tcMar>
+          </w:tcPr>
+          <w:p>
+            <w:pPr>
+              <w:jc w:val="center"/>
+            </w:pPr>
+            <w:r>
+              <w:rPr>
+                <w:rFonts w:ascii="Malgun Gothic" w:cs="Malgun Gothic" w:eastAsia="Malgun Gothic" w:hAnsi="Malgun Gothic"/>
+                <w:sz w:val="17"/>
+                <w:szCs w:val="17"/>
+              </w:rPr>
+              <w:t xml:space="preserve">조준수</w:t>
+            </w:r>
+          </w:p>
+        </w:tc>
+        <w:tc>
+          <w:tcPr>
+            <w:tcW w:type="dxa" w:w="2545"/>
+            <w:tcBorders>
+              <w:top w:val="single" w:color="C9D3DF" w:sz="4"/>
+              <w:left w:val="single" w:color="C9D3DF" w:sz="4"/>
+              <w:bottom w:val="single" w:color="C9D3DF" w:sz="4"/>
+              <w:right w:val="single" w:color="C9D3DF" w:sz="4"/>
+            </w:tcBorders>
+            <w:tcMar>
+              <w:top w:type="dxa" w:w="50"/>
+              <w:left w:type="dxa" w:w="80"/>
+              <w:bottom w:type="dxa" w:w="50"/>
+              <w:right w:type="dxa" w:w="80"/>
+            </w:tcMar>
+          </w:tcPr>
+          <w:p>
+            <w:pPr>
+              <w:jc w:val="left"/>
+            </w:pPr>
+            <w:r>
+              <w:rPr>
+                <w:rFonts w:ascii="Malgun Gothic" w:cs="Malgun Gothic" w:eastAsia="Malgun Gothic" w:hAnsi="Malgun Gothic"/>
+                <w:sz w:val="17"/>
+                <w:szCs w:val="17"/>
+              </w:rPr>
+              <w:t xml:space="preserve">목적·대상·작업 범위 정리, PC·모바일 캡처 기반 UX/UI 분석, Codex 작업 지시문 작성, 오류·테스트 결과 검토</w:t>
+            </w:r>
+          </w:p>
+        </w:tc>
+        <w:tc>
+          <w:tcPr>
+            <w:tcW w:type="dxa" w:w="2145"/>
+            <w:tcBorders>
+              <w:top w:val="single" w:color="C9D3DF" w:sz="4"/>
+              <w:left w:val="single" w:color="C9D3DF" w:sz="4"/>
+              <w:bottom w:val="single" w:color="C9D3DF" w:sz="4"/>
+              <w:right w:val="single" w:color="C9D3DF" w:sz="4"/>
+            </w:tcBorders>
+            <w:tcMar>
+              <w:top w:type="dxa" w:w="50"/>
+              <w:left w:type="dxa" w:w="80"/>
+              <w:bottom w:type="dxa" w:w="50"/>
+              <w:right w:type="dxa" w:w="80"/>
+            </w:tcMar>
+          </w:tcPr>
+          <w:p>
+            <w:pPr>
+              <w:jc w:val="left"/>
+            </w:pPr>
+            <w:r>
+              <w:rPr>
+                <w:rFonts w:ascii="Malgun Gothic" w:cs="Malgun Gothic" w:eastAsia="Malgun Gothic" w:hAnsi="Malgun Gothic"/>
+                <w:sz w:val="17"/>
+                <w:szCs w:val="17"/>
+              </w:rPr>
+              <w:t xml:space="preserve">실제 화면을 보고 채택 여부·수정 범위 결정</w:t>
+            </w:r>
+          </w:p>
+        </w:tc>
+      </w:tr>
+      <w:tr>
+        <w:trPr>
+          <w:cantSplit/>
+          <w:tblHeader w:val="false"/>
+        </w:trPr>
+        <w:tc>
+          <w:tcPr>
+            <w:tcW w:type="dxa" w:w="1653"/>
+            <w:tcBorders>
+              <w:top w:val="single" w:color="C9D3DF" w:sz="4"/>
+              <w:left w:val="single" w:color="C9D3DF" w:sz="4"/>
+              <w:bottom w:val="single" w:color="C9D3DF" w:sz="4"/>
+              <w:right w:val="single" w:color="C9D3DF" w:sz="4"/>
+            </w:tcBorders>
+            <w:tcMar>
+              <w:top w:type="dxa" w:w="50"/>
+              <w:left w:type="dxa" w:w="80"/>
+              <w:bottom w:type="dxa" w:w="50"/>
+              <w:right w:type="dxa" w:w="80"/>
+            </w:tcMar>
+          </w:tcPr>
+          <w:p>
+            <w:pPr>
+              <w:jc w:val="left"/>
+            </w:pPr>
+            <w:r>
+              <w:rPr>
+                <w:rFonts w:ascii="Malgun Gothic" w:cs="Malgun Gothic" w:eastAsia="Malgun Gothic" w:hAnsi="Malgun Gothic"/>
+                <w:sz w:val="17"/>
+                <w:szCs w:val="17"/>
+              </w:rPr>
+              <w:t xml:space="preserve">발표자료 최종본·발표 대본</w:t>
+            </w:r>
+          </w:p>
+        </w:tc>
+        <w:tc>
+          <w:tcPr>
+            <w:tcW w:type="dxa" w:w="2201"/>
+            <w:tcBorders>
+              <w:top w:val="single" w:color="C9D3DF" w:sz="4"/>
+              <w:left w:val="single" w:color="C9D3DF" w:sz="4"/>
+              <w:bottom w:val="single" w:color="C9D3DF" w:sz="4"/>
+              <w:right w:val="single" w:color="C9D3DF" w:sz="4"/>
+            </w:tcBorders>
+            <w:tcMar>
+              <w:top w:type="dxa" w:w="50"/>
+              <w:left w:type="dxa" w:w="80"/>
+              <w:bottom w:type="dxa" w:w="50"/>
+              <w:right w:type="dxa" w:w="80"/>
+            </w:tcMar>
+          </w:tcPr>
+          <w:p>
+            <w:pPr>
+              <w:jc w:val="left"/>
+            </w:pPr>
+            <w:r>
+              <w:rPr>
+                <w:rFonts w:ascii="Malgun Gothic" w:cs="Malgun Gothic" w:eastAsia="Malgun Gothic" w:hAnsi="Malgun Gothic"/>
+                <w:sz w:val="17"/>
+                <w:szCs w:val="17"/>
+              </w:rPr>
+              <w:t xml:space="preserve">ChatGPT GPT-6 Astra Pro(OpenAI)</w:t>
+            </w:r>
+          </w:p>
+        </w:tc>
+        <w:tc>
+          <w:tcPr>
+            <w:tcW w:type="dxa" w:w="1660"/>
+            <w:tcBorders>
+              <w:top w:val="single" w:color="C9D3DF" w:sz="4"/>
+              <w:left w:val="single" w:color="C9D3DF" w:sz="4"/>
+              <w:bottom w:val="single" w:color="C9D3DF" w:sz="4"/>
+              <w:right w:val="single" w:color="C9D3DF" w:sz="4"/>
+            </w:tcBorders>
+            <w:tcMar>
+              <w:top w:type="dxa" w:w="50"/>
+              <w:left w:type="dxa" w:w="80"/>
+              <w:bottom w:type="dxa" w:w="50"/>
+              <w:right w:type="dxa" w:w="80"/>
+            </w:tcMar>
+          </w:tcPr>
+          <w:p>
+            <w:pPr>
+              <w:jc w:val="center"/>
+            </w:pPr>
+            <w:r>
+              <w:rPr>
+                <w:rFonts w:ascii="Malgun Gothic" w:cs="Malgun Gothic" w:eastAsia="Malgun Gothic" w:hAnsi="Malgun Gothic"/>
+                <w:sz w:val="17"/>
+                <w:szCs w:val="17"/>
+              </w:rPr>
+              <w:t xml:space="preserve">조준수</w:t>
+            </w:r>
+          </w:p>
+        </w:tc>
+        <w:tc>
+          <w:tcPr>
+            <w:tcW w:type="dxa" w:w="2545"/>
+            <w:tcBorders>
+              <w:top w:val="single" w:color="C9D3DF" w:sz="4"/>
+              <w:left w:val="single" w:color="C9D3DF" w:sz="4"/>
+              <w:bottom w:val="single" w:color="C9D3DF" w:sz="4"/>
+              <w:right w:val="single" w:color="C9D3DF" w:sz="4"/>
+            </w:tcBorders>
+            <w:tcMar>
+              <w:top w:type="dxa" w:w="50"/>
+              <w:left w:type="dxa" w:w="80"/>
+              <w:bottom w:type="dxa" w:w="50"/>
+              <w:right w:type="dxa" w:w="80"/>
+            </w:tcMar>
+          </w:tcPr>
+          <w:p>
+            <w:pPr>
+              <w:jc w:val="left"/>
+            </w:pPr>
+            <w:r>
+              <w:rPr>
+                <w:rFonts w:ascii="Malgun Gothic" w:cs="Malgun Gothic" w:eastAsia="Malgun Gothic" w:hAnsi="Malgun Gothic"/>
+                <w:sz w:val="17"/>
+                <w:szCs w:val="17"/>
+              </w:rPr>
+              <w:t xml:space="preserve">워크플로우 중심 10장 PPT·PDF 제작, 6분 발표 대본 작성, 용어·수치 불일치 점검</w:t>
+            </w:r>
+          </w:p>
+        </w:tc>
+        <w:tc>
+          <w:tcPr>
+            <w:tcW w:type="dxa" w:w="2145"/>
+            <w:tcBorders>
+              <w:top w:val="single" w:color="C9D3DF" w:sz="4"/>
+              <w:left w:val="single" w:color="C9D3DF" w:sz="4"/>
+              <w:bottom w:val="single" w:color="C9D3DF" w:sz="4"/>
+              <w:right w:val="single" w:color="C9D3DF" w:sz="4"/>
+            </w:tcBorders>
+            <w:tcMar>
+              <w:top w:type="dxa" w:w="50"/>
+              <w:left w:type="dxa" w:w="80"/>
+              <w:bottom w:type="dxa" w:w="50"/>
+              <w:right w:type="dxa" w:w="80"/>
+            </w:tcMar>
+          </w:tcPr>
+          <w:p>
+            <w:pPr>
+              <w:jc w:val="left"/>
+            </w:pPr>
+            <w:r>
+              <w:rPr>
+                <w:rFonts w:ascii="Malgun Gothic" w:cs="Malgun Gothic" w:eastAsia="Malgun Gothic" w:hAnsi="Malgun Gothic"/>
+                <w:sz w:val="17"/>
+                <w:szCs w:val="17"/>
+              </w:rPr>
+              <w:t xml:space="preserve">최종본 채택, 수치를 팀 확정 수치 문서와 대조</w:t>
+            </w:r>
+          </w:p>
+        </w:tc>
+      </w:tr>
+      <w:tr>
+        <w:trPr>
+          <w:cantSplit/>
+          <w:tblHeader w:val="false"/>
+        </w:trPr>
+        <w:tc>
+          <w:tcPr>
+            <w:tcW w:type="dxa" w:w="1653"/>
+            <w:tcBorders>
+              <w:top w:val="single" w:color="C9D3DF" w:sz="4"/>
+              <w:left w:val="single" w:color="C9D3DF" w:sz="4"/>
+              <w:bottom w:val="single" w:color="C9D3DF" w:sz="4"/>
+              <w:right w:val="single" w:color="C9D3DF" w:sz="4"/>
+            </w:tcBorders>
+            <w:tcMar>
+              <w:top w:type="dxa" w:w="50"/>
+              <w:left w:type="dxa" w:w="80"/>
+              <w:bottom w:type="dxa" w:w="50"/>
+              <w:right w:type="dxa" w:w="80"/>
+            </w:tcMar>
+          </w:tcPr>
+          <w:p>
+            <w:pPr>
+              <w:jc w:val="left"/>
+            </w:pPr>
+            <w:r>
+              <w:rPr>
+                <w:rFonts w:ascii="Malgun Gothic" w:cs="Malgun Gothic" w:eastAsia="Malgun Gothic" w:hAnsi="Malgun Gothic"/>
+                <w:sz w:val="17"/>
+                <w:szCs w:val="17"/>
+              </w:rPr>
+              <w:t xml:space="preserve">앱 코드 구현·수정</w:t>
+            </w:r>
+          </w:p>
+        </w:tc>
+        <w:tc>
+          <w:tcPr>
+            <w:tcW w:type="dxa" w:w="2201"/>
+            <w:tcBorders>
+              <w:top w:val="single" w:color="C9D3DF" w:sz="4"/>
+              <w:left w:val="single" w:color="C9D3DF" w:sz="4"/>
+              <w:bottom w:val="single" w:color="C9D3DF" w:sz="4"/>
+              <w:right w:val="single" w:color="C9D3DF" w:sz="4"/>
+            </w:tcBorders>
+            <w:tcMar>
+              <w:top w:type="dxa" w:w="50"/>
+              <w:left w:type="dxa" w:w="80"/>
+              <w:bottom w:type="dxa" w:w="50"/>
+              <w:right w:type="dxa" w:w="80"/>
+            </w:tcMar>
+          </w:tcPr>
+          <w:p>
+            <w:pPr>
+              <w:jc w:val="left"/>
+            </w:pPr>
+            <w:r>
+              <w:rPr>
+                <w:rFonts w:ascii="Malgun Gothic" w:cs="Malgun Gothic" w:eastAsia="Malgun Gothic" w:hAnsi="Malgun Gothic"/>
+                <w:sz w:val="17"/>
+                <w:szCs w:val="17"/>
+              </w:rPr>
+              <w:t xml:space="preserve">OpenAI Codex — SOL/Light 설정</w:t>
+            </w:r>
+          </w:p>
+        </w:tc>
+        <w:tc>
+          <w:tcPr>
+            <w:tcW w:type="dxa" w:w="1660"/>
+            <w:tcBorders>
+              <w:top w:val="single" w:color="C9D3DF" w:sz="4"/>
+              <w:left w:val="single" w:color="C9D3DF" w:sz="4"/>
+              <w:bottom w:val="single" w:color="C9D3DF" w:sz="4"/>
+              <w:right w:val="single" w:color="C9D3DF" w:sz="4"/>
+            </w:tcBorders>
+            <w:tcMar>
+              <w:top w:type="dxa" w:w="50"/>
+              <w:left w:type="dxa" w:w="80"/>
+              <w:bottom w:type="dxa" w:w="50"/>
+              <w:right w:type="dxa" w:w="80"/>
+            </w:tcMar>
+          </w:tcPr>
+          <w:p>
+            <w:pPr>
+              <w:jc w:val="center"/>
+            </w:pPr>
+            <w:r>
+              <w:rPr>
+                <w:rFonts w:ascii="Malgun Gothic" w:cs="Malgun Gothic" w:eastAsia="Malgun Gothic" w:hAnsi="Malgun Gothic"/>
+                <w:sz w:val="17"/>
+                <w:szCs w:val="17"/>
+              </w:rPr>
+              <w:t xml:space="preserve">조준수</w:t>
+            </w:r>
+          </w:p>
+        </w:tc>
+        <w:tc>
+          <w:tcPr>
+            <w:tcW w:type="dxa" w:w="2545"/>
+            <w:tcBorders>
+              <w:top w:val="single" w:color="C9D3DF" w:sz="4"/>
+              <w:left w:val="single" w:color="C9D3DF" w:sz="4"/>
+              <w:bottom w:val="single" w:color="C9D3DF" w:sz="4"/>
+              <w:right w:val="single" w:color="C9D3DF" w:sz="4"/>
+            </w:tcBorders>
+            <w:tcMar>
+              <w:top w:type="dxa" w:w="50"/>
+              <w:left w:type="dxa" w:w="80"/>
+              <w:bottom w:type="dxa" w:w="50"/>
+              <w:right w:type="dxa" w:w="80"/>
+            </w:tcMar>
+          </w:tcPr>
+          <w:p>
+            <w:pPr>
+              <w:jc w:val="left"/>
+            </w:pPr>
+            <w:r>
+              <w:rPr>
+                <w:rFonts w:ascii="Malgun Gothic" w:cs="Malgun Gothic" w:eastAsia="Malgun Gothic" w:hAnsi="Malgun Gothic"/>
+                <w:sz w:val="17"/>
+                <w:szCs w:val="17"/>
+              </w:rPr>
+              <w:t xml:space="preserve">Python·Streamlit 코드 구현·수정, 오류 수정, 자동 테스트 실행, Git 커밋 보조</w:t>
+            </w:r>
+          </w:p>
+        </w:tc>
+        <w:tc>
+          <w:tcPr>
+            <w:tcW w:type="dxa" w:w="2145"/>
+            <w:tcBorders>
+              <w:top w:val="single" w:color="C9D3DF" w:sz="4"/>
+              <w:left w:val="single" w:color="C9D3DF" w:sz="4"/>
+              <w:bottom w:val="single" w:color="C9D3DF" w:sz="4"/>
+              <w:right w:val="single" w:color="C9D3DF" w:sz="4"/>
+            </w:tcBorders>
+            <w:tcMar>
+              <w:top w:type="dxa" w:w="50"/>
+              <w:left w:type="dxa" w:w="80"/>
+              <w:bottom w:type="dxa" w:w="50"/>
+              <w:right w:type="dxa" w:w="80"/>
+            </w:tcMar>
+          </w:tcPr>
+          <w:p>
+            <w:pPr>
+              <w:jc w:val="left"/>
+            </w:pPr>
+            <w:r>
+              <w:rPr>
+                <w:rFonts w:ascii="Malgun Gothic" w:cs="Malgun Gothic" w:eastAsia="Malgun Gothic" w:hAnsi="Malgun Gothic"/>
+                <w:sz w:val="17"/>
+                <w:szCs w:val="17"/>
+              </w:rPr>
+              <w:t xml:space="preserve">수정 범위 지정, 결과 재검토</w:t>
+            </w:r>
+          </w:p>
+        </w:tc>
+      </w:tr>
+      <w:tr>
+        <w:trPr>
+          <w:cantSplit/>
+          <w:tblHeader w:val="false"/>
+        </w:trPr>
+        <w:tc>
+          <w:tcPr>
+            <w:tcW w:type="dxa" w:w="1653"/>
+            <w:tcBorders>
+              <w:top w:val="single" w:color="C9D3DF" w:sz="4"/>
+              <w:left w:val="single" w:color="C9D3DF" w:sz="4"/>
+              <w:bottom w:val="single" w:color="C9D3DF" w:sz="4"/>
+              <w:right w:val="single" w:color="C9D3DF" w:sz="4"/>
+            </w:tcBorders>
+            <w:tcMar>
+              <w:top w:type="dxa" w:w="50"/>
+              <w:left w:type="dxa" w:w="80"/>
+              <w:bottom w:type="dxa" w:w="50"/>
+              <w:right w:type="dxa" w:w="80"/>
+            </w:tcMar>
+          </w:tcPr>
+          <w:p>
+            <w:pPr>
+              <w:jc w:val="left"/>
+            </w:pPr>
+            <w:r>
+              <w:rPr>
+                <w:rFonts w:ascii="Malgun Gothic" w:cs="Malgun Gothic" w:eastAsia="Malgun Gothic" w:hAnsi="Malgun Gothic"/>
+                <w:sz w:val="17"/>
+                <w:szCs w:val="17"/>
+              </w:rPr>
+              <w:t xml:space="preserve">10/5 최종 UX/UI 개선</w:t>
+            </w:r>
+          </w:p>
+        </w:tc>
+        <w:tc>
+          <w:tcPr>
+            <w:tcW w:type="dxa" w:w="2201"/>
+            <w:tcBorders>
+              <w:top w:val="single" w:color="C9D3DF" w:sz="4"/>
+              <w:left w:val="single" w:color="C9D3DF" w:sz="4"/>
+              <w:bottom w:val="single" w:color="C9D3DF" w:sz="4"/>
+              <w:right w:val="single" w:color="C9D3DF" w:sz="4"/>
+            </w:tcBorders>
+            <w:tcMar>
+              <w:top w:type="dxa" w:w="50"/>
+              <w:left w:type="dxa" w:w="80"/>
+              <w:bottom w:type="dxa" w:w="50"/>
+              <w:right w:type="dxa" w:w="80"/>
+            </w:tcMar>
+          </w:tcPr>
+          <w:p>
+            <w:pPr>
+              <w:jc w:val="left"/>
+            </w:pPr>
+            <w:r>
+              <w:rPr>
+                <w:rFonts w:ascii="Malgun Gothic" w:cs="Malgun Gothic" w:eastAsia="Malgun Gothic" w:hAnsi="Malgun Gothic"/>
+                <w:sz w:val="17"/>
+                <w:szCs w:val="17"/>
+              </w:rPr>
+              <w:t xml:space="preserve">OpenAI Codex — Astra/Ultra 설정</w:t>
+            </w:r>
+          </w:p>
+        </w:tc>
+        <w:tc>
+          <w:tcPr>
+            <w:tcW w:type="dxa" w:w="1660"/>
+            <w:tcBorders>
+              <w:top w:val="single" w:color="C9D3DF" w:sz="4"/>
+              <w:left w:val="single" w:color="C9D3DF" w:sz="4"/>
+              <w:bottom w:val="single" w:color="C9D3DF" w:sz="4"/>
+              <w:right w:val="single" w:color="C9D3DF" w:sz="4"/>
+            </w:tcBorders>
+            <w:tcMar>
+              <w:top w:type="dxa" w:w="50"/>
+              <w:left w:type="dxa" w:w="80"/>
+              <w:bottom w:type="dxa" w:w="50"/>
+              <w:right w:type="dxa" w:w="80"/>
+            </w:tcMar>
+          </w:tcPr>
+          <w:p>
+            <w:pPr>
+              <w:jc w:val="center"/>
+            </w:pPr>
+            <w:r>
+              <w:rPr>
+                <w:rFonts w:ascii="Malgun Gothic" w:cs="Malgun Gothic" w:eastAsia="Malgun Gothic" w:hAnsi="Malgun Gothic"/>
+                <w:sz w:val="17"/>
+                <w:szCs w:val="17"/>
+              </w:rPr>
+              <w:t xml:space="preserve">조준수</w:t>
+            </w:r>
+          </w:p>
+        </w:tc>
+        <w:tc>
+          <w:tcPr>
+            <w:tcW w:type="dxa" w:w="2545"/>
+            <w:tcBorders>
+              <w:top w:val="single" w:color="C9D3DF" w:sz="4"/>
+              <w:left w:val="single" w:color="C9D3DF" w:sz="4"/>
+              <w:bottom w:val="single" w:color="C9D3DF" w:sz="4"/>
+              <w:right w:val="single" w:color="C9D3DF" w:sz="4"/>
+            </w:tcBorders>
+            <w:tcMar>
+              <w:top w:type="dxa" w:w="50"/>
+              <w:left w:type="dxa" w:w="80"/>
+              <w:bottom w:type="dxa" w:w="50"/>
+              <w:right w:type="dxa" w:w="80"/>
+            </w:tcMar>
+          </w:tcPr>
+          <w:p>
+            <w:pPr>
+              <w:jc w:val="left"/>
+            </w:pPr>
+            <w:r>
+              <w:rPr>
+                <w:rFonts w:ascii="Malgun Gothic" w:cs="Malgun Gothic" w:eastAsia="Malgun Gothic" w:hAnsi="Malgun Gothic"/>
+                <w:sz w:val="17"/>
+                <w:szCs w:val="17"/>
+              </w:rPr>
+              <w:t xml:space="preserve">여백·카드 높이·버튼 정렬, 물어보기·지역말 화면 배치, 일정 월별 접힘(기능 변경 없음, 단위 테스트 127개 통과 확인)</w:t>
+            </w:r>
+          </w:p>
+        </w:tc>
+        <w:tc>
+          <w:tcPr>
+            <w:tcW w:type="dxa" w:w="2145"/>
+            <w:tcBorders>
+              <w:top w:val="single" w:color="C9D3DF" w:sz="4"/>
+              <w:left w:val="single" w:color="C9D3DF" w:sz="4"/>
+              <w:bottom w:val="single" w:color="C9D3DF" w:sz="4"/>
+              <w:right w:val="single" w:color="C9D3DF" w:sz="4"/>
+            </w:tcBorders>
+            <w:tcMar>
+              <w:top w:type="dxa" w:w="50"/>
+              <w:left w:type="dxa" w:w="80"/>
+              <w:bottom w:type="dxa" w:w="50"/>
+              <w:right w:type="dxa" w:w="80"/>
+            </w:tcMar>
+          </w:tcPr>
+          <w:p>
+            <w:pPr>
+              <w:jc w:val="left"/>
+            </w:pPr>
+            <w:r>
+              <w:rPr>
+                <w:rFonts w:ascii="Malgun Gothic" w:cs="Malgun Gothic" w:eastAsia="Malgun Gothic" w:hAnsi="Malgun Gothic"/>
+                <w:sz w:val="17"/>
+                <w:szCs w:val="17"/>
+              </w:rPr>
+              <w:t xml:space="preserve">승인 범위만 수정하도록 지정, 노트북·휴대폰 재검수</w:t>
+            </w:r>
+          </w:p>
+        </w:tc>
+      </w:tr>
+      <w:tr>
+        <w:trPr>
+          <w:cantSplit/>
+          <w:tblHeader w:val="false"/>
+        </w:trPr>
+        <w:tc>
+          <w:tcPr>
+            <w:tcW w:type="dxa" w:w="1653"/>
+            <w:tcBorders>
+              <w:top w:val="single" w:color="C9D3DF" w:sz="4"/>
+              <w:left w:val="single" w:color="C9D3DF" w:sz="4"/>
+              <w:bottom w:val="single" w:color="C9D3DF" w:sz="4"/>
+              <w:right w:val="single" w:color="C9D3DF" w:sz="4"/>
+            </w:tcBorders>
+            <w:tcMar>
+              <w:top w:type="dxa" w:w="50"/>
+              <w:left w:type="dxa" w:w="80"/>
+              <w:bottom w:type="dxa" w:w="50"/>
+              <w:right w:type="dxa" w:w="80"/>
+            </w:tcMar>
+          </w:tcPr>
+          <w:p>
+            <w:pPr>
+              <w:jc w:val="left"/>
+            </w:pPr>
+            <w:r>
+              <w:rPr>
+                <w:rFonts w:ascii="Malgun Gothic" w:cs="Malgun Gothic" w:eastAsia="Malgun Gothic" w:hAnsi="Malgun Gothic"/>
+                <w:sz w:val="17"/>
+                <w:szCs w:val="17"/>
+              </w:rPr>
+              <w:t xml:space="preserve">문서·구성안 보조</w:t>
+            </w:r>
+          </w:p>
+        </w:tc>
+        <w:tc>
+          <w:tcPr>
+            <w:tcW w:type="dxa" w:w="2201"/>
+            <w:tcBorders>
+              <w:top w:val="single" w:color="C9D3DF" w:sz="4"/>
+              <w:left w:val="single" w:color="C9D3DF" w:sz="4"/>
+              <w:bottom w:val="single" w:color="C9D3DF" w:sz="4"/>
+              <w:right w:val="single" w:color="C9D3DF" w:sz="4"/>
+            </w:tcBorders>
+            <w:tcMar>
+              <w:top w:type="dxa" w:w="50"/>
+              <w:left w:type="dxa" w:w="80"/>
+              <w:bottom w:type="dxa" w:w="50"/>
+              <w:right w:type="dxa" w:w="80"/>
+            </w:tcMar>
+          </w:tcPr>
+          <w:p>
+            <w:pPr>
+              <w:jc w:val="left"/>
+            </w:pPr>
+            <w:r>
+              <w:rPr>
+                <w:rFonts w:ascii="Malgun Gothic" w:cs="Malgun Gothic" w:eastAsia="Malgun Gothic" w:hAnsi="Malgun Gothic"/>
+                <w:sz w:val="17"/>
+                <w:szCs w:val="17"/>
+              </w:rPr>
+              <w:t xml:space="preserve">Google Gemini 3.8 Flash</w:t>
+            </w:r>
+          </w:p>
+        </w:tc>
+        <w:tc>
+          <w:tcPr>
+            <w:tcW w:type="dxa" w:w="1660"/>
+            <w:tcBorders>
+              <w:top w:val="single" w:color="C9D3DF" w:sz="4"/>
+              <w:left w:val="single" w:color="C9D3DF" w:sz="4"/>
+              <w:bottom w:val="single" w:color="C9D3DF" w:sz="4"/>
+              <w:right w:val="single" w:color="C9D3DF" w:sz="4"/>
+            </w:tcBorders>
+            <w:tcMar>
+              <w:top w:type="dxa" w:w="50"/>
+              <w:left w:type="dxa" w:w="80"/>
+              <w:bottom w:type="dxa" w:w="50"/>
+              <w:right w:type="dxa" w:w="80"/>
+            </w:tcMar>
+          </w:tcPr>
+          <w:p>
+            <w:pPr>
+              <w:jc w:val="center"/>
+            </w:pPr>
+            <w:r>
+              <w:rPr>
+                <w:rFonts w:ascii="Malgun Gothic" w:cs="Malgun Gothic" w:eastAsia="Malgun Gothic" w:hAnsi="Malgun Gothic"/>
+                <w:sz w:val="17"/>
+                <w:szCs w:val="17"/>
+              </w:rPr>
+              <w:t xml:space="preserve">조준수</w:t>
+            </w:r>
+          </w:p>
+        </w:tc>
+        <w:tc>
+          <w:tcPr>
+            <w:tcW w:type="dxa" w:w="2545"/>
+            <w:tcBorders>
+              <w:top w:val="single" w:color="C9D3DF" w:sz="4"/>
+              <w:left w:val="single" w:color="C9D3DF" w:sz="4"/>
+              <w:bottom w:val="single" w:color="C9D3DF" w:sz="4"/>
+              <w:right w:val="single" w:color="C9D3DF" w:sz="4"/>
+            </w:tcBorders>
+            <w:tcMar>
+              <w:top w:type="dxa" w:w="50"/>
+              <w:left w:type="dxa" w:w="80"/>
+              <w:bottom w:type="dxa" w:w="50"/>
+              <w:right w:type="dxa" w:w="80"/>
+            </w:tcMar>
+          </w:tcPr>
+          <w:p>
+            <w:pPr>
+              <w:jc w:val="left"/>
+            </w:pPr>
+            <w:r>
+              <w:rPr>
+                <w:rFonts w:ascii="Malgun Gothic" w:cs="Malgun Gothic" w:eastAsia="Malgun Gothic" w:hAnsi="Malgun Gothic"/>
+                <w:sz w:val="17"/>
+                <w:szCs w:val="17"/>
+              </w:rPr>
+              <w:t xml:space="preserve">진행상황·인계 문안 초안, 테스트 결과·수치 비교 정리, 발표 구성안·시연 시나리오 보조</w:t>
+            </w:r>
+          </w:p>
+        </w:tc>
+        <w:tc>
+          <w:tcPr>
+            <w:tcW w:type="dxa" w:w="2145"/>
+            <w:tcBorders>
+              <w:top w:val="single" w:color="C9D3DF" w:sz="4"/>
+              <w:left w:val="single" w:color="C9D3DF" w:sz="4"/>
+              <w:bottom w:val="single" w:color="C9D3DF" w:sz="4"/>
+              <w:right w:val="single" w:color="C9D3DF" w:sz="4"/>
+            </w:tcBorders>
+            <w:tcMar>
+              <w:top w:type="dxa" w:w="50"/>
+              <w:left w:type="dxa" w:w="80"/>
+              <w:bottom w:type="dxa" w:w="50"/>
+              <w:right w:type="dxa" w:w="80"/>
+            </w:tcMar>
+          </w:tcPr>
+          <w:p>
+            <w:pPr>
+              <w:jc w:val="left"/>
+            </w:pPr>
+            <w:r>
+              <w:rPr>
+                <w:rFonts w:ascii="Malgun Gothic" w:cs="Malgun Gothic" w:eastAsia="Malgun Gothic" w:hAnsi="Malgun Gothic"/>
+                <w:sz w:val="17"/>
+                <w:szCs w:val="17"/>
+              </w:rPr>
+              <w:t xml:space="preserve">수치는 팀 문서로 재확인</w:t>
+            </w:r>
+          </w:p>
+        </w:tc>
+      </w:tr>
+      <w:tr>
+        <w:trPr>
+          <w:cantSplit/>
+          <w:tblHeader w:val="false"/>
+        </w:trPr>
+        <w:tc>
+          <w:tcPr>
+            <w:tcW w:type="dxa" w:w="1653"/>
+            <w:tcBorders>
+              <w:top w:val="single" w:color="C9D3DF" w:sz="4"/>
+              <w:left w:val="single" w:color="C9D3DF" w:sz="4"/>
+              <w:bottom w:val="single" w:color="C9D3DF" w:sz="4"/>
+              <w:right w:val="single" w:color="C9D3DF" w:sz="4"/>
+            </w:tcBorders>
+            <w:tcMar>
+              <w:top w:type="dxa" w:w="50"/>
+              <w:left w:type="dxa" w:w="80"/>
+              <w:bottom w:type="dxa" w:w="50"/>
+              <w:right w:type="dxa" w:w="80"/>
+            </w:tcMar>
+          </w:tcPr>
+          <w:p>
+            <w:pPr>
+              <w:jc w:val="left"/>
+            </w:pPr>
+            <w:r>
+              <w:rPr>
+                <w:rFonts w:ascii="Malgun Gothic" w:cs="Malgun Gothic" w:eastAsia="Malgun Gothic" w:hAnsi="Malgun Gothic"/>
+                <w:sz w:val="17"/>
+                <w:szCs w:val="17"/>
+              </w:rPr>
+              <w:t xml:space="preserve">팀 자체 점검 테스트 리포트(10/3)</w:t>
+            </w:r>
+          </w:p>
+        </w:tc>
+        <w:tc>
+          <w:tcPr>
+            <w:tcW w:type="dxa" w:w="2201"/>
+            <w:tcBorders>
+              <w:top w:val="single" w:color="C9D3DF" w:sz="4"/>
+              <w:left w:val="single" w:color="C9D3DF" w:sz="4"/>
+              <w:bottom w:val="single" w:color="C9D3DF" w:sz="4"/>
+              <w:right w:val="single" w:color="C9D3DF" w:sz="4"/>
+            </w:tcBorders>
+            <w:tcMar>
+              <w:top w:type="dxa" w:w="50"/>
+              <w:left w:type="dxa" w:w="80"/>
+              <w:bottom w:type="dxa" w:w="50"/>
+              <w:right w:type="dxa" w:w="80"/>
+            </w:tcMar>
+          </w:tcPr>
+          <w:p>
+            <w:pPr>
+              <w:jc w:val="left"/>
+            </w:pPr>
+            <w:r>
+              <w:rPr>
+                <w:rFonts w:ascii="Malgun Gothic" w:cs="Malgun Gothic" w:eastAsia="Malgun Gothic" w:hAnsi="Malgun Gothic"/>
+                <w:sz w:val="17"/>
+                <w:szCs w:val="17"/>
+              </w:rPr>
+              <w:t xml:space="preserve">ChatGPT GPT 솔라이트 6.1(OpenAI)</w:t>
+            </w:r>
+          </w:p>
+        </w:tc>
+        <w:tc>
+          <w:tcPr>
+            <w:tcW w:type="dxa" w:w="1660"/>
+            <w:tcBorders>
+              <w:top w:val="single" w:color="C9D3DF" w:sz="4"/>
+              <w:left w:val="single" w:color="C9D3DF" w:sz="4"/>
+              <w:bottom w:val="single" w:color="C9D3DF" w:sz="4"/>
+              <w:right w:val="single" w:color="C9D3DF" w:sz="4"/>
+            </w:tcBorders>
+            <w:tcMar>
+              <w:top w:type="dxa" w:w="50"/>
+              <w:left w:type="dxa" w:w="80"/>
+              <w:bottom w:type="dxa" w:w="50"/>
+              <w:right w:type="dxa" w:w="80"/>
+            </w:tcMar>
+          </w:tcPr>
+          <w:p>
+            <w:pPr>
+              <w:jc w:val="center"/>
+            </w:pPr>
+            <w:r>
+              <w:rPr>
+                <w:rFonts w:ascii="Malgun Gothic" w:cs="Malgun Gothic" w:eastAsia="Malgun Gothic" w:hAnsi="Malgun Gothic"/>
+                <w:sz w:val="17"/>
+                <w:szCs w:val="17"/>
+              </w:rPr>
+              <w:t xml:space="preserve">이미영</w:t>
+            </w:r>
+          </w:p>
+        </w:tc>
+        <w:tc>
+          <w:tcPr>
+            <w:tcW w:type="dxa" w:w="2545"/>
+            <w:tcBorders>
+              <w:top w:val="single" w:color="C9D3DF" w:sz="4"/>
+              <w:left w:val="single" w:color="C9D3DF" w:sz="4"/>
+              <w:bottom w:val="single" w:color="C9D3DF" w:sz="4"/>
+              <w:right w:val="single" w:color="C9D3DF" w:sz="4"/>
+            </w:tcBorders>
+            <w:tcMar>
+              <w:top w:type="dxa" w:w="50"/>
+              <w:left w:type="dxa" w:w="80"/>
+              <w:bottom w:type="dxa" w:w="50"/>
+              <w:right w:type="dxa" w:w="80"/>
+            </w:tcMar>
+          </w:tcPr>
+          <w:p>
+            <w:pPr>
+              <w:jc w:val="left"/>
+            </w:pPr>
+            <w:r>
+              <w:rPr>
+                <w:rFonts w:ascii="Malgun Gothic" w:cs="Malgun Gothic" w:eastAsia="Malgun Gothic" w:hAnsi="Malgun Gothic"/>
+                <w:sz w:val="17"/>
+                <w:szCs w:val="17"/>
+              </w:rPr>
+              <w:t xml:space="preserve">자체평가 테스트보고서 2차(PC·모바일) 작성 보조</w:t>
+            </w:r>
+          </w:p>
+        </w:tc>
+        <w:tc>
+          <w:tcPr>
+            <w:tcW w:type="dxa" w:w="2145"/>
+            <w:tcBorders>
+              <w:top w:val="single" w:color="C9D3DF" w:sz="4"/>
+              <w:left w:val="single" w:color="C9D3DF" w:sz="4"/>
+              <w:bottom w:val="single" w:color="C9D3DF" w:sz="4"/>
+              <w:right w:val="single" w:color="C9D3DF" w:sz="4"/>
+            </w:tcBorders>
+            <w:tcMar>
+              <w:top w:type="dxa" w:w="50"/>
+              <w:left w:type="dxa" w:w="80"/>
+              <w:bottom w:type="dxa" w:w="50"/>
+              <w:right w:type="dxa" w:w="80"/>
+            </w:tcMar>
+          </w:tcPr>
+          <w:p>
+            <w:pPr>
+              <w:jc w:val="left"/>
+            </w:pPr>
+            <w:r>
+              <w:rPr>
+                <w:rFonts w:ascii="Malgun Gothic" w:cs="Malgun Gothic" w:eastAsia="Malgun Gothic" w:hAnsi="Malgun Gothic"/>
+                <w:sz w:val="17"/>
+                <w:szCs w:val="17"/>
+              </w:rPr>
+              <w:t xml:space="preserve">배포 앱을 PC·휴대폰에서 직접 사용해 확인, 지적 사항 판단</w:t>
+            </w:r>
+          </w:p>
+        </w:tc>
+      </w:tr>
+      <w:tr>
+        <w:trPr>
+          <w:cantSplit/>
+          <w:tblHeader w:val="false"/>
+        </w:trPr>
+        <w:tc>
+          <w:tcPr>
+            <w:tcW w:type="dxa" w:w="1653"/>
+            <w:tcBorders>
+              <w:top w:val="single" w:color="C9D3DF" w:sz="4"/>
+              <w:left w:val="single" w:color="C9D3DF" w:sz="4"/>
+              <w:bottom w:val="single" w:color="C9D3DF" w:sz="4"/>
+              <w:right w:val="single" w:color="C9D3DF" w:sz="4"/>
+            </w:tcBorders>
+            <w:tcMar>
+              <w:top w:type="dxa" w:w="50"/>
+              <w:left w:type="dxa" w:w="80"/>
+              <w:bottom w:type="dxa" w:w="50"/>
+              <w:right w:type="dxa" w:w="80"/>
+            </w:tcMar>
+          </w:tcPr>
+          <w:p>
+            <w:pPr>
+              <w:jc w:val="left"/>
+            </w:pPr>
+            <w:r>
+              <w:rPr>
+                <w:rFonts w:ascii="Malgun Gothic" w:cs="Malgun Gothic" w:eastAsia="Malgun Gothic" w:hAnsi="Malgun Gothic"/>
+                <w:sz w:val="17"/>
+                <w:szCs w:val="17"/>
+              </w:rPr>
+              <w:t xml:space="preserve">시연동영상</w:t>
+            </w:r>
+          </w:p>
+        </w:tc>
+        <w:tc>
+          <w:tcPr>
+            <w:tcW w:type="dxa" w:w="2201"/>
+            <w:tcBorders>
+              <w:top w:val="single" w:color="C9D3DF" w:sz="4"/>
+              <w:left w:val="single" w:color="C9D3DF" w:sz="4"/>
+              <w:bottom w:val="single" w:color="C9D3DF" w:sz="4"/>
+              <w:right w:val="single" w:color="C9D3DF" w:sz="4"/>
+            </w:tcBorders>
+            <w:tcMar>
+              <w:top w:type="dxa" w:w="50"/>
+              <w:left w:type="dxa" w:w="80"/>
+              <w:bottom w:type="dxa" w:w="50"/>
+              <w:right w:type="dxa" w:w="80"/>
+            </w:tcMar>
+          </w:tcPr>
+          <w:p>
+            <w:pPr>
+              <w:jc w:val="left"/>
+            </w:pPr>
+            <w:r>
+              <w:rPr>
+                <w:rFonts w:ascii="Malgun Gothic" w:cs="Malgun Gothic" w:eastAsia="Malgun Gothic" w:hAnsi="Malgun Gothic"/>
+                <w:sz w:val="17"/>
+                <w:szCs w:val="17"/>
+              </w:rPr>
+              <w:t xml:space="preserve">— (AI로 만든 화면 없음)</w:t>
+            </w:r>
+          </w:p>
+        </w:tc>
+        <w:tc>
+          <w:tcPr>
+            <w:tcW w:type="dxa" w:w="1660"/>
+            <w:tcBorders>
+              <w:top w:val="single" w:color="C9D3DF" w:sz="4"/>
+              <w:left w:val="single" w:color="C9D3DF" w:sz="4"/>
+              <w:bottom w:val="single" w:color="C9D3DF" w:sz="4"/>
+              <w:right w:val="single" w:color="C9D3DF" w:sz="4"/>
+            </w:tcBorders>
+            <w:tcMar>
+              <w:top w:type="dxa" w:w="50"/>
+              <w:left w:type="dxa" w:w="80"/>
+              <w:bottom w:type="dxa" w:w="50"/>
+              <w:right w:type="dxa" w:w="80"/>
+            </w:tcMar>
+          </w:tcPr>
+          <w:p>
+            <w:pPr>
+              <w:jc w:val="center"/>
+            </w:pPr>
+            <w:r>
+              <w:rPr>
+                <w:rFonts w:ascii="Malgun Gothic" w:cs="Malgun Gothic" w:eastAsia="Malgun Gothic" w:hAnsi="Malgun Gothic"/>
+                <w:sz w:val="17"/>
+                <w:szCs w:val="17"/>
+              </w:rPr>
+              <w:t xml:space="preserve">이미영·조준수</w:t>
+            </w:r>
+          </w:p>
+        </w:tc>
+        <w:tc>
+          <w:tcPr>
+            <w:tcW w:type="dxa" w:w="2545"/>
+            <w:tcBorders>
+              <w:top w:val="single" w:color="C9D3DF" w:sz="4"/>
+              <w:left w:val="single" w:color="C9D3DF" w:sz="4"/>
+              <w:bottom w:val="single" w:color="C9D3DF" w:sz="4"/>
+              <w:right w:val="single" w:color="C9D3DF" w:sz="4"/>
+            </w:tcBorders>
+            <w:tcMar>
+              <w:top w:type="dxa" w:w="50"/>
+              <w:left w:type="dxa" w:w="80"/>
+              <w:bottom w:type="dxa" w:w="50"/>
+              <w:right w:type="dxa" w:w="80"/>
+            </w:tcMar>
+          </w:tcPr>
+          <w:p>
+            <w:pPr>
+              <w:jc w:val="left"/>
+            </w:pPr>
+            <w:r>
+              <w:rPr>
+                <w:rFonts w:ascii="Malgun Gothic" w:cs="Malgun Gothic" w:eastAsia="Malgun Gothic" w:hAnsi="Malgun Gothic"/>
+                <w:sz w:val="17"/>
+                <w:szCs w:val="17"/>
+              </w:rPr>
+              <w:t xml:space="preserve">—</w:t>
+            </w:r>
+          </w:p>
+        </w:tc>
+        <w:tc>
+          <w:tcPr>
+            <w:tcW w:type="dxa" w:w="2145"/>
+            <w:tcBorders>
+              <w:top w:val="single" w:color="C9D3DF" w:sz="4"/>
+              <w:left w:val="single" w:color="C9D3DF" w:sz="4"/>
+              <w:bottom w:val="single" w:color="C9D3DF" w:sz="4"/>
+              <w:right w:val="single" w:color="C9D3DF" w:sz="4"/>
+            </w:tcBorders>
+            <w:tcMar>
+              <w:top w:type="dxa" w:w="50"/>
+              <w:left w:type="dxa" w:w="80"/>
+              <w:bottom w:type="dxa" w:w="50"/>
+              <w:right w:type="dxa" w:w="80"/>
+            </w:tcMar>
+          </w:tcPr>
+          <w:p>
+            <w:pPr>
+              <w:jc w:val="left"/>
+            </w:pPr>
+            <w:r>
+              <w:rPr>
+                <w:rFonts w:ascii="Malgun Gothic" w:cs="Malgun Gothic" w:eastAsia="Malgun Gothic" w:hAnsi="Malgun Gothic"/>
+                <w:sz w:val="17"/>
+                <w:szCs w:val="17"/>
+              </w:rPr>
+              <w:t xml:space="preserve">실제 앱 녹화(이미영), 컷 편집·자막·속도 조절(조준수)</w:t>
             </w:r>
           </w:p>
         </w:tc>

--- a/deliverables/technical_description/오이소창원_AI_Agent_기술설명서_20261005.docx
+++ b/deliverables/technical_description/오이소창원_AI_Agent_기술설명서_20261005.docx
@@ -64,7 +64,7 @@
           <w:sz w:val="34"/>
           <w:szCs w:val="34"/>
         </w:rPr>
-        <w:t xml:space="preserve">기술명세서(제출2) · 소스 및 경로(제출3) — 오이소창원</w:t>
+        <w:t xml:space="preserve">기술명세서(제출2) — 오이소창원</w:t>
       </w:r>
       <w:r>
         <w:drawing>
@@ -1301,7 +1301,7 @@
               </w:rPr>
               <w:t xml:space="preserve">저장소 </w:t>
             </w:r>
-            <w:hyperlink w:history="1" r:id="rIdzwot7e3gsrkyuvo65423a">
+            <w:hyperlink w:history="1" r:id="rIdbitfkxw0zsjydmv5y6pl8">
               <w:r>
                 <w:rPr>
                   <w:rStyle w:val="Hyperlink"/>
@@ -1320,7 +1320,7 @@
               </w:rPr>
               <w:t xml:space="preserve"> (main, 공개) · 실행 streamlit run app.py · 배포 앱 </w:t>
             </w:r>
-            <w:hyperlink w:history="1" r:id="rIdy4-tk69xpjqhx4altrqwp">
+            <w:hyperlink w:history="1" r:id="rIdsxvkc5tdt-bpwnm26wrid">
               <w:r>
                 <w:rPr>
                   <w:rStyle w:val="Hyperlink"/>
@@ -1650,7 +1650,7 @@
               </w:rPr>
               <w:t xml:space="preserve">창원시 누리집(</w:t>
             </w:r>
-            <w:hyperlink w:history="1" r:id="rIdktrelji_yz5sf_bnp2qdy">
+            <w:hyperlink w:history="1" r:id="rIdfxfq5ylq1ypehbljv1mpe">
               <w:r>
                 <w:rPr>
                   <w:rStyle w:val="Hyperlink"/>
@@ -1669,7 +1669,7 @@
               </w:rPr>
               <w:t xml:space="preserve">) · 창원청년정보플랫폼 · 「혜택만 콕! 2026」(</w:t>
             </w:r>
-            <w:hyperlink w:history="1" r:id="rIdshtbpjmr_8txcoi6wavia">
+            <w:hyperlink w:history="1" r:id="rIdze1drswe7rwvbkmm3ylho">
               <w:r>
                 <w:rPr>
                   <w:rStyle w:val="Hyperlink"/>
@@ -1688,7 +1688,7 @@
               </w:rPr>
               <w:t xml:space="preserve">) · 경남바로서비스(</w:t>
             </w:r>
-            <w:hyperlink w:history="1" r:id="rIdqb4ngw2x7zdrmdnlaud0v">
+            <w:hyperlink w:history="1" r:id="rId8mzxucii2uz9vtmzz8vde">
               <w:r>
                 <w:rPr>
                   <w:rStyle w:val="Hyperlink"/>
@@ -1803,7 +1803,7 @@
               </w:rPr>
               <w:t xml:space="preserve">창원시·경상남도 누리집 · 창원시설공단(</w:t>
             </w:r>
-            <w:hyperlink w:history="1" r:id="rIdonxxuc5drqhbvcav34_bm">
+            <w:hyperlink w:history="1" r:id="rIde3axjwcnktific30ht_qf">
               <w:r>
                 <w:rPr>
                   <w:rStyle w:val="Hyperlink"/>
@@ -1822,7 +1822,7 @@
               </w:rPr>
               <w:t xml:space="preserve">) · K-패스(</w:t>
             </w:r>
-            <w:hyperlink w:history="1" r:id="rIdyrkcj8j_hxahnhrkxbye7">
+            <w:hyperlink w:history="1" r:id="rIdntfc6m3ijiwhuwwrgjceo">
               <w:r>
                 <w:rPr>
                   <w:rStyle w:val="Hyperlink"/>
@@ -1937,7 +1937,7 @@
               </w:rPr>
               <w:t xml:space="preserve">한국관광공사 대한민국 구석구석(</w:t>
             </w:r>
-            <w:hyperlink w:history="1" r:id="rIdongsw0xgxz5pyuub3d9ph">
+            <w:hyperlink w:history="1" r:id="rIdjxsg6jwntcl4dwlixbvpu">
               <w:r>
                 <w:rPr>
                   <w:rStyle w:val="Hyperlink"/>
@@ -2052,7 +2052,7 @@
               </w:rPr>
               <w:t xml:space="preserve">국립국어원 우리말샘(</w:t>
             </w:r>
-            <w:hyperlink w:history="1" r:id="rId2zqluwuqsvaj-mg5i9abf">
+            <w:hyperlink w:history="1" r:id="rIdtoa3x1csg_faehm6-jhy7">
               <w:r>
                 <w:rPr>
                   <w:rStyle w:val="Hyperlink"/>
@@ -2071,7 +2071,7 @@
               </w:rPr>
               <w:t xml:space="preserve"> CC BY-SA 2.0 KR) · 지역어 듣기 · 온라인가나다 · 경남방언사전(2017, KCI 편찬 논문) · 디지털창원문화대전(</w:t>
             </w:r>
-            <w:hyperlink w:history="1" r:id="rIdqqatau9jbc_cjfay86x8e">
+            <w:hyperlink w:history="1" r:id="rIdqvjwvcv7epvq8kjebtjoj">
               <w:r>
                 <w:rPr>
                   <w:rStyle w:val="Hyperlink"/>
@@ -2186,7 +2186,7 @@
               </w:rPr>
               <w:t xml:space="preserve">창원시 누리집 · 국민신문고(</w:t>
             </w:r>
-            <w:hyperlink w:history="1" r:id="rIddxysmogaz5khwlvv9-vaj">
+            <w:hyperlink w:history="1" r:id="rIdrwngf1p0mrww6dxha55ud">
               <w:r>
                 <w:rPr>
                   <w:rStyle w:val="Hyperlink"/>
@@ -2205,7 +2205,7 @@
               </w:rPr>
               <w:t xml:space="preserve">) · 자살예방상담전화 109(</w:t>
             </w:r>
-            <w:hyperlink w:history="1" r:id="rIdf-lpttgzitp7igzqkhedd">
+            <w:hyperlink w:history="1" r:id="rIdcrxgjgjgayjslr-w7_j2g">
               <w:r>
                 <w:rPr>
                   <w:rStyle w:val="Hyperlink"/>
@@ -2224,7 +2224,7 @@
               </w:rPr>
               <w:t xml:space="preserve">) · 경남 청년마음단디센터(</w:t>
             </w:r>
-            <w:hyperlink w:history="1" r:id="rIdqu_h3bygt3xaspq99dfq_">
+            <w:hyperlink w:history="1" r:id="rIdrs7dllfrvfq50yn-g3zwf">
               <w:r>
                 <w:rPr>
                   <w:rStyle w:val="Hyperlink"/>
@@ -2339,7 +2339,7 @@
               </w:rPr>
               <w:t xml:space="preserve">창원시 데이터 포털(</w:t>
             </w:r>
-            <w:hyperlink w:history="1" r:id="rIdwdtckfvnbvrjpsfmln7qw">
+            <w:hyperlink w:history="1" r:id="rIdizvet6gckou-o-bmxigrb">
               <w:r>
                 <w:rPr>
                   <w:rStyle w:val="Hyperlink"/>
@@ -2358,7 +2358,7 @@
               </w:rPr>
               <w:t xml:space="preserve">) 2023.12·2026.8 인구현황 · 국가데이터처 2025 국내인구이동통계(</w:t>
             </w:r>
-            <w:hyperlink w:history="1" r:id="rId38jhafzqldjsgatnvebpc">
+            <w:hyperlink w:history="1" r:id="rIdwlwnhewpavatpy-fx7xbb">
               <w:r>
                 <w:rPr>
                   <w:rStyle w:val="Hyperlink"/>
@@ -2539,7 +2539,7 @@
               </w:rPr>
               <w:t xml:space="preserve">OpenAI GPT-4.1 mini(gpt-4.1-mini, </w:t>
             </w:r>
-            <w:hyperlink w:history="1" r:id="rIdtqgl4asjuywf8tucjdpar">
+            <w:hyperlink w:history="1" r:id="rId3zsibj9q5dmeefbl8v7f7">
               <w:r>
                 <w:rPr>
                   <w:rStyle w:val="Hyperlink"/>
